--- a/Informe_RobotBalancin.docx
+++ b/Informe_RobotBalancin.docx
@@ -9203,6 +9203,54 @@
       <w:bookmarkStart w:id="13" w:name="_Toc242447787"/>
       <w:bookmarkEnd w:id="12"/>
       <w:r>
+        <w:t xml:space="preserve"> </w:t>
+      </w:r>
+    </w:p>
+    <w:p>
+      <w:pPr>
+        <w:pStyle w:val="Ttulo2"/>
+        <w:tabs>
+          <w:tab w:val="left" w:pos="718"/>
+        </w:tabs>
+        <w:ind w:left="720" w:firstLine="0"/>
+      </w:pPr>
+    </w:p>
+    <w:p>
+      <w:pPr>
+        <w:rPr>
+          <w:rFonts w:ascii="Arial" w:eastAsia="Arial" w:hAnsi="Arial" w:cs="Arial"/>
+          <w:b/>
+          <w:bCs/>
+          <w:sz w:val="20"/>
+          <w:szCs w:val="20"/>
+        </w:rPr>
+      </w:pPr>
+      <w:r>
+        <w:br w:type="page"/>
+      </w:r>
+    </w:p>
+    <w:p>
+      <w:pPr>
+        <w:pStyle w:val="Ttulo2"/>
+        <w:tabs>
+          <w:tab w:val="left" w:pos="718"/>
+        </w:tabs>
+        <w:ind w:left="0" w:firstLine="0"/>
+      </w:pPr>
+    </w:p>
+    <w:p>
+      <w:pPr>
+        <w:pStyle w:val="Ttulo2"/>
+        <w:numPr>
+          <w:ilvl w:val="1"/>
+          <w:numId w:val="9"/>
+        </w:numPr>
+        <w:tabs>
+          <w:tab w:val="left" w:pos="718"/>
+        </w:tabs>
+        <w:ind w:left="718" w:hanging="358"/>
+      </w:pPr>
+      <w:r>
         <w:t>Diseño</w:t>
       </w:r>
       <w:r>
@@ -9886,9 +9934,9 @@
           <w:noProof/>
         </w:rPr>
         <w:drawing>
-          <wp:inline distT="0" distB="0" distL="0" distR="0" wp14:anchorId="32EA39F1" wp14:editId="7FB2DFD7">
-            <wp:extent cx="4775081" cy="3261387"/>
-            <wp:effectExtent l="0" t="0" r="6985" b="0"/>
+          <wp:inline distT="0" distB="0" distL="0" distR="0" wp14:anchorId="32EA39F1" wp14:editId="0EDC1847">
+            <wp:extent cx="3909925" cy="2670484"/>
+            <wp:effectExtent l="0" t="0" r="0" b="0"/>
             <wp:docPr id="103" name="Imagen 103"/>
             <wp:cNvGraphicFramePr>
               <a:graphicFrameLocks xmlns:a="http://schemas.openxmlformats.org/drawingml/2006/main" noChangeAspect="1"/>
@@ -9915,7 +9963,7 @@
                   <pic:spPr>
                     <a:xfrm>
                       <a:off x="0" y="0"/>
-                      <a:ext cx="4791964" cy="3272918"/>
+                      <a:ext cx="3934841" cy="2687502"/>
                     </a:xfrm>
                     <a:prstGeom prst="rect">
                       <a:avLst/>
@@ -10253,6 +10301,7 @@
       <w:pPr>
         <w:keepNext/>
         <w:ind w:left="360"/>
+        <w:jc w:val="center"/>
       </w:pPr>
       <w:r>
         <w:rPr>
@@ -10262,9 +10311,9 @@
           <w:szCs w:val="20"/>
         </w:rPr>
         <w:drawing>
-          <wp:inline distT="0" distB="0" distL="0" distR="0" wp14:anchorId="39515868" wp14:editId="65258020">
-            <wp:extent cx="6400800" cy="2422525"/>
-            <wp:effectExtent l="0" t="0" r="0" b="0"/>
+          <wp:inline distT="0" distB="0" distL="0" distR="0" wp14:anchorId="39515868" wp14:editId="1219B1BC">
+            <wp:extent cx="5728335" cy="2168016"/>
+            <wp:effectExtent l="0" t="0" r="5715" b="3810"/>
             <wp:docPr id="104" name="Imagen 104"/>
             <wp:cNvGraphicFramePr>
               <a:graphicFrameLocks xmlns:a="http://schemas.openxmlformats.org/drawingml/2006/main" noChangeAspect="1"/>
@@ -10291,7 +10340,7 @@
                   <pic:spPr>
                     <a:xfrm>
                       <a:off x="0" y="0"/>
-                      <a:ext cx="6400800" cy="2422525"/>
+                      <a:ext cx="5737253" cy="2171391"/>
                     </a:xfrm>
                     <a:prstGeom prst="rect">
                       <a:avLst/>
@@ -10500,18 +10549,62 @@
         <w:rPr>
           <w:rFonts w:ascii="Arial" w:hAnsi="Arial" w:cs="Arial"/>
         </w:rPr>
-        <w:br w:type="page"/>
-      </w:r>
+        <w:t>Para mayor información revisa en el repositorio:</w:t>
+      </w:r>
+      <w:r>
+        <w:t xml:space="preserve"> </w:t>
+      </w:r>
+      <w:hyperlink r:id="rId17" w:history="1">
+        <w:r>
+          <w:rPr>
+            <w:rStyle w:val="Hipervnculo"/>
+            <w:rFonts w:ascii="Arial" w:hAnsi="Arial" w:cs="Arial"/>
+          </w:rPr>
+          <w:t>https://github.com/JB153486/Proyecto-Balanc-n-Inteligente-II/tree/Rickson-Hernandez/PCB</w:t>
+        </w:r>
+      </w:hyperlink>
     </w:p>
     <w:p>
       <w:pPr>
         <w:pStyle w:val="Textoindependiente"/>
         <w:spacing w:before="206"/>
-        <w:ind w:left="360" w:right="253"/>
-        <w:rPr>
-          <w:rFonts w:ascii="Arial" w:hAnsi="Arial" w:cs="Arial"/>
-        </w:rPr>
-      </w:pPr>
+        <w:ind w:right="253"/>
+        <w:rPr>
+          <w:rFonts w:ascii="Arial" w:hAnsi="Arial" w:cs="Arial"/>
+        </w:rPr>
+      </w:pPr>
+      <w:r>
+        <w:rPr>
+          <w:rFonts w:ascii="Arial" w:hAnsi="Arial" w:cs="Arial"/>
+        </w:rPr>
+        <w:t xml:space="preserve"> </w:t>
+      </w:r>
+    </w:p>
+    <w:p>
+      <w:pPr>
+        <w:pStyle w:val="Textoindependiente"/>
+        <w:spacing w:before="206"/>
+        <w:ind w:right="253"/>
+        <w:rPr>
+          <w:rFonts w:ascii="Arial" w:hAnsi="Arial" w:cs="Arial"/>
+        </w:rPr>
+      </w:pPr>
+    </w:p>
+    <w:p>
+      <w:pPr>
+        <w:pStyle w:val="Textoindependiente"/>
+        <w:spacing w:before="206"/>
+        <w:ind w:right="253"/>
+        <w:rPr>
+          <w:rFonts w:ascii="Arial" w:hAnsi="Arial" w:cs="Arial"/>
+        </w:rPr>
+      </w:pPr>
+      <w:r>
+        <w:rPr>
+          <w:rFonts w:ascii="Arial" w:hAnsi="Arial" w:cs="Arial"/>
+        </w:rPr>
+        <w:br w:type="page"/>
+      </w:r>
     </w:p>
     <w:p>
       <w:pPr>
@@ -10887,7 +10980,7 @@
                     <pic:cNvPicPr/>
                   </pic:nvPicPr>
                   <pic:blipFill rotWithShape="1">
-                    <a:blip r:embed="rId17"/>
+                    <a:blip r:embed="rId18"/>
                     <a:srcRect l="3293" r="-1"/>
                     <a:stretch>
                       <a:fillRect/>
@@ -11106,7 +11199,7 @@
                     <pic:cNvPicPr/>
                   </pic:nvPicPr>
                   <pic:blipFill>
-                    <a:blip r:embed="rId18" cstate="print"/>
+                    <a:blip r:embed="rId19" cstate="print"/>
                     <a:stretch>
                       <a:fillRect/>
                     </a:stretch>
@@ -11435,7 +11528,7 @@
                     <pic:cNvPicPr/>
                   </pic:nvPicPr>
                   <pic:blipFill>
-                    <a:blip r:embed="rId19" cstate="print"/>
+                    <a:blip r:embed="rId20" cstate="print"/>
                     <a:stretch>
                       <a:fillRect/>
                     </a:stretch>
@@ -11786,7 +11879,7 @@
                     <pic:cNvPicPr/>
                   </pic:nvPicPr>
                   <pic:blipFill>
-                    <a:blip r:embed="rId20" cstate="print"/>
+                    <a:blip r:embed="rId21" cstate="print"/>
                     <a:stretch>
                       <a:fillRect/>
                     </a:stretch>
@@ -11866,7 +11959,7 @@
                     <pic:cNvPicPr/>
                   </pic:nvPicPr>
                   <pic:blipFill>
-                    <a:blip r:embed="rId21" cstate="print"/>
+                    <a:blip r:embed="rId22" cstate="print"/>
                     <a:stretch>
                       <a:fillRect/>
                     </a:stretch>
@@ -12393,7 +12486,7 @@
                     <pic:cNvPicPr/>
                   </pic:nvPicPr>
                   <pic:blipFill>
-                    <a:blip r:embed="rId22" cstate="print"/>
+                    <a:blip r:embed="rId23" cstate="print"/>
                     <a:stretch>
                       <a:fillRect/>
                     </a:stretch>
@@ -12657,7 +12750,7 @@
                     <pic:cNvPicPr/>
                   </pic:nvPicPr>
                   <pic:blipFill>
-                    <a:blip r:embed="rId23" cstate="print"/>
+                    <a:blip r:embed="rId24" cstate="print"/>
                     <a:stretch>
                       <a:fillRect/>
                     </a:stretch>
@@ -12994,7 +13087,7 @@
                     </pic:cNvPicPr>
                   </pic:nvPicPr>
                   <pic:blipFill>
-                    <a:blip r:embed="rId24" cstate="print">
+                    <a:blip r:embed="rId25" cstate="print">
                       <a:extLst>
                         <a:ext uri="{28A0092B-C50C-407E-A947-70E740481C1C}">
                           <a14:useLocalDpi xmlns:a14="http://schemas.microsoft.com/office/drawing/2010/main" val="0"/>
@@ -13119,7 +13212,7 @@
                     <pic:cNvPicPr/>
                   </pic:nvPicPr>
                   <pic:blipFill>
-                    <a:blip r:embed="rId25" cstate="print"/>
+                    <a:blip r:embed="rId26" cstate="print"/>
                     <a:stretch>
                       <a:fillRect/>
                     </a:stretch>
@@ -13706,7 +13799,7 @@
                     <pic:cNvPicPr/>
                   </pic:nvPicPr>
                   <pic:blipFill>
-                    <a:blip r:embed="rId26" cstate="print"/>
+                    <a:blip r:embed="rId27" cstate="print"/>
                     <a:stretch>
                       <a:fillRect/>
                     </a:stretch>
@@ -13755,7 +13848,7 @@
                     <pic:cNvPicPr/>
                   </pic:nvPicPr>
                   <pic:blipFill>
-                    <a:blip r:embed="rId27" cstate="print"/>
+                    <a:blip r:embed="rId28" cstate="print"/>
                     <a:stretch>
                       <a:fillRect/>
                     </a:stretch>
@@ -13804,7 +13897,7 @@
                     <pic:cNvPicPr/>
                   </pic:nvPicPr>
                   <pic:blipFill>
-                    <a:blip r:embed="rId28" cstate="print"/>
+                    <a:blip r:embed="rId29" cstate="print"/>
                     <a:stretch>
                       <a:fillRect/>
                     </a:stretch>
@@ -13853,7 +13946,7 @@
                     <pic:cNvPicPr/>
                   </pic:nvPicPr>
                   <pic:blipFill>
-                    <a:blip r:embed="rId29" cstate="print"/>
+                    <a:blip r:embed="rId30" cstate="print"/>
                     <a:stretch>
                       <a:fillRect/>
                     </a:stretch>
@@ -13901,15 +13994,45 @@
           <w:szCs w:val="20"/>
         </w:rPr>
       </w:pPr>
+      <w:r>
+        <w:rPr>
+          <w:rFonts w:ascii="Arial" w:hAnsi="Arial" w:cs="Arial"/>
+          <w:sz w:val="20"/>
+          <w:szCs w:val="20"/>
+        </w:rPr>
+        <w:t xml:space="preserve">Puedes ver la data de cada uno aquí: </w:t>
+      </w:r>
+      <w:hyperlink r:id="rId31" w:history="1">
+        <w:r>
+          <w:rPr>
+            <w:rStyle w:val="Hipervnculo"/>
+          </w:rPr>
+          <w:t>https://github.com/JB153486/Proyecto-Balanc-n-Inteligente-II/tree/ElkinFabianMeloRodriguez/DATASHEETS</w:t>
+        </w:r>
+      </w:hyperlink>
     </w:p>
     <w:p>
       <w:pPr>
+        <w:tabs>
+          <w:tab w:val="left" w:pos="1081"/>
+        </w:tabs>
+        <w:spacing w:before="155" w:line="271" w:lineRule="auto"/>
+        <w:ind w:right="1103"/>
+        <w:rPr>
+          <w:rFonts w:ascii="Arial" w:hAnsi="Arial" w:cs="Arial"/>
+          <w:sz w:val="20"/>
+          <w:szCs w:val="20"/>
+        </w:rPr>
+      </w:pPr>
+    </w:p>
+    <w:p>
+      <w:pPr>
         <w:pStyle w:val="Textoindependiente"/>
         <w:rPr>
           <w:rFonts w:ascii="Arial" w:hAnsi="Arial" w:cs="Arial"/>
         </w:rPr>
         <w:sectPr>
-          <w:headerReference w:type="default" r:id="rId30"/>
+          <w:headerReference w:type="default" r:id="rId32"/>
           <w:pgSz w:w="12240" w:h="15840"/>
           <w:pgMar w:top="1940" w:right="1080" w:bottom="280" w:left="1080" w:header="470" w:footer="0" w:gutter="0"/>
           <w:cols w:space="720"/>
@@ -14037,7 +14160,7 @@
                     </pic:cNvPicPr>
                   </pic:nvPicPr>
                   <pic:blipFill>
-                    <a:blip r:embed="rId31">
+                    <a:blip r:embed="rId33">
                       <a:extLst>
                         <a:ext uri="{28A0092B-C50C-407E-A947-70E740481C1C}">
                           <a14:useLocalDpi xmlns:a14="http://schemas.microsoft.com/office/drawing/2010/main" val="0"/>
@@ -14397,8 +14520,107 @@
         <w:rPr>
           <w:rFonts w:ascii="Arial" w:hAnsi="Arial" w:cs="Arial"/>
         </w:rPr>
+      </w:pPr>
+    </w:p>
+    <w:p>
+      <w:pPr>
+        <w:pStyle w:val="Textoindependiente"/>
+        <w:rPr>
+          <w:rFonts w:ascii="Arial" w:hAnsi="Arial" w:cs="Arial"/>
+        </w:rPr>
+      </w:pPr>
+    </w:p>
+    <w:p>
+      <w:pPr>
+        <w:pStyle w:val="Textoindependiente"/>
+        <w:rPr>
+          <w:rFonts w:ascii="Arial" w:hAnsi="Arial" w:cs="Arial"/>
+        </w:rPr>
+      </w:pPr>
+      <w:proofErr w:type="spellStart"/>
+      <w:r>
+        <w:rPr>
+          <w:rFonts w:ascii="Arial" w:hAnsi="Arial" w:cs="Arial"/>
+        </w:rPr>
+        <w:t>Informacion</w:t>
+      </w:r>
+      <w:proofErr w:type="spellEnd"/>
+      <w:r>
+        <w:rPr>
+          <w:rFonts w:ascii="Arial" w:hAnsi="Arial" w:cs="Arial"/>
+        </w:rPr>
+        <w:t xml:space="preserve"> completa de </w:t>
+      </w:r>
+      <w:proofErr w:type="spellStart"/>
+      <w:r>
+        <w:rPr>
+          <w:rFonts w:ascii="Arial" w:hAnsi="Arial" w:cs="Arial"/>
+        </w:rPr>
+        <w:t>eeste</w:t>
+      </w:r>
+      <w:proofErr w:type="spellEnd"/>
+      <w:r>
+        <w:rPr>
+          <w:rFonts w:ascii="Arial" w:hAnsi="Arial" w:cs="Arial"/>
+        </w:rPr>
+        <w:t xml:space="preserve"> en:</w:t>
+      </w:r>
+    </w:p>
+    <w:p>
+      <w:pPr>
+        <w:pStyle w:val="Textoindependiente"/>
+        <w:rPr>
+          <w:rFonts w:ascii="Arial" w:hAnsi="Arial" w:cs="Arial"/>
+        </w:rPr>
+      </w:pPr>
+      <w:r>
+        <w:rPr>
+          <w:rFonts w:ascii="Arial" w:hAnsi="Arial" w:cs="Arial"/>
+        </w:rPr>
+        <w:t xml:space="preserve"> </w:t>
+      </w:r>
+      <w:hyperlink r:id="rId34" w:history="1">
+        <w:r>
+          <w:rPr>
+            <w:rStyle w:val="Hipervnculo"/>
+            <w:rFonts w:ascii="Arial" w:hAnsi="Arial" w:cs="Arial"/>
+          </w:rPr>
+          <w:t>https://github.com/JB153486/Proyecto-Balanc-n-Inteligente-II/tree/Rickson-Hernandez/PCB</w:t>
+        </w:r>
+      </w:hyperlink>
+    </w:p>
+    <w:p>
+      <w:pPr>
+        <w:pStyle w:val="Textoindependiente"/>
+        <w:rPr>
+          <w:rFonts w:ascii="Arial" w:hAnsi="Arial" w:cs="Arial"/>
+        </w:rPr>
+      </w:pPr>
+    </w:p>
+    <w:p>
+      <w:pPr>
+        <w:pStyle w:val="Textoindependiente"/>
+        <w:rPr>
+          <w:rFonts w:ascii="Arial" w:hAnsi="Arial" w:cs="Arial"/>
+        </w:rPr>
+      </w:pPr>
+    </w:p>
+    <w:p>
+      <w:pPr>
+        <w:pStyle w:val="Textoindependiente"/>
+        <w:rPr>
+          <w:rFonts w:ascii="Arial" w:hAnsi="Arial" w:cs="Arial"/>
+        </w:rPr>
+      </w:pPr>
+    </w:p>
+    <w:p>
+      <w:pPr>
+        <w:pStyle w:val="Textoindependiente"/>
+        <w:rPr>
+          <w:rFonts w:ascii="Arial" w:hAnsi="Arial" w:cs="Arial"/>
+        </w:rPr>
         <w:sectPr>
-          <w:headerReference w:type="default" r:id="rId32"/>
+          <w:headerReference w:type="default" r:id="rId35"/>
           <w:pgSz w:w="12240" w:h="15840"/>
           <w:pgMar w:top="1940" w:right="1080" w:bottom="280" w:left="1080" w:header="470" w:footer="0" w:gutter="0"/>
           <w:cols w:space="720"/>
@@ -17202,14 +17424,70 @@
         <w:rPr>
           <w:rFonts w:ascii="Arial" w:hAnsi="Arial" w:cs="Arial"/>
         </w:rPr>
-        <w:t xml:space="preserve">logra visualizar en la </w:t>
+        <w:t>logra visualizar en la</w:t>
+      </w:r>
+      <w:r>
+        <w:rPr>
+          <w:rFonts w:ascii="Arial" w:hAnsi="Arial" w:cs="Arial"/>
+        </w:rPr>
+        <w:t xml:space="preserve"> </w:t>
+      </w:r>
+      <w:r>
+        <w:rPr>
+          <w:rFonts w:ascii="Arial" w:hAnsi="Arial" w:cs="Arial"/>
+        </w:rPr>
+        <w:fldChar w:fldCharType="begin"/>
+      </w:r>
+      <w:r>
+        <w:rPr>
+          <w:rFonts w:ascii="Arial" w:hAnsi="Arial" w:cs="Arial"/>
+        </w:rPr>
+        <w:instrText xml:space="preserve"> REF _Ref242450903 \h </w:instrText>
+      </w:r>
+      <w:r>
+        <w:rPr>
+          <w:rFonts w:ascii="Arial" w:hAnsi="Arial" w:cs="Arial"/>
+        </w:rPr>
+      </w:r>
+      <w:r>
+        <w:rPr>
+          <w:rFonts w:ascii="Arial" w:hAnsi="Arial" w:cs="Arial"/>
+        </w:rPr>
+        <w:fldChar w:fldCharType="separate"/>
+      </w:r>
+      <w:r>
+        <w:t>Ilustra</w:t>
+      </w:r>
+      <w:r>
+        <w:t>c</w:t>
+      </w:r>
+      <w:r>
+        <w:t xml:space="preserve">ión </w:t>
+      </w:r>
+      <w:r>
+        <w:rPr>
+          <w:noProof/>
+        </w:rPr>
+        <w:t>7</w:t>
+      </w:r>
+      <w:r>
+        <w:rPr>
+          <w:rFonts w:ascii="Arial" w:hAnsi="Arial" w:cs="Arial"/>
+        </w:rPr>
+        <w:fldChar w:fldCharType="end"/>
+      </w:r>
+      <w:r>
+        <w:rPr>
+          <w:rFonts w:ascii="Arial" w:hAnsi="Arial" w:cs="Arial"/>
+        </w:rPr>
+        <w:t xml:space="preserve"> </w:t>
       </w:r>
       <w:hyperlink w:anchor="_bookmark16" w:history="1">
         <w:r>
           <w:rPr>
             <w:rFonts w:ascii="Arial" w:hAnsi="Arial" w:cs="Arial"/>
           </w:rPr>
-          <w:t>Ilustración 7.</w:t>
+          <w:t>.</w:t>
         </w:r>
       </w:hyperlink>
     </w:p>
@@ -17262,7 +17540,7 @@
                     </pic:cNvPicPr>
                   </pic:nvPicPr>
                   <pic:blipFill>
-                    <a:blip r:embed="rId33" cstate="print">
+                    <a:blip r:embed="rId36" cstate="print">
                       <a:extLst>
                         <a:ext uri="{28A0092B-C50C-407E-A947-70E740481C1C}">
                           <a14:useLocalDpi xmlns:a14="http://schemas.microsoft.com/office/drawing/2010/main" val="0"/>
@@ -17343,165 +17621,17 @@
     <w:p>
       <w:pPr>
         <w:pStyle w:val="Textoindependiente"/>
+        <w:keepNext/>
         <w:spacing w:before="10"/>
         <w:jc w:val="center"/>
-        <w:rPr>
-          <w:rFonts w:ascii="Arial" w:hAnsi="Arial" w:cs="Arial"/>
-        </w:rPr>
-      </w:pPr>
-      <w:r>
-        <w:rPr>
+      </w:pPr>
+      <w:r>
+        <w:rPr>
+          <w:rFonts w:ascii="Arial" w:hAnsi="Arial" w:cs="Arial"/>
           <w:noProof/>
         </w:rPr>
-        <mc:AlternateContent>
-          <mc:Choice Requires="wps">
-            <w:drawing>
-              <wp:anchor distT="0" distB="0" distL="114300" distR="114300" simplePos="0" relativeHeight="487629824" behindDoc="0" locked="0" layoutInCell="1" allowOverlap="1" wp14:anchorId="0FB633F8" wp14:editId="5AD7F3D5">
-                <wp:simplePos x="0" y="0"/>
-                <wp:positionH relativeFrom="column">
-                  <wp:posOffset>1485900</wp:posOffset>
-                </wp:positionH>
-                <wp:positionV relativeFrom="paragraph">
-                  <wp:posOffset>3463925</wp:posOffset>
-                </wp:positionV>
-                <wp:extent cx="3427730" cy="635"/>
-                <wp:effectExtent l="0" t="0" r="0" b="0"/>
-                <wp:wrapTopAndBottom/>
-                <wp:docPr id="1695825933" name="Cuadro de texto 1"/>
-                <wp:cNvGraphicFramePr/>
-                <a:graphic xmlns:a="http://schemas.openxmlformats.org/drawingml/2006/main">
-                  <a:graphicData uri="http://schemas.microsoft.com/office/word/2010/wordprocessingShape">
-                    <wps:wsp>
-                      <wps:cNvSpPr txBox="1"/>
-                      <wps:spPr>
-                        <a:xfrm>
-                          <a:off x="0" y="0"/>
-                          <a:ext cx="3427730" cy="635"/>
-                        </a:xfrm>
-                        <a:prstGeom prst="rect">
-                          <a:avLst/>
-                        </a:prstGeom>
-                        <a:solidFill>
-                          <a:prstClr val="white"/>
-                        </a:solidFill>
-                        <a:ln>
-                          <a:noFill/>
-                        </a:ln>
-                      </wps:spPr>
-                      <wps:txbx>
-                        <w:txbxContent>
-                          <w:p>
-                            <w:pPr>
-                              <w:pStyle w:val="Descripcin"/>
-                              <w:jc w:val="center"/>
-                              <w:rPr>
-                                <w:rFonts w:ascii="Arial" w:hAnsi="Arial" w:cs="Arial"/>
-                                <w:noProof/>
-                                <w:sz w:val="20"/>
-                                <w:szCs w:val="20"/>
-                              </w:rPr>
-                            </w:pPr>
-                            <w:r>
-                              <w:t xml:space="preserve">Ilustración </w:t>
-                            </w:r>
-                            <w:r>
-                              <w:fldChar w:fldCharType="begin"/>
-                            </w:r>
-                            <w:r>
-                              <w:instrText xml:space="preserve"> SEQ Ilustración \* ARABIC </w:instrText>
-                            </w:r>
-                            <w:r>
-                              <w:fldChar w:fldCharType="separate"/>
-                            </w:r>
-                            <w:r>
-                              <w:rPr>
-                                <w:noProof/>
-                              </w:rPr>
-                              <w:t>7</w:t>
-                            </w:r>
-                            <w:r>
-                              <w:fldChar w:fldCharType="end"/>
-                            </w:r>
-                            <w:r>
-                              <w:t xml:space="preserve"> </w:t>
-                            </w:r>
-                            <w:r>
-                              <w:t>Primer diseño Robot Balancin</w:t>
-                            </w:r>
-                          </w:p>
-                        </w:txbxContent>
-                      </wps:txbx>
-                      <wps:bodyPr rot="0" spcFirstLastPara="0" vertOverflow="overflow" horzOverflow="overflow" vert="horz" wrap="square" lIns="0" tIns="0" rIns="0" bIns="0" numCol="1" spcCol="0" rtlCol="0" fromWordArt="0" anchor="t" anchorCtr="0" forceAA="0" compatLnSpc="1">
-                        <a:prstTxWarp prst="textNoShape">
-                          <a:avLst/>
-                        </a:prstTxWarp>
-                        <a:spAutoFit/>
-                      </wps:bodyPr>
-                    </wps:wsp>
-                  </a:graphicData>
-                </a:graphic>
-              </wp:anchor>
-            </w:drawing>
-          </mc:Choice>
-          <mc:Fallback>
-            <w:pict>
-              <v:shape w14:anchorId="0FB633F8" id="_x0000_s1030" type="#_x0000_t202" style="position:absolute;left:0;text-align:left;margin-left:117pt;margin-top:272.75pt;width:269.9pt;height:.05pt;z-index:487629824;visibility:visible;mso-wrap-style:square;mso-wrap-distance-left:9pt;mso-wrap-distance-top:0;mso-wrap-distance-right:9pt;mso-wrap-distance-bottom:0;mso-position-horizontal:absolute;mso-position-horizontal-relative:text;mso-position-vertical:absolute;mso-position-vertical-relative:text;v-text-anchor:top" o:gfxdata="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" stroked="f">
-                <v:textbox style="mso-fit-shape-to-text:t" inset="0,0,0,0">
-                  <w:txbxContent>
-                    <w:p>
-                      <w:pPr>
-                        <w:pStyle w:val="Descripcin"/>
-                        <w:jc w:val="center"/>
-                        <w:rPr>
-                          <w:rFonts w:ascii="Arial" w:hAnsi="Arial" w:cs="Arial"/>
-                          <w:noProof/>
-                          <w:sz w:val="20"/>
-                          <w:szCs w:val="20"/>
-                        </w:rPr>
-                      </w:pPr>
-                      <w:r>
-                        <w:t xml:space="preserve">Ilustración </w:t>
-                      </w:r>
-                      <w:r>
-                        <w:fldChar w:fldCharType="begin"/>
-                      </w:r>
-                      <w:r>
-                        <w:instrText xml:space="preserve"> SEQ Ilustración \* ARABIC </w:instrText>
-                      </w:r>
-                      <w:r>
-                        <w:fldChar w:fldCharType="separate"/>
-                      </w:r>
-                      <w:r>
-                        <w:rPr>
-                          <w:noProof/>
-                        </w:rPr>
-                        <w:t>7</w:t>
-                      </w:r>
-                      <w:r>
-                        <w:fldChar w:fldCharType="end"/>
-                      </w:r>
-                      <w:r>
-                        <w:t xml:space="preserve"> </w:t>
-                      </w:r>
-                      <w:r>
-                        <w:t>Primer diseño Robot Balancin</w:t>
-                      </w:r>
-                    </w:p>
-                  </w:txbxContent>
-                </v:textbox>
-                <w10:wrap type="topAndBottom"/>
-              </v:shape>
-            </w:pict>
-          </mc:Fallback>
-        </mc:AlternateContent>
-      </w:r>
-      <w:r>
-        <w:rPr>
-          <w:rFonts w:ascii="Arial" w:hAnsi="Arial" w:cs="Arial"/>
-          <w:noProof/>
-        </w:rPr>
         <w:drawing>
-          <wp:inline distT="0" distB="0" distL="0" distR="0" wp14:anchorId="3EA0CE74" wp14:editId="5D8E4E49">
+          <wp:inline distT="0" distB="0" distL="0" distR="0" wp14:anchorId="3EA0CE74" wp14:editId="1C743496">
             <wp:extent cx="3427751" cy="3261169"/>
             <wp:effectExtent l="0" t="0" r="1270" b="0"/>
             <wp:docPr id="51" name="Image 51"/>
@@ -17516,7 +17646,7 @@
                     <pic:cNvPicPr/>
                   </pic:nvPicPr>
                   <pic:blipFill>
-                    <a:blip r:embed="rId34" cstate="print">
+                    <a:blip r:embed="rId37" cstate="print">
                       <a:extLst>
                         <a:ext uri="{28A0092B-C50C-407E-A947-70E740481C1C}">
                           <a14:useLocalDpi xmlns:a14="http://schemas.microsoft.com/office/drawing/2010/main" val="0"/>
@@ -17546,6 +17676,51 @@
     <w:p>
       <w:pPr>
         <w:pStyle w:val="Textoindependiente"/>
+        <w:keepNext/>
+        <w:spacing w:before="10"/>
+        <w:jc w:val="center"/>
+      </w:pPr>
+    </w:p>
+    <w:p>
+      <w:pPr>
+        <w:pStyle w:val="Descripcin"/>
+        <w:jc w:val="center"/>
+        <w:rPr>
+          <w:rFonts w:ascii="Arial" w:hAnsi="Arial" w:cs="Arial"/>
+        </w:rPr>
+      </w:pPr>
+      <w:bookmarkStart w:id="30" w:name="_Ref242450897"/>
+      <w:bookmarkStart w:id="31" w:name="_Ref242450903"/>
+      <w:r>
+        <w:t xml:space="preserve">Ilustración </w:t>
+      </w:r>
+      <w:r>
+        <w:fldChar w:fldCharType="begin"/>
+      </w:r>
+      <w:r>
+        <w:instrText xml:space="preserve"> SEQ Ilustración \* ARABIC </w:instrText>
+      </w:r>
+      <w:r>
+        <w:fldChar w:fldCharType="separate"/>
+      </w:r>
+      <w:r>
+        <w:rPr>
+          <w:noProof/>
+        </w:rPr>
+        <w:t>7</w:t>
+      </w:r>
+      <w:r>
+        <w:fldChar w:fldCharType="end"/>
+      </w:r>
+      <w:bookmarkEnd w:id="31"/>
+      <w:r>
+        <w:t xml:space="preserve"> Diseño 3D pieza</w:t>
+      </w:r>
+      <w:bookmarkEnd w:id="30"/>
+    </w:p>
+    <w:p>
+      <w:pPr>
+        <w:pStyle w:val="Textoindependiente"/>
         <w:spacing w:before="10"/>
         <w:jc w:val="center"/>
         <w:rPr>
@@ -18318,7 +18493,7 @@
                     <pic:cNvPicPr/>
                   </pic:nvPicPr>
                   <pic:blipFill>
-                    <a:blip r:embed="rId35" cstate="print"/>
+                    <a:blip r:embed="rId38" cstate="print"/>
                     <a:stretch>
                       <a:fillRect/>
                     </a:stretch>
@@ -18491,7 +18666,7 @@
           </mc:Choice>
           <mc:Fallback>
             <w:pict>
-              <v:shape w14:anchorId="020854AC" id="_x0000_s1031" type="#_x0000_t202" style="position:absolute;left:0;text-align:left;margin-left:117pt;margin-top:194pt;width:271.15pt;height:.05pt;z-index:487631872;visibility:visible;mso-wrap-style:square;mso-wrap-distance-left:9pt;mso-wrap-distance-top:0;mso-wrap-distance-right:9pt;mso-wrap-distance-bottom:0;mso-position-horizontal:absolute;mso-position-horizontal-relative:text;mso-position-vertical:absolute;mso-position-vertical-relative:text;v-text-anchor:top" o:gfxdata="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" stroked="f">
+              <v:shape w14:anchorId="020854AC" id="_x0000_s1030" type="#_x0000_t202" style="position:absolute;left:0;text-align:left;margin-left:117pt;margin-top:194pt;width:271.15pt;height:.05pt;z-index:487631872;visibility:visible;mso-wrap-style:square;mso-wrap-distance-left:9pt;mso-wrap-distance-top:0;mso-wrap-distance-right:9pt;mso-wrap-distance-bottom:0;mso-position-horizontal:absolute;mso-position-horizontal-relative:text;mso-position-vertical:absolute;mso-position-vertical-relative:text;v-text-anchor:top" o:gfxdata="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" stroked="f">
                 <v:textbox style="mso-fit-shape-to-text:t" inset="0,0,0,0">
                   <w:txbxContent>
                     <w:p>
@@ -18548,7 +18723,7 @@
           <w:noProof/>
         </w:rPr>
         <w:drawing>
-          <wp:inline distT="0" distB="0" distL="0" distR="0" wp14:anchorId="2EEB0203" wp14:editId="48E06AD0">
+          <wp:inline distT="0" distB="0" distL="0" distR="0" wp14:anchorId="2EEB0203" wp14:editId="1BC274F2">
             <wp:extent cx="3443636" cy="2280666"/>
             <wp:effectExtent l="0" t="0" r="4445" b="5715"/>
             <wp:docPr id="55" name="Image 55"/>
@@ -18563,7 +18738,7 @@
                     <pic:cNvPicPr/>
                   </pic:nvPicPr>
                   <pic:blipFill>
-                    <a:blip r:embed="rId36" cstate="print">
+                    <a:blip r:embed="rId39" cstate="print">
                       <a:extLst>
                         <a:ext uri="{28A0092B-C50C-407E-A947-70E740481C1C}">
                           <a14:useLocalDpi xmlns:a14="http://schemas.microsoft.com/office/drawing/2010/main" val="0"/>
@@ -18877,7 +19052,7 @@
                     <pic:cNvPicPr/>
                   </pic:nvPicPr>
                   <pic:blipFill>
-                    <a:blip r:embed="rId37" cstate="print"/>
+                    <a:blip r:embed="rId40" cstate="print"/>
                     <a:stretch>
                       <a:fillRect/>
                     </a:stretch>
@@ -19182,13 +19357,75 @@
         <w:fldChar w:fldCharType="separate"/>
       </w:r>
       <w:r>
+        <w:t>Ilustraci</w:t>
+      </w:r>
+      <w:r>
+        <w:t>ó</w:t>
+      </w:r>
+      <w:r>
+        <w:t xml:space="preserve">n </w:t>
+      </w:r>
+      <w:r>
+        <w:rPr>
+          <w:noProof/>
+        </w:rPr>
+        <w:t>11</w:t>
+      </w:r>
+      <w:r>
+        <w:rPr>
+          <w:rFonts w:ascii="Arial" w:hAnsi="Arial" w:cs="Arial"/>
+        </w:rPr>
+        <w:fldChar w:fldCharType="end"/>
+      </w:r>
+      <w:r>
+        <w:rPr>
+          <w:rFonts w:ascii="Arial" w:hAnsi="Arial" w:cs="Arial"/>
+        </w:rPr>
+        <w:t xml:space="preserve"> </w:t>
+      </w:r>
+      <w:r>
+        <w:rPr>
+          <w:rFonts w:ascii="Arial" w:hAnsi="Arial" w:cs="Arial"/>
+        </w:rPr>
+        <w:t>e</w:t>
+      </w:r>
+      <w:r>
+        <w:rPr>
+          <w:rFonts w:ascii="Arial" w:hAnsi="Arial" w:cs="Arial"/>
+        </w:rPr>
+        <w:t xml:space="preserve"> </w:t>
+      </w:r>
+      <w:r>
+        <w:rPr>
+          <w:rFonts w:ascii="Arial" w:hAnsi="Arial" w:cs="Arial"/>
+        </w:rPr>
+        <w:fldChar w:fldCharType="begin"/>
+      </w:r>
+      <w:r>
+        <w:rPr>
+          <w:rFonts w:ascii="Arial" w:hAnsi="Arial" w:cs="Arial"/>
+        </w:rPr>
+        <w:instrText xml:space="preserve"> REF _Ref242446539 \h </w:instrText>
+      </w:r>
+      <w:r>
+        <w:rPr>
+          <w:rFonts w:ascii="Arial" w:hAnsi="Arial" w:cs="Arial"/>
+        </w:rPr>
+      </w:r>
+      <w:r>
+        <w:rPr>
+          <w:rFonts w:ascii="Arial" w:hAnsi="Arial" w:cs="Arial"/>
+        </w:rPr>
+        <w:fldChar w:fldCharType="separate"/>
+      </w:r>
+      <w:r>
         <w:t xml:space="preserve">Ilustración </w:t>
       </w:r>
       <w:r>
         <w:rPr>
           <w:noProof/>
         </w:rPr>
-        <w:t>11</w:t>
+        <w:t>12</w:t>
       </w:r>
       <w:r>
         <w:rPr>
@@ -19196,62 +19433,73 @@
         </w:rPr>
         <w:fldChar w:fldCharType="end"/>
       </w:r>
-      <w:r>
-        <w:rPr>
-          <w:rFonts w:ascii="Arial" w:hAnsi="Arial" w:cs="Arial"/>
-        </w:rPr>
-        <w:t xml:space="preserve"> </w:t>
-      </w:r>
-      <w:r>
-        <w:rPr>
-          <w:rFonts w:ascii="Arial" w:hAnsi="Arial" w:cs="Arial"/>
-        </w:rPr>
-        <w:t>e</w:t>
-      </w:r>
-      <w:r>
-        <w:rPr>
-          <w:rFonts w:ascii="Arial" w:hAnsi="Arial" w:cs="Arial"/>
-        </w:rPr>
-        <w:t xml:space="preserve"> </w:t>
-      </w:r>
-      <w:r>
-        <w:rPr>
-          <w:rFonts w:ascii="Arial" w:hAnsi="Arial" w:cs="Arial"/>
-        </w:rPr>
-        <w:fldChar w:fldCharType="begin"/>
-      </w:r>
-      <w:r>
-        <w:rPr>
-          <w:rFonts w:ascii="Arial" w:hAnsi="Arial" w:cs="Arial"/>
-        </w:rPr>
-        <w:instrText xml:space="preserve"> REF _Ref242446539 \h </w:instrText>
-      </w:r>
-      <w:r>
-        <w:rPr>
-          <w:rFonts w:ascii="Arial" w:hAnsi="Arial" w:cs="Arial"/>
-        </w:rPr>
-      </w:r>
-      <w:r>
-        <w:rPr>
-          <w:rFonts w:ascii="Arial" w:hAnsi="Arial" w:cs="Arial"/>
-        </w:rPr>
-        <w:fldChar w:fldCharType="separate"/>
-      </w:r>
-      <w:r>
-        <w:t xml:space="preserve">Ilustración </w:t>
-      </w:r>
-      <w:r>
-        <w:rPr>
-          <w:noProof/>
-        </w:rPr>
-        <w:t>12</w:t>
-      </w:r>
-      <w:r>
-        <w:rPr>
-          <w:rFonts w:ascii="Arial" w:hAnsi="Arial" w:cs="Arial"/>
-        </w:rPr>
-        <w:fldChar w:fldCharType="end"/>
-      </w:r>
+    </w:p>
+    <w:p>
+      <w:pPr>
+        <w:pStyle w:val="Textoindependiente"/>
+        <w:spacing w:before="207"/>
+        <w:ind w:left="360" w:right="500"/>
+        <w:rPr>
+          <w:rFonts w:ascii="Arial" w:hAnsi="Arial" w:cs="Arial"/>
+        </w:rPr>
+      </w:pPr>
+      <w:proofErr w:type="spellStart"/>
+      <w:r>
+        <w:rPr>
+          <w:rFonts w:ascii="Arial" w:hAnsi="Arial" w:cs="Arial"/>
+        </w:rPr>
+        <w:t>Informacion</w:t>
+      </w:r>
+      <w:proofErr w:type="spellEnd"/>
+      <w:r>
+        <w:rPr>
+          <w:rFonts w:ascii="Arial" w:hAnsi="Arial" w:cs="Arial"/>
+        </w:rPr>
+        <w:t xml:space="preserve"> </w:t>
+      </w:r>
+      <w:proofErr w:type="spellStart"/>
+      <w:r>
+        <w:rPr>
+          <w:rFonts w:ascii="Arial" w:hAnsi="Arial" w:cs="Arial"/>
+        </w:rPr>
+        <w:t>comleta</w:t>
+      </w:r>
+      <w:proofErr w:type="spellEnd"/>
+      <w:r>
+        <w:rPr>
+          <w:rFonts w:ascii="Arial" w:hAnsi="Arial" w:cs="Arial"/>
+        </w:rPr>
+        <w:t xml:space="preserve"> en: </w:t>
+      </w:r>
+      <w:hyperlink r:id="rId41" w:history="1">
+        <w:r>
+          <w:rPr>
+            <w:rStyle w:val="Hipervnculo"/>
+            <w:rFonts w:ascii="Arial" w:hAnsi="Arial" w:cs="Arial"/>
+          </w:rPr>
+          <w:t>https://github.com/JB153486/Proyecto-Balanc-n-Inteligente-II/tree/Rickson-Hernandez/PCB</w:t>
+        </w:r>
+      </w:hyperlink>
+    </w:p>
+    <w:p>
+      <w:pPr>
+        <w:pStyle w:val="Textoindependiente"/>
+        <w:spacing w:before="207"/>
+        <w:ind w:left="360" w:right="500"/>
+        <w:rPr>
+          <w:rFonts w:ascii="Arial" w:hAnsi="Arial" w:cs="Arial"/>
+        </w:rPr>
+      </w:pPr>
+    </w:p>
+    <w:p>
+      <w:pPr>
+        <w:pStyle w:val="Textoindependiente"/>
+        <w:spacing w:before="207"/>
+        <w:ind w:left="360" w:right="500"/>
+        <w:rPr>
+          <w:rFonts w:ascii="Arial" w:hAnsi="Arial" w:cs="Arial"/>
+        </w:rPr>
+      </w:pPr>
     </w:p>
     <w:p>
       <w:pPr>
@@ -19277,7 +19525,7 @@
         <w:ind w:left="360"/>
         <w:jc w:val="center"/>
         <w:sectPr>
-          <w:headerReference w:type="default" r:id="rId38"/>
+          <w:headerReference w:type="default" r:id="rId42"/>
           <w:pgSz w:w="12240" w:h="15840"/>
           <w:pgMar w:top="1940" w:right="1080" w:bottom="280" w:left="1080" w:header="470" w:footer="0" w:gutter="0"/>
           <w:cols w:space="720"/>
@@ -19328,7 +19576,7 @@
                     </pic:cNvPicPr>
                   </pic:nvPicPr>
                   <pic:blipFill>
-                    <a:blip r:embed="rId39" cstate="print">
+                    <a:blip r:embed="rId43" cstate="print">
                       <a:extLst>
                         <a:ext uri="{28A0092B-C50C-407E-A947-70E740481C1C}">
                           <a14:useLocalDpi xmlns:a14="http://schemas.microsoft.com/office/drawing/2010/main" val="0"/>
@@ -19368,7 +19616,7 @@
         <w:pStyle w:val="Descripcin"/>
         <w:jc w:val="center"/>
       </w:pPr>
-      <w:bookmarkStart w:id="30" w:name="_Ref242446537"/>
+      <w:bookmarkStart w:id="32" w:name="_Ref242446537"/>
       <w:r>
         <w:t xml:space="preserve">Ilustración </w:t>
       </w:r>
@@ -19390,7 +19638,7 @@
       <w:r>
         <w:fldChar w:fldCharType="end"/>
       </w:r>
-      <w:bookmarkEnd w:id="30"/>
+      <w:bookmarkEnd w:id="32"/>
       <w:r>
         <w:t xml:space="preserve"> Pruebas unitarias en motores encoders</w:t>
       </w:r>
@@ -19427,7 +19675,7 @@
                     </pic:cNvPicPr>
                   </pic:nvPicPr>
                   <pic:blipFill>
-                    <a:blip r:embed="rId40" cstate="print">
+                    <a:blip r:embed="rId44" cstate="print">
                       <a:extLst>
                         <a:ext uri="{28A0092B-C50C-407E-A947-70E740481C1C}">
                           <a14:useLocalDpi xmlns:a14="http://schemas.microsoft.com/office/drawing/2010/main" val="0"/>
@@ -19467,7 +19715,7 @@
         <w:pStyle w:val="Descripcin"/>
         <w:jc w:val="center"/>
       </w:pPr>
-      <w:bookmarkStart w:id="31" w:name="_Ref242446539"/>
+      <w:bookmarkStart w:id="33" w:name="_Ref242446539"/>
       <w:r>
         <w:t xml:space="preserve">Ilustración </w:t>
       </w:r>
@@ -19489,7 +19737,7 @@
       <w:r>
         <w:fldChar w:fldCharType="end"/>
       </w:r>
-      <w:bookmarkEnd w:id="31"/>
+      <w:bookmarkEnd w:id="33"/>
       <w:r>
         <w:t xml:space="preserve"> Pruebas unitarias en puente H, MPU y sensor de </w:t>
       </w:r>
@@ -19500,7 +19748,7 @@
     <w:p>
       <w:pPr>
         <w:sectPr>
-          <w:headerReference w:type="default" r:id="rId41"/>
+          <w:headerReference w:type="default" r:id="rId45"/>
           <w:pgSz w:w="12240" w:h="15840"/>
           <w:pgMar w:top="1940" w:right="1080" w:bottom="280" w:left="1080" w:header="470" w:footer="0" w:gutter="0"/>
           <w:cols w:num="2" w:space="720"/>
@@ -19731,7 +19979,7 @@
                     </pic:cNvPicPr>
                   </pic:nvPicPr>
                   <pic:blipFill>
-                    <a:blip r:embed="rId42" cstate="print">
+                    <a:blip r:embed="rId46" cstate="print">
                       <a:extLst>
                         <a:ext uri="{28A0092B-C50C-407E-A947-70E740481C1C}">
                           <a14:useLocalDpi xmlns:a14="http://schemas.microsoft.com/office/drawing/2010/main" val="0"/>
@@ -19773,9 +20021,6 @@
       <w:pPr>
         <w:pStyle w:val="Descripcin"/>
         <w:jc w:val="center"/>
-        <w:rPr>
-          <w:rFonts w:ascii="Arial" w:hAnsi="Arial" w:cs="Arial"/>
-        </w:rPr>
       </w:pPr>
       <w:r>
         <w:t xml:space="preserve">Ilustración </w:t>
@@ -19803,6 +20048,16 @@
       </w:r>
       <w:r>
         <w:t>Prueba de conexión con Programación PID</w:t>
+      </w:r>
+    </w:p>
+    <w:p>
+      <w:proofErr w:type="spellStart"/>
+      <w:r>
+        <w:t>Informacion</w:t>
+      </w:r>
+      <w:proofErr w:type="spellEnd"/>
+      <w:r>
+        <w:t xml:space="preserve"> completa de las pruebas: </w:t>
       </w:r>
     </w:p>
     <w:p>
@@ -19814,6 +20069,15 @@
           <w:rFonts w:ascii="Arial" w:hAnsi="Arial" w:cs="Arial"/>
         </w:rPr>
       </w:pPr>
+      <w:hyperlink r:id="rId47" w:history="1">
+        <w:r>
+          <w:rPr>
+            <w:rStyle w:val="Hipervnculo"/>
+            <w:rFonts w:ascii="Arial" w:hAnsi="Arial" w:cs="Arial"/>
+          </w:rPr>
+          <w:t>https://github.com/JB153486/Proyecto-Balanc-n-Inteligente-II/tree/ElkinFabianMeloRodriguez/PruebasUnitarias</w:t>
+        </w:r>
+      </w:hyperlink>
     </w:p>
     <w:p>
       <w:pPr>
@@ -20151,7 +20415,7 @@
           </mc:Choice>
           <mc:Fallback>
             <w:pict>
-              <v:shape w14:anchorId="446EFFB8" id="_x0000_s1032" type="#_x0000_t202" style="position:absolute;margin-left:138.6pt;margin-top:174.05pt;width:226.6pt;height:.05pt;z-index:487633920;visibility:visible;mso-wrap-style:square;mso-wrap-distance-left:9pt;mso-wrap-distance-top:0;mso-wrap-distance-right:9pt;mso-wrap-distance-bottom:0;mso-position-horizontal:absolute;mso-position-horizontal-relative:text;mso-position-vertical:absolute;mso-position-vertical-relative:text;v-text-anchor:top" o:gfxdata="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" stroked="f">
+              <v:shape w14:anchorId="446EFFB8" id="_x0000_s1031" type="#_x0000_t202" style="position:absolute;margin-left:138.6pt;margin-top:174.05pt;width:226.6pt;height:.05pt;z-index:487633920;visibility:visible;mso-wrap-style:square;mso-wrap-distance-left:9pt;mso-wrap-distance-top:0;mso-wrap-distance-right:9pt;mso-wrap-distance-bottom:0;mso-position-horizontal:absolute;mso-position-horizontal-relative:text;mso-position-vertical:absolute;mso-position-vertical-relative:text;v-text-anchor:top" o:gfxdata="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" stroked="f">
                 <v:textbox style="mso-fit-shape-to-text:t" inset="0,0,0,0">
                   <w:txbxContent>
                     <w:p>
@@ -20230,7 +20494,7 @@
                     <pic:cNvPicPr/>
                   </pic:nvPicPr>
                   <pic:blipFill>
-                    <a:blip r:embed="rId43" cstate="print"/>
+                    <a:blip r:embed="rId48" cstate="print"/>
                     <a:stretch>
                       <a:fillRect/>
                     </a:stretch>
@@ -20507,7 +20771,7 @@
                     </pic:cNvPicPr>
                   </pic:nvPicPr>
                   <pic:blipFill>
-                    <a:blip r:embed="rId44">
+                    <a:blip r:embed="rId49">
                       <a:extLst>
                         <a:ext uri="{28A0092B-C50C-407E-A947-70E740481C1C}">
                           <a14:useLocalDpi xmlns:a14="http://schemas.microsoft.com/office/drawing/2010/main" val="0"/>
@@ -20653,7 +20917,7 @@
                     </pic:cNvPicPr>
                   </pic:nvPicPr>
                   <pic:blipFill>
-                    <a:blip r:embed="rId45">
+                    <a:blip r:embed="rId50">
                       <a:extLst>
                         <a:ext uri="{28A0092B-C50C-407E-A947-70E740481C1C}">
                           <a14:useLocalDpi xmlns:a14="http://schemas.microsoft.com/office/drawing/2010/main" val="0"/>
@@ -20799,7 +21063,7 @@
                     </pic:cNvPicPr>
                   </pic:nvPicPr>
                   <pic:blipFill>
-                    <a:blip r:embed="rId46" cstate="print">
+                    <a:blip r:embed="rId51" cstate="print">
                       <a:extLst>
                         <a:ext uri="{28A0092B-C50C-407E-A947-70E740481C1C}">
                           <a14:useLocalDpi xmlns:a14="http://schemas.microsoft.com/office/drawing/2010/main" val="0"/>
@@ -20861,6 +21125,25 @@
         <w:t>Placa Física del Robot</w:t>
       </w:r>
     </w:p>
+    <w:p>
+      <w:proofErr w:type="spellStart"/>
+      <w:r>
+        <w:t>Informacion</w:t>
+      </w:r>
+      <w:proofErr w:type="spellEnd"/>
+      <w:r>
+        <w:t xml:space="preserve"> completa en: </w:t>
+      </w:r>
+      <w:hyperlink r:id="rId52" w:history="1">
+        <w:r>
+          <w:rPr>
+            <w:rStyle w:val="Hipervnculo"/>
+          </w:rPr>
+          <w:t>https://github.com/JB153486/Proyecto-Balanc-n-Inteligente-II/tree/Rickson-Hernandez/PCB</w:t>
+        </w:r>
+      </w:hyperlink>
+    </w:p>
+    <w:p/>
     <w:p/>
     <w:p/>
     <w:p>
@@ -20873,7 +21156,7 @@
           <w:szCs w:val="20"/>
         </w:rPr>
         <w:sectPr>
-          <w:headerReference w:type="default" r:id="rId47"/>
+          <w:headerReference w:type="default" r:id="rId53"/>
           <w:pgSz w:w="12240" w:h="15840"/>
           <w:pgMar w:top="1940" w:right="1080" w:bottom="280" w:left="1080" w:header="470" w:footer="0" w:gutter="0"/>
           <w:cols w:space="720"/>
@@ -20977,7 +21260,7 @@
                     <pic:cNvPicPr/>
                   </pic:nvPicPr>
                   <pic:blipFill>
-                    <a:blip r:embed="rId48">
+                    <a:blip r:embed="rId54">
                       <a:extLst>
                         <a:ext uri="{28A0092B-C50C-407E-A947-70E740481C1C}">
                           <a14:useLocalDpi xmlns:a14="http://schemas.microsoft.com/office/drawing/2010/main" val="0"/>
@@ -21019,8 +21302,8 @@
           <w:b/>
         </w:rPr>
       </w:pPr>
-      <w:bookmarkStart w:id="32" w:name="5.2._Desglose_del_Código_del_Algoritmo"/>
-      <w:bookmarkEnd w:id="32"/>
+      <w:bookmarkStart w:id="34" w:name="5.2._Desglose_del_Código_del_Algoritmo"/>
+      <w:bookmarkEnd w:id="34"/>
       <w:r>
         <w:rPr>
           <w:rFonts w:ascii="Arial" w:hAnsi="Arial" w:cs="Arial"/>
@@ -21051,7 +21334,7 @@
                     <pic:cNvPicPr/>
                   </pic:nvPicPr>
                   <pic:blipFill>
-                    <a:blip r:embed="rId49">
+                    <a:blip r:embed="rId55">
                       <a:extLst>
                         <a:ext uri="{28A0092B-C50C-407E-A947-70E740481C1C}">
                           <a14:useLocalDpi xmlns:a14="http://schemas.microsoft.com/office/drawing/2010/main" val="0"/>
@@ -21490,7 +21773,7 @@
           </mc:Choice>
           <mc:Fallback>
             <w:pict>
-              <v:shape w14:anchorId="77763583" id="_x0000_s1033" type="#_x0000_t202" style="position:absolute;margin-left:14.55pt;margin-top:11.4pt;width:437.25pt;height:.05pt;z-index:487635968;visibility:visible;mso-wrap-style:square;mso-width-percent:0;mso-wrap-distance-left:9pt;mso-wrap-distance-top:0;mso-wrap-distance-right:9pt;mso-wrap-distance-bottom:0;mso-position-horizontal:absolute;mso-position-horizontal-relative:text;mso-position-vertical:absolute;mso-position-vertical-relative:text;mso-width-percent:0;mso-width-relative:margin;v-text-anchor:top" o:gfxdata="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" stroked="f">
+              <v:shape w14:anchorId="77763583" id="_x0000_s1032" type="#_x0000_t202" style="position:absolute;margin-left:14.55pt;margin-top:11.4pt;width:437.25pt;height:.05pt;z-index:487635968;visibility:visible;mso-wrap-style:square;mso-width-percent:0;mso-wrap-distance-left:9pt;mso-wrap-distance-top:0;mso-wrap-distance-right:9pt;mso-wrap-distance-bottom:0;mso-position-horizontal:absolute;mso-position-horizontal-relative:text;mso-position-vertical:absolute;mso-position-vertical-relative:text;mso-width-percent:0;mso-width-relative:margin;v-text-anchor:top" o:gfxdata="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" stroked="f">
                 <v:textbox style="mso-fit-shape-to-text:t" inset="0,0,0,0">
                   <w:txbxContent>
                     <w:p>
@@ -21681,8 +21964,43 @@
         <w:rPr>
           <w:color w:val="0F243E" w:themeColor="text2" w:themeShade="80"/>
         </w:rPr>
+      </w:pPr>
+      <w:r>
+        <w:rPr>
+          <w:color w:val="0F243E" w:themeColor="text2" w:themeShade="80"/>
+        </w:rPr>
+        <w:t xml:space="preserve">Mayor información: </w:t>
+      </w:r>
+      <w:hyperlink r:id="rId56" w:history="1">
+        <w:r>
+          <w:rPr>
+            <w:rStyle w:val="Hipervnculo"/>
+          </w:rPr>
+          <w:t>https://github.com/JB153486/Proyecto-Balanc-n-Inteligente-II/blob/ElkinFabianMeloRodriguez/CONEXIONES/Componente.pdf</w:t>
+        </w:r>
+      </w:hyperlink>
+    </w:p>
+    <w:p>
+      <w:pPr>
+        <w:rPr>
+          <w:color w:val="0F243E" w:themeColor="text2" w:themeShade="80"/>
+        </w:rPr>
+      </w:pPr>
+    </w:p>
+    <w:p>
+      <w:pPr>
+        <w:rPr>
+          <w:color w:val="0F243E" w:themeColor="text2" w:themeShade="80"/>
+        </w:rPr>
+      </w:pPr>
+    </w:p>
+    <w:p>
+      <w:pPr>
+        <w:rPr>
+          <w:color w:val="0F243E" w:themeColor="text2" w:themeShade="80"/>
+        </w:rPr>
         <w:sectPr>
-          <w:headerReference w:type="default" r:id="rId50"/>
+          <w:headerReference w:type="default" r:id="rId57"/>
           <w:pgSz w:w="12240" w:h="15840"/>
           <w:pgMar w:top="1940" w:right="1080" w:bottom="280" w:left="1080" w:header="470" w:footer="0" w:gutter="0"/>
           <w:cols w:space="720"/>
@@ -21698,8 +22016,8 @@
           <w:b/>
         </w:rPr>
       </w:pPr>
-      <w:bookmarkStart w:id="33" w:name="5.4._Vídeo_de_Implementación"/>
-      <w:bookmarkEnd w:id="33"/>
+      <w:bookmarkStart w:id="35" w:name="5.4._Vídeo_de_Implementación"/>
+      <w:bookmarkEnd w:id="35"/>
     </w:p>
     <w:p>
       <w:pPr>
@@ -21723,16 +22041,16 @@
         </w:tabs>
         <w:ind w:left="718" w:hanging="358"/>
       </w:pPr>
-      <w:bookmarkStart w:id="34" w:name="6._REFERENCIAS"/>
-      <w:bookmarkStart w:id="35" w:name="_Toc242447802"/>
-      <w:bookmarkEnd w:id="34"/>
+      <w:bookmarkStart w:id="36" w:name="6._REFERENCIAS"/>
+      <w:bookmarkStart w:id="37" w:name="_Toc242447802"/>
+      <w:bookmarkEnd w:id="36"/>
       <w:r>
         <w:rPr>
           <w:spacing w:val="-2"/>
         </w:rPr>
         <w:t>REFERENCIAS</w:t>
       </w:r>
-      <w:bookmarkEnd w:id="35"/>
+      <w:bookmarkEnd w:id="37"/>
     </w:p>
     <w:p>
       <w:pPr>
@@ -21752,7 +22070,7 @@
           <w:rFonts w:ascii="Arial" w:hAnsi="Arial" w:cs="Arial"/>
         </w:rPr>
       </w:pPr>
-      <w:hyperlink r:id="rId51">
+      <w:hyperlink r:id="rId58">
         <w:r>
           <w:rPr>
             <w:rFonts w:ascii="Arial" w:hAnsi="Arial" w:cs="Arial"/>
@@ -21762,7 +22080,7 @@
           <w:t>https://category.yahboom.net/es/products/sbr-stm32?srsltid=AfmBOorw1hmrTlk-UrBY9_u0-SZ0HpO-</w:t>
         </w:r>
       </w:hyperlink>
-      <w:hyperlink r:id="rId52">
+      <w:hyperlink r:id="rId59">
         <w:r>
           <w:rPr>
             <w:rFonts w:ascii="Arial" w:hAnsi="Arial" w:cs="Arial"/>
@@ -21888,7 +22206,7 @@
         </w:rPr>
         <w:t xml:space="preserve">Gemini) </w:t>
       </w:r>
-      <w:hyperlink r:id="rId53">
+      <w:hyperlink r:id="rId60">
         <w:r>
           <w:rPr>
             <w:rFonts w:ascii="Arial" w:hAnsi="Arial" w:cs="Arial"/>
@@ -21913,7 +22231,7 @@
           <w:szCs w:val="20"/>
         </w:rPr>
       </w:pPr>
-      <w:hyperlink r:id="rId54">
+      <w:hyperlink r:id="rId61">
         <w:r>
           <w:rPr>
             <w:rFonts w:ascii="Arial" w:hAnsi="Arial" w:cs="Arial"/>
@@ -21946,7 +22264,7 @@
           <w:sz w:val="20"/>
         </w:rPr>
       </w:pPr>
-      <w:hyperlink r:id="rId55">
+      <w:hyperlink r:id="rId62">
         <w:r>
           <w:rPr>
             <w:rFonts w:ascii="Arial" w:hAnsi="Arial" w:cs="Arial"/>
@@ -21961,7 +22279,7 @@
       </w:hyperlink>
     </w:p>
     <w:sectPr>
-      <w:headerReference w:type="default" r:id="rId56"/>
+      <w:headerReference w:type="default" r:id="rId63"/>
       <w:pgSz w:w="12240" w:h="15840"/>
       <w:pgMar w:top="1940" w:right="1080" w:bottom="280" w:left="1080" w:header="470" w:footer="0" w:gutter="0"/>
       <w:cols w:space="720"/>
@@ -22231,7 +22549,23 @@
                                     <w:b/>
                                     <w:spacing w:val="-2"/>
                                   </w:rPr>
-                                  <w:t>2025-</w:t>
+                                  <w:t>202</w:t>
+                                </w:r>
+                                <w:r>
+                                  <w:rPr>
+                                    <w:rFonts w:ascii="Arial"/>
+                                    <w:b/>
+                                    <w:spacing w:val="-2"/>
+                                  </w:rPr>
+                                  <w:t>6</w:t>
+                                </w:r>
+                                <w:r>
+                                  <w:rPr>
+                                    <w:rFonts w:ascii="Arial"/>
+                                    <w:b/>
+                                    <w:spacing w:val="-2"/>
+                                  </w:rPr>
+                                  <w:t>-</w:t>
                                 </w:r>
                                 <w:r>
                                   <w:rPr>
@@ -22449,7 +22783,7 @@
               <v:stroke joinstyle="miter"/>
               <v:path gradientshapeok="t" o:connecttype="rect"/>
             </v:shapetype>
-            <v:shape id="Textbox 1" o:spid="_x0000_s1034" type="#_x0000_t202" style="position:absolute;margin-left:68.8pt;margin-top:35.3pt;width:474.45pt;height:62.15pt;z-index:15728640;visibility:visible;mso-wrap-style:square;mso-wrap-distance-left:0;mso-wrap-distance-top:0;mso-wrap-distance-right:0;mso-wrap-distance-bottom:0;mso-position-horizontal:absolute;mso-position-horizontal-relative:page;mso-position-vertical:absolute;mso-position-vertical-relative:page;v-text-anchor:top" o:gfxdata="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" filled="f" stroked="f">
+            <v:shape id="Textbox 1" o:spid="_x0000_s1033" type="#_x0000_t202" style="position:absolute;margin-left:68.8pt;margin-top:35.3pt;width:474.45pt;height:62.15pt;z-index:15728640;visibility:visible;mso-wrap-style:square;mso-wrap-distance-left:0;mso-wrap-distance-top:0;mso-wrap-distance-right:0;mso-wrap-distance-bottom:0;mso-position-horizontal:absolute;mso-position-horizontal-relative:page;mso-position-vertical:absolute;mso-position-vertical-relative:page;v-text-anchor:top" o:gfxdata="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" filled="f" stroked="f">
               <v:textbox inset="0,0,0,0">
                 <w:txbxContent>
                   <w:tbl>
@@ -22629,7 +22963,23 @@
                               <w:b/>
                               <w:spacing w:val="-2"/>
                             </w:rPr>
-                            <w:t>2025-</w:t>
+                            <w:t>202</w:t>
+                          </w:r>
+                          <w:r>
+                            <w:rPr>
+                              <w:rFonts w:ascii="Arial"/>
+                              <w:b/>
+                              <w:spacing w:val="-2"/>
+                            </w:rPr>
+                            <w:t>6</w:t>
+                          </w:r>
+                          <w:r>
+                            <w:rPr>
+                              <w:rFonts w:ascii="Arial"/>
+                              <w:b/>
+                              <w:spacing w:val="-2"/>
+                            </w:rPr>
+                            <w:t>-</w:t>
                           </w:r>
                           <w:r>
                             <w:rPr>
@@ -23331,7 +23681,7 @@
               <v:stroke joinstyle="miter"/>
               <v:path gradientshapeok="t" o:connecttype="rect"/>
             </v:shapetype>
-            <v:shape id="Textbox 69" o:spid="_x0000_s1043" type="#_x0000_t202" style="position:absolute;margin-left:68.8pt;margin-top:35.3pt;width:474.45pt;height:62.15pt;z-index:15748608;visibility:visible;mso-wrap-style:square;mso-wrap-distance-left:0;mso-wrap-distance-top:0;mso-wrap-distance-right:0;mso-wrap-distance-bottom:0;mso-position-horizontal:absolute;mso-position-horizontal-relative:page;mso-position-vertical:absolute;mso-position-vertical-relative:page;v-text-anchor:top" o:gfxdata="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" filled="f" stroked="f">
+            <v:shape id="Textbox 69" o:spid="_x0000_s1042" type="#_x0000_t202" style="position:absolute;margin-left:68.8pt;margin-top:35.3pt;width:474.45pt;height:62.15pt;z-index:15748608;visibility:visible;mso-wrap-style:square;mso-wrap-distance-left:0;mso-wrap-distance-top:0;mso-wrap-distance-right:0;mso-wrap-distance-bottom:0;mso-position-horizontal:absolute;mso-position-horizontal-relative:page;mso-position-vertical:absolute;mso-position-vertical-relative:page;v-text-anchor:top" o:gfxdata="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" filled="f" stroked="f">
               <v:textbox inset="0,0,0,0">
                 <w:txbxContent>
                   <w:tbl>
@@ -23995,7 +24345,23 @@
                                     <w:b/>
                                     <w:spacing w:val="-2"/>
                                   </w:rPr>
-                                  <w:t>2025-</w:t>
+                                  <w:t>202</w:t>
+                                </w:r>
+                                <w:r>
+                                  <w:rPr>
+                                    <w:rFonts w:ascii="Arial"/>
+                                    <w:b/>
+                                    <w:spacing w:val="-2"/>
+                                  </w:rPr>
+                                  <w:t>6</w:t>
+                                </w:r>
+                                <w:r>
+                                  <w:rPr>
+                                    <w:rFonts w:ascii="Arial"/>
+                                    <w:b/>
+                                    <w:spacing w:val="-2"/>
+                                  </w:rPr>
+                                  <w:t>-</w:t>
                                 </w:r>
                                 <w:r>
                                   <w:rPr>
@@ -24213,7 +24579,7 @@
               <v:stroke joinstyle="miter"/>
               <v:path gradientshapeok="t" o:connecttype="rect"/>
             </v:shapetype>
-            <v:shape id="Textbox 73" o:spid="_x0000_s1044" type="#_x0000_t202" style="position:absolute;margin-left:68.8pt;margin-top:35.3pt;width:474.45pt;height:62.15pt;z-index:486603776;visibility:visible;mso-wrap-style:square;mso-wrap-distance-left:0;mso-wrap-distance-top:0;mso-wrap-distance-right:0;mso-wrap-distance-bottom:0;mso-position-horizontal:absolute;mso-position-horizontal-relative:page;mso-position-vertical:absolute;mso-position-vertical-relative:page;v-text-anchor:top" o:gfxdata="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" filled="f" stroked="f">
+            <v:shape id="Textbox 73" o:spid="_x0000_s1043" type="#_x0000_t202" style="position:absolute;margin-left:68.8pt;margin-top:35.3pt;width:474.45pt;height:62.15pt;z-index:486603776;visibility:visible;mso-wrap-style:square;mso-wrap-distance-left:0;mso-wrap-distance-top:0;mso-wrap-distance-right:0;mso-wrap-distance-bottom:0;mso-position-horizontal:absolute;mso-position-horizontal-relative:page;mso-position-vertical:absolute;mso-position-vertical-relative:page;v-text-anchor:top" o:gfxdata="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" filled="f" stroked="f">
               <v:textbox inset="0,0,0,0">
                 <w:txbxContent>
                   <w:tbl>
@@ -24393,7 +24759,23 @@
                               <w:b/>
                               <w:spacing w:val="-2"/>
                             </w:rPr>
-                            <w:t>2025-</w:t>
+                            <w:t>202</w:t>
+                          </w:r>
+                          <w:r>
+                            <w:rPr>
+                              <w:rFonts w:ascii="Arial"/>
+                              <w:b/>
+                              <w:spacing w:val="-2"/>
+                            </w:rPr>
+                            <w:t>6</w:t>
+                          </w:r>
+                          <w:r>
+                            <w:rPr>
+                              <w:rFonts w:ascii="Arial"/>
+                              <w:b/>
+                              <w:spacing w:val="-2"/>
+                            </w:rPr>
+                            <w:t>-</w:t>
                           </w:r>
                           <w:r>
                             <w:rPr>
@@ -24877,7 +25259,23 @@
                                     <w:b/>
                                     <w:spacing w:val="-2"/>
                                   </w:rPr>
-                                  <w:t>2025-</w:t>
+                                  <w:t>202</w:t>
+                                </w:r>
+                                <w:r>
+                                  <w:rPr>
+                                    <w:rFonts w:ascii="Arial"/>
+                                    <w:b/>
+                                    <w:spacing w:val="-2"/>
+                                  </w:rPr>
+                                  <w:t>6</w:t>
+                                </w:r>
+                                <w:r>
+                                  <w:rPr>
+                                    <w:rFonts w:ascii="Arial"/>
+                                    <w:b/>
+                                    <w:spacing w:val="-2"/>
+                                  </w:rPr>
+                                  <w:t>-</w:t>
                                 </w:r>
                                 <w:r>
                                   <w:rPr>
@@ -25095,7 +25493,7 @@
               <v:stroke joinstyle="miter"/>
               <v:path gradientshapeok="t" o:connecttype="rect"/>
             </v:shapetype>
-            <v:shape id="Textbox 97" o:spid="_x0000_s1045" type="#_x0000_t202" style="position:absolute;margin-left:68.8pt;margin-top:35.3pt;width:474.45pt;height:62.15pt;z-index:15757824;visibility:visible;mso-wrap-style:square;mso-wrap-distance-left:0;mso-wrap-distance-top:0;mso-wrap-distance-right:0;mso-wrap-distance-bottom:0;mso-position-horizontal:absolute;mso-position-horizontal-relative:page;mso-position-vertical:absolute;mso-position-vertical-relative:page;v-text-anchor:top" o:gfxdata="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" filled="f" stroked="f">
+            <v:shape id="Textbox 97" o:spid="_x0000_s1044" type="#_x0000_t202" style="position:absolute;margin-left:68.8pt;margin-top:35.3pt;width:474.45pt;height:62.15pt;z-index:15757824;visibility:visible;mso-wrap-style:square;mso-wrap-distance-left:0;mso-wrap-distance-top:0;mso-wrap-distance-right:0;mso-wrap-distance-bottom:0;mso-position-horizontal:absolute;mso-position-horizontal-relative:page;mso-position-vertical:absolute;mso-position-vertical-relative:page;v-text-anchor:top" o:gfxdata="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" filled="f" stroked="f">
               <v:textbox inset="0,0,0,0">
                 <w:txbxContent>
                   <w:tbl>
@@ -25275,7 +25673,23 @@
                               <w:b/>
                               <w:spacing w:val="-2"/>
                             </w:rPr>
-                            <w:t>2025-</w:t>
+                            <w:t>202</w:t>
+                          </w:r>
+                          <w:r>
+                            <w:rPr>
+                              <w:rFonts w:ascii="Arial"/>
+                              <w:b/>
+                              <w:spacing w:val="-2"/>
+                            </w:rPr>
+                            <w:t>6</w:t>
+                          </w:r>
+                          <w:r>
+                            <w:rPr>
+                              <w:rFonts w:ascii="Arial"/>
+                              <w:b/>
+                              <w:spacing w:val="-2"/>
+                            </w:rPr>
+                            <w:t>-</w:t>
                           </w:r>
                           <w:r>
                             <w:rPr>
@@ -25759,7 +26173,23 @@
                                     <w:b/>
                                     <w:spacing w:val="-2"/>
                                   </w:rPr>
-                                  <w:t>2025-</w:t>
+                                  <w:t>202</w:t>
+                                </w:r>
+                                <w:r>
+                                  <w:rPr>
+                                    <w:rFonts w:ascii="Arial"/>
+                                    <w:b/>
+                                    <w:spacing w:val="-2"/>
+                                  </w:rPr>
+                                  <w:t>6</w:t>
+                                </w:r>
+                                <w:r>
+                                  <w:rPr>
+                                    <w:rFonts w:ascii="Arial"/>
+                                    <w:b/>
+                                    <w:spacing w:val="-2"/>
+                                  </w:rPr>
+                                  <w:t>-</w:t>
                                 </w:r>
                                 <w:r>
                                   <w:rPr>
@@ -25977,7 +26407,7 @@
               <v:stroke joinstyle="miter"/>
               <v:path gradientshapeok="t" o:connecttype="rect"/>
             </v:shapetype>
-            <v:shape id="Textbox 3" o:spid="_x0000_s1035" type="#_x0000_t202" style="position:absolute;margin-left:68.8pt;margin-top:35.3pt;width:474.45pt;height:62.15pt;z-index:15729152;visibility:visible;mso-wrap-style:square;mso-wrap-distance-left:0;mso-wrap-distance-top:0;mso-wrap-distance-right:0;mso-wrap-distance-bottom:0;mso-position-horizontal:absolute;mso-position-horizontal-relative:page;mso-position-vertical:absolute;mso-position-vertical-relative:page;v-text-anchor:top" o:gfxdata="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" filled="f" stroked="f">
+            <v:shape id="Textbox 3" o:spid="_x0000_s1034" type="#_x0000_t202" style="position:absolute;margin-left:68.8pt;margin-top:35.3pt;width:474.45pt;height:62.15pt;z-index:15729152;visibility:visible;mso-wrap-style:square;mso-wrap-distance-left:0;mso-wrap-distance-top:0;mso-wrap-distance-right:0;mso-wrap-distance-bottom:0;mso-position-horizontal:absolute;mso-position-horizontal-relative:page;mso-position-vertical:absolute;mso-position-vertical-relative:page;v-text-anchor:top" o:gfxdata="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" filled="f" stroked="f">
               <v:textbox inset="0,0,0,0">
                 <w:txbxContent>
                   <w:tbl>
@@ -26157,7 +26587,23 @@
                               <w:b/>
                               <w:spacing w:val="-2"/>
                             </w:rPr>
-                            <w:t>2025-</w:t>
+                            <w:t>202</w:t>
+                          </w:r>
+                          <w:r>
+                            <w:rPr>
+                              <w:rFonts w:ascii="Arial"/>
+                              <w:b/>
+                              <w:spacing w:val="-2"/>
+                            </w:rPr>
+                            <w:t>6</w:t>
+                          </w:r>
+                          <w:r>
+                            <w:rPr>
+                              <w:rFonts w:ascii="Arial"/>
+                              <w:b/>
+                              <w:spacing w:val="-2"/>
+                            </w:rPr>
+                            <w:t>-</w:t>
                           </w:r>
                           <w:r>
                             <w:rPr>
@@ -26641,7 +27087,23 @@
                                     <w:b/>
                                     <w:spacing w:val="-2"/>
                                   </w:rPr>
-                                  <w:t>2025-</w:t>
+                                  <w:t>202</w:t>
+                                </w:r>
+                                <w:r>
+                                  <w:rPr>
+                                    <w:rFonts w:ascii="Arial"/>
+                                    <w:b/>
+                                    <w:spacing w:val="-2"/>
+                                  </w:rPr>
+                                  <w:t>6</w:t>
+                                </w:r>
+                                <w:r>
+                                  <w:rPr>
+                                    <w:rFonts w:ascii="Arial"/>
+                                    <w:b/>
+                                    <w:spacing w:val="-2"/>
+                                  </w:rPr>
+                                  <w:t>-</w:t>
                                 </w:r>
                                 <w:r>
                                   <w:rPr>
@@ -26859,7 +27321,7 @@
               <v:stroke joinstyle="miter"/>
               <v:path gradientshapeok="t" o:connecttype="rect"/>
             </v:shapetype>
-            <v:shape id="Textbox 5" o:spid="_x0000_s1036" type="#_x0000_t202" style="position:absolute;margin-left:68.8pt;margin-top:35.3pt;width:474.45pt;height:62.15pt;z-index:15729664;visibility:visible;mso-wrap-style:square;mso-wrap-distance-left:0;mso-wrap-distance-top:0;mso-wrap-distance-right:0;mso-wrap-distance-bottom:0;mso-position-horizontal:absolute;mso-position-horizontal-relative:page;mso-position-vertical:absolute;mso-position-vertical-relative:page;v-text-anchor:top" o:gfxdata="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" filled="f" stroked="f">
+            <v:shape id="Textbox 5" o:spid="_x0000_s1035" type="#_x0000_t202" style="position:absolute;margin-left:68.8pt;margin-top:35.3pt;width:474.45pt;height:62.15pt;z-index:15729664;visibility:visible;mso-wrap-style:square;mso-wrap-distance-left:0;mso-wrap-distance-top:0;mso-wrap-distance-right:0;mso-wrap-distance-bottom:0;mso-position-horizontal:absolute;mso-position-horizontal-relative:page;mso-position-vertical:absolute;mso-position-vertical-relative:page;v-text-anchor:top" o:gfxdata="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" filled="f" stroked="f">
               <v:textbox inset="0,0,0,0">
                 <w:txbxContent>
                   <w:tbl>
@@ -27039,7 +27501,23 @@
                               <w:b/>
                               <w:spacing w:val="-2"/>
                             </w:rPr>
-                            <w:t>2025-</w:t>
+                            <w:t>202</w:t>
+                          </w:r>
+                          <w:r>
+                            <w:rPr>
+                              <w:rFonts w:ascii="Arial"/>
+                              <w:b/>
+                              <w:spacing w:val="-2"/>
+                            </w:rPr>
+                            <w:t>6</w:t>
+                          </w:r>
+                          <w:r>
+                            <w:rPr>
+                              <w:rFonts w:ascii="Arial"/>
+                              <w:b/>
+                              <w:spacing w:val="-2"/>
+                            </w:rPr>
+                            <w:t>-</w:t>
                           </w:r>
                           <w:r>
                             <w:rPr>
@@ -27523,7 +28001,23 @@
                                     <w:b/>
                                     <w:spacing w:val="-2"/>
                                   </w:rPr>
-                                  <w:t>2025-</w:t>
+                                  <w:t>202</w:t>
+                                </w:r>
+                                <w:r>
+                                  <w:rPr>
+                                    <w:rFonts w:ascii="Arial"/>
+                                    <w:b/>
+                                    <w:spacing w:val="-2"/>
+                                  </w:rPr>
+                                  <w:t>6</w:t>
+                                </w:r>
+                                <w:r>
+                                  <w:rPr>
+                                    <w:rFonts w:ascii="Arial"/>
+                                    <w:b/>
+                                    <w:spacing w:val="-2"/>
+                                  </w:rPr>
+                                  <w:t>-</w:t>
                                 </w:r>
                                 <w:r>
                                   <w:rPr>
@@ -27741,7 +28235,7 @@
               <v:stroke joinstyle="miter"/>
               <v:path gradientshapeok="t" o:connecttype="rect"/>
             </v:shapetype>
-            <v:shape id="Textbox 10" o:spid="_x0000_s1037" type="#_x0000_t202" style="position:absolute;margin-left:68.8pt;margin-top:35.3pt;width:474.45pt;height:62.15pt;z-index:15731712;visibility:visible;mso-wrap-style:square;mso-wrap-distance-left:0;mso-wrap-distance-top:0;mso-wrap-distance-right:0;mso-wrap-distance-bottom:0;mso-position-horizontal:absolute;mso-position-horizontal-relative:page;mso-position-vertical:absolute;mso-position-vertical-relative:page;v-text-anchor:top" o:gfxdata="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" filled="f" stroked="f">
+            <v:shape id="Textbox 10" o:spid="_x0000_s1036" type="#_x0000_t202" style="position:absolute;margin-left:68.8pt;margin-top:35.3pt;width:474.45pt;height:62.15pt;z-index:15731712;visibility:visible;mso-wrap-style:square;mso-wrap-distance-left:0;mso-wrap-distance-top:0;mso-wrap-distance-right:0;mso-wrap-distance-bottom:0;mso-position-horizontal:absolute;mso-position-horizontal-relative:page;mso-position-vertical:absolute;mso-position-vertical-relative:page;v-text-anchor:top" o:gfxdata="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" filled="f" stroked="f">
               <v:textbox inset="0,0,0,0">
                 <w:txbxContent>
                   <w:tbl>
@@ -27921,7 +28415,23 @@
                               <w:b/>
                               <w:spacing w:val="-2"/>
                             </w:rPr>
-                            <w:t>2025-</w:t>
+                            <w:t>202</w:t>
+                          </w:r>
+                          <w:r>
+                            <w:rPr>
+                              <w:rFonts w:ascii="Arial"/>
+                              <w:b/>
+                              <w:spacing w:val="-2"/>
+                            </w:rPr>
+                            <w:t>6</w:t>
+                          </w:r>
+                          <w:r>
+                            <w:rPr>
+                              <w:rFonts w:ascii="Arial"/>
+                              <w:b/>
+                              <w:spacing w:val="-2"/>
+                            </w:rPr>
+                            <w:t>-</w:t>
                           </w:r>
                           <w:r>
                             <w:rPr>
@@ -28405,7 +28915,23 @@
                                     <w:b/>
                                     <w:spacing w:val="-2"/>
                                   </w:rPr>
-                                  <w:t>2025-</w:t>
+                                  <w:t>202</w:t>
+                                </w:r>
+                                <w:r>
+                                  <w:rPr>
+                                    <w:rFonts w:ascii="Arial"/>
+                                    <w:b/>
+                                    <w:spacing w:val="-2"/>
+                                  </w:rPr>
+                                  <w:t>6</w:t>
+                                </w:r>
+                                <w:r>
+                                  <w:rPr>
+                                    <w:rFonts w:ascii="Arial"/>
+                                    <w:b/>
+                                    <w:spacing w:val="-2"/>
+                                  </w:rPr>
+                                  <w:t>-</w:t>
                                 </w:r>
                                 <w:r>
                                   <w:rPr>
@@ -28623,7 +29149,7 @@
               <v:stroke joinstyle="miter"/>
               <v:path gradientshapeok="t" o:connecttype="rect"/>
             </v:shapetype>
-            <v:shape id="Textbox 12" o:spid="_x0000_s1038" type="#_x0000_t202" style="position:absolute;margin-left:68.8pt;margin-top:35.3pt;width:474.45pt;height:62.15pt;z-index:251651072;visibility:visible;mso-wrap-style:square;mso-wrap-distance-left:0;mso-wrap-distance-top:0;mso-wrap-distance-right:0;mso-wrap-distance-bottom:0;mso-position-horizontal:absolute;mso-position-horizontal-relative:page;mso-position-vertical:absolute;mso-position-vertical-relative:page;v-text-anchor:top" o:gfxdata="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" filled="f" stroked="f">
+            <v:shape id="Textbox 12" o:spid="_x0000_s1037" type="#_x0000_t202" style="position:absolute;margin-left:68.8pt;margin-top:35.3pt;width:474.45pt;height:62.15pt;z-index:251651072;visibility:visible;mso-wrap-style:square;mso-wrap-distance-left:0;mso-wrap-distance-top:0;mso-wrap-distance-right:0;mso-wrap-distance-bottom:0;mso-position-horizontal:absolute;mso-position-horizontal-relative:page;mso-position-vertical:absolute;mso-position-vertical-relative:page;v-text-anchor:top" o:gfxdata="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" filled="f" stroked="f">
               <v:textbox inset="0,0,0,0">
                 <w:txbxContent>
                   <w:tbl>
@@ -28803,7 +29329,23 @@
                               <w:b/>
                               <w:spacing w:val="-2"/>
                             </w:rPr>
-                            <w:t>2025-</w:t>
+                            <w:t>202</w:t>
+                          </w:r>
+                          <w:r>
+                            <w:rPr>
+                              <w:rFonts w:ascii="Arial"/>
+                              <w:b/>
+                              <w:spacing w:val="-2"/>
+                            </w:rPr>
+                            <w:t>6</w:t>
+                          </w:r>
+                          <w:r>
+                            <w:rPr>
+                              <w:rFonts w:ascii="Arial"/>
+                              <w:b/>
+                              <w:spacing w:val="-2"/>
+                            </w:rPr>
+                            <w:t>-</w:t>
                           </w:r>
                           <w:r>
                             <w:rPr>
@@ -29287,7 +29829,23 @@
                                     <w:b/>
                                     <w:spacing w:val="-2"/>
                                   </w:rPr>
-                                  <w:t>2025-</w:t>
+                                  <w:t>202</w:t>
+                                </w:r>
+                                <w:r>
+                                  <w:rPr>
+                                    <w:rFonts w:ascii="Arial"/>
+                                    <w:b/>
+                                    <w:spacing w:val="-2"/>
+                                  </w:rPr>
+                                  <w:t>6</w:t>
+                                </w:r>
+                                <w:r>
+                                  <w:rPr>
+                                    <w:rFonts w:ascii="Arial"/>
+                                    <w:b/>
+                                    <w:spacing w:val="-2"/>
+                                  </w:rPr>
+                                  <w:t>-</w:t>
                                 </w:r>
                                 <w:r>
                                   <w:rPr>
@@ -29505,7 +30063,7 @@
               <v:stroke joinstyle="miter"/>
               <v:path gradientshapeok="t" o:connecttype="rect"/>
             </v:shapetype>
-            <v:shape id="Textbox 32" o:spid="_x0000_s1039" type="#_x0000_t202" style="position:absolute;margin-left:68.8pt;margin-top:35.3pt;width:474.45pt;height:62.15pt;z-index:15737856;visibility:visible;mso-wrap-style:square;mso-wrap-distance-left:0;mso-wrap-distance-top:0;mso-wrap-distance-right:0;mso-wrap-distance-bottom:0;mso-position-horizontal:absolute;mso-position-horizontal-relative:page;mso-position-vertical:absolute;mso-position-vertical-relative:page;v-text-anchor:top" o:gfxdata="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" filled="f" stroked="f">
+            <v:shape id="Textbox 32" o:spid="_x0000_s1038" type="#_x0000_t202" style="position:absolute;margin-left:68.8pt;margin-top:35.3pt;width:474.45pt;height:62.15pt;z-index:15737856;visibility:visible;mso-wrap-style:square;mso-wrap-distance-left:0;mso-wrap-distance-top:0;mso-wrap-distance-right:0;mso-wrap-distance-bottom:0;mso-position-horizontal:absolute;mso-position-horizontal-relative:page;mso-position-vertical:absolute;mso-position-vertical-relative:page;v-text-anchor:top" o:gfxdata="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" filled="f" stroked="f">
               <v:textbox inset="0,0,0,0">
                 <w:txbxContent>
                   <w:tbl>
@@ -29685,7 +30243,23 @@
                               <w:b/>
                               <w:spacing w:val="-2"/>
                             </w:rPr>
-                            <w:t>2025-</w:t>
+                            <w:t>202</w:t>
+                          </w:r>
+                          <w:r>
+                            <w:rPr>
+                              <w:rFonts w:ascii="Arial"/>
+                              <w:b/>
+                              <w:spacing w:val="-2"/>
+                            </w:rPr>
+                            <w:t>6</w:t>
+                          </w:r>
+                          <w:r>
+                            <w:rPr>
+                              <w:rFonts w:ascii="Arial"/>
+                              <w:b/>
+                              <w:spacing w:val="-2"/>
+                            </w:rPr>
+                            <w:t>-</w:t>
                           </w:r>
                           <w:r>
                             <w:rPr>
@@ -30169,7 +30743,23 @@
                                     <w:b/>
                                     <w:spacing w:val="-2"/>
                                   </w:rPr>
-                                  <w:t>2025-</w:t>
+                                  <w:t>202</w:t>
+                                </w:r>
+                                <w:r>
+                                  <w:rPr>
+                                    <w:rFonts w:ascii="Arial"/>
+                                    <w:b/>
+                                    <w:spacing w:val="-2"/>
+                                  </w:rPr>
+                                  <w:t>6</w:t>
+                                </w:r>
+                                <w:r>
+                                  <w:rPr>
+                                    <w:rFonts w:ascii="Arial"/>
+                                    <w:b/>
+                                    <w:spacing w:val="-2"/>
+                                  </w:rPr>
+                                  <w:t>-</w:t>
                                 </w:r>
                                 <w:r>
                                   <w:rPr>
@@ -30387,7 +30977,7 @@
               <v:stroke joinstyle="miter"/>
               <v:path gradientshapeok="t" o:connecttype="rect"/>
             </v:shapetype>
-            <v:shape id="Textbox 43" o:spid="_x0000_s1040" type="#_x0000_t202" style="position:absolute;margin-left:68.8pt;margin-top:35.3pt;width:474.45pt;height:62.15pt;z-index:15742464;visibility:visible;mso-wrap-style:square;mso-wrap-distance-left:0;mso-wrap-distance-top:0;mso-wrap-distance-right:0;mso-wrap-distance-bottom:0;mso-position-horizontal:absolute;mso-position-horizontal-relative:page;mso-position-vertical:absolute;mso-position-vertical-relative:page;v-text-anchor:top" o:gfxdata="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" filled="f" stroked="f">
+            <v:shape id="Textbox 43" o:spid="_x0000_s1039" type="#_x0000_t202" style="position:absolute;margin-left:68.8pt;margin-top:35.3pt;width:474.45pt;height:62.15pt;z-index:15742464;visibility:visible;mso-wrap-style:square;mso-wrap-distance-left:0;mso-wrap-distance-top:0;mso-wrap-distance-right:0;mso-wrap-distance-bottom:0;mso-position-horizontal:absolute;mso-position-horizontal-relative:page;mso-position-vertical:absolute;mso-position-vertical-relative:page;v-text-anchor:top" o:gfxdata="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" filled="f" stroked="f">
               <v:textbox inset="0,0,0,0">
                 <w:txbxContent>
                   <w:tbl>
@@ -30567,7 +31157,23 @@
                               <w:b/>
                               <w:spacing w:val="-2"/>
                             </w:rPr>
-                            <w:t>2025-</w:t>
+                            <w:t>202</w:t>
+                          </w:r>
+                          <w:r>
+                            <w:rPr>
+                              <w:rFonts w:ascii="Arial"/>
+                              <w:b/>
+                              <w:spacing w:val="-2"/>
+                            </w:rPr>
+                            <w:t>6</w:t>
+                          </w:r>
+                          <w:r>
+                            <w:rPr>
+                              <w:rFonts w:ascii="Arial"/>
+                              <w:b/>
+                              <w:spacing w:val="-2"/>
+                            </w:rPr>
+                            <w:t>-</w:t>
                           </w:r>
                           <w:r>
                             <w:rPr>
@@ -31051,7 +31657,23 @@
                                     <w:b/>
                                     <w:spacing w:val="-2"/>
                                   </w:rPr>
-                                  <w:t>2025-</w:t>
+                                  <w:t>202</w:t>
+                                </w:r>
+                                <w:r>
+                                  <w:rPr>
+                                    <w:rFonts w:ascii="Arial"/>
+                                    <w:b/>
+                                    <w:spacing w:val="-2"/>
+                                  </w:rPr>
+                                  <w:t>6</w:t>
+                                </w:r>
+                                <w:r>
+                                  <w:rPr>
+                                    <w:rFonts w:ascii="Arial"/>
+                                    <w:b/>
+                                    <w:spacing w:val="-2"/>
+                                  </w:rPr>
+                                  <w:t>-</w:t>
                                 </w:r>
                                 <w:r>
                                   <w:rPr>
@@ -31269,7 +31891,7 @@
               <v:stroke joinstyle="miter"/>
               <v:path gradientshapeok="t" o:connecttype="rect"/>
             </v:shapetype>
-            <v:shape id="Textbox 61" o:spid="_x0000_s1041" type="#_x0000_t202" style="position:absolute;margin-left:68.8pt;margin-top:35.3pt;width:474.45pt;height:62.15pt;z-index:251657216;visibility:visible;mso-wrap-style:square;mso-wrap-distance-left:0;mso-wrap-distance-top:0;mso-wrap-distance-right:0;mso-wrap-distance-bottom:0;mso-position-horizontal:absolute;mso-position-horizontal-relative:page;mso-position-vertical:absolute;mso-position-vertical-relative:page;v-text-anchor:top" o:gfxdata="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" filled="f" stroked="f">
+            <v:shape id="Textbox 61" o:spid="_x0000_s1040" type="#_x0000_t202" style="position:absolute;margin-left:68.8pt;margin-top:35.3pt;width:474.45pt;height:62.15pt;z-index:251657216;visibility:visible;mso-wrap-style:square;mso-wrap-distance-left:0;mso-wrap-distance-top:0;mso-wrap-distance-right:0;mso-wrap-distance-bottom:0;mso-position-horizontal:absolute;mso-position-horizontal-relative:page;mso-position-vertical:absolute;mso-position-vertical-relative:page;v-text-anchor:top" o:gfxdata="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" filled="f" stroked="f">
               <v:textbox inset="0,0,0,0">
                 <w:txbxContent>
                   <w:tbl>
@@ -31449,7 +32071,23 @@
                               <w:b/>
                               <w:spacing w:val="-2"/>
                             </w:rPr>
-                            <w:t>2025-</w:t>
+                            <w:t>202</w:t>
+                          </w:r>
+                          <w:r>
+                            <w:rPr>
+                              <w:rFonts w:ascii="Arial"/>
+                              <w:b/>
+                              <w:spacing w:val="-2"/>
+                            </w:rPr>
+                            <w:t>6</w:t>
+                          </w:r>
+                          <w:r>
+                            <w:rPr>
+                              <w:rFonts w:ascii="Arial"/>
+                              <w:b/>
+                              <w:spacing w:val="-2"/>
+                            </w:rPr>
+                            <w:t>-</w:t>
                           </w:r>
                           <w:r>
                             <w:rPr>
@@ -31933,7 +32571,23 @@
                                     <w:b/>
                                     <w:spacing w:val="-2"/>
                                   </w:rPr>
-                                  <w:t>2025-</w:t>
+                                  <w:t>202</w:t>
+                                </w:r>
+                                <w:r>
+                                  <w:rPr>
+                                    <w:rFonts w:ascii="Arial"/>
+                                    <w:b/>
+                                    <w:spacing w:val="-2"/>
+                                  </w:rPr>
+                                  <w:t>6</w:t>
+                                </w:r>
+                                <w:r>
+                                  <w:rPr>
+                                    <w:rFonts w:ascii="Arial"/>
+                                    <w:b/>
+                                    <w:spacing w:val="-2"/>
+                                  </w:rPr>
+                                  <w:t>-</w:t>
                                 </w:r>
                                 <w:r>
                                   <w:rPr>
@@ -32151,7 +32805,7 @@
               <v:stroke joinstyle="miter"/>
               <v:path gradientshapeok="t" o:connecttype="rect"/>
             </v:shapetype>
-            <v:shape id="Textbox 65" o:spid="_x0000_s1042" type="#_x0000_t202" style="position:absolute;margin-left:68.8pt;margin-top:35.3pt;width:474.45pt;height:62.15pt;z-index:15747584;visibility:visible;mso-wrap-style:square;mso-wrap-distance-left:0;mso-wrap-distance-top:0;mso-wrap-distance-right:0;mso-wrap-distance-bottom:0;mso-position-horizontal:absolute;mso-position-horizontal-relative:page;mso-position-vertical:absolute;mso-position-vertical-relative:page;v-text-anchor:top" o:gfxdata="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" filled="f" stroked="f">
+            <v:shape id="Textbox 65" o:spid="_x0000_s1041" type="#_x0000_t202" style="position:absolute;margin-left:68.8pt;margin-top:35.3pt;width:474.45pt;height:62.15pt;z-index:15747584;visibility:visible;mso-wrap-style:square;mso-wrap-distance-left:0;mso-wrap-distance-top:0;mso-wrap-distance-right:0;mso-wrap-distance-bottom:0;mso-position-horizontal:absolute;mso-position-horizontal-relative:page;mso-position-vertical:absolute;mso-position-vertical-relative:page;v-text-anchor:top" o:gfxdata="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" filled="f" stroked="f">
               <v:textbox inset="0,0,0,0">
                 <w:txbxContent>
                   <w:tbl>
@@ -32331,7 +32985,23 @@
                               <w:b/>
                               <w:spacing w:val="-2"/>
                             </w:rPr>
-                            <w:t>2025-</w:t>
+                            <w:t>202</w:t>
+                          </w:r>
+                          <w:r>
+                            <w:rPr>
+                              <w:rFonts w:ascii="Arial"/>
+                              <w:b/>
+                              <w:spacing w:val="-2"/>
+                            </w:rPr>
+                            <w:t>6</w:t>
+                          </w:r>
+                          <w:r>
+                            <w:rPr>
+                              <w:rFonts w:ascii="Arial"/>
+                              <w:b/>
+                              <w:spacing w:val="-2"/>
+                            </w:rPr>
+                            <w:t>-</w:t>
                           </w:r>
                           <w:r>
                             <w:rPr>
@@ -34730,6 +35400,68 @@
       <w:lang w:val="es-ES"/>
     </w:rPr>
   </w:style>
+  <w:style w:type="paragraph" w:styleId="Encabezado">
+    <w:name w:val="header"/>
+    <w:basedOn w:val="Normal"/>
+    <w:link w:val="EncabezadoCar"/>
+    <w:uiPriority w:val="99"/>
+    <w:unhideWhenUsed/>
+    <w:rsid w:val="003B1175"/>
+    <w:pPr>
+      <w:tabs>
+        <w:tab w:val="center" w:pos="4419"/>
+        <w:tab w:val="right" w:pos="8838"/>
+      </w:tabs>
+    </w:pPr>
+  </w:style>
+  <w:style w:type="character" w:customStyle="1" w:styleId="EncabezadoCar">
+    <w:name w:val="Encabezado Car"/>
+    <w:basedOn w:val="Fuentedeprrafopredeter"/>
+    <w:link w:val="Encabezado"/>
+    <w:uiPriority w:val="99"/>
+    <w:rsid w:val="003B1175"/>
+    <w:rPr>
+      <w:rFonts w:ascii="Arial MT" w:eastAsia="Arial MT" w:hAnsi="Arial MT" w:cs="Arial MT"/>
+      <w:lang w:val="es-ES"/>
+    </w:rPr>
+  </w:style>
+  <w:style w:type="paragraph" w:styleId="Piedepgina">
+    <w:name w:val="footer"/>
+    <w:basedOn w:val="Normal"/>
+    <w:link w:val="PiedepginaCar"/>
+    <w:uiPriority w:val="99"/>
+    <w:unhideWhenUsed/>
+    <w:rsid w:val="003B1175"/>
+    <w:pPr>
+      <w:tabs>
+        <w:tab w:val="center" w:pos="4419"/>
+        <w:tab w:val="right" w:pos="8838"/>
+      </w:tabs>
+    </w:pPr>
+  </w:style>
+  <w:style w:type="character" w:customStyle="1" w:styleId="PiedepginaCar">
+    <w:name w:val="Pie de página Car"/>
+    <w:basedOn w:val="Fuentedeprrafopredeter"/>
+    <w:link w:val="Piedepgina"/>
+    <w:uiPriority w:val="99"/>
+    <w:rsid w:val="003B1175"/>
+    <w:rPr>
+      <w:rFonts w:ascii="Arial MT" w:eastAsia="Arial MT" w:hAnsi="Arial MT" w:cs="Arial MT"/>
+      <w:lang w:val="es-ES"/>
+    </w:rPr>
+  </w:style>
+  <w:style w:type="character" w:styleId="Mencinsinresolver">
+    <w:name w:val="Unresolved Mention"/>
+    <w:basedOn w:val="Fuentedeprrafopredeter"/>
+    <w:uiPriority w:val="99"/>
+    <w:semiHidden/>
+    <w:unhideWhenUsed/>
+    <w:rsid w:val="00AE1C94"/>
+    <w:rPr>
+      <w:color w:val="605E5C"/>
+      <w:shd w:val="clear" w:color="auto" w:fill="E1DFDD"/>
+    </w:rPr>
+  </w:style>
 </w:styles>
 </file>
 

--- a/Informe_RobotBalancin.docx
+++ b/Informe_RobotBalancin.docx
@@ -863,7 +863,7 @@
           <w:r>
             <w:fldChar w:fldCharType="separate"/>
           </w:r>
-          <w:hyperlink w:anchor="_Toc242447781" w:history="1">
+          <w:hyperlink w:anchor="_Toc242819405" w:history="1">
             <w:r>
               <w:rPr>
                 <w:rStyle w:val="Hipervnculo"/>
@@ -960,7 +960,7 @@
                 <w:noProof/>
                 <w:webHidden/>
               </w:rPr>
-              <w:instrText xml:space="preserve"> PAGEREF _Toc242447781 \h </w:instrText>
+              <w:instrText xml:space="preserve"> PAGEREF _Toc242819405 \h </w:instrText>
             </w:r>
             <w:r>
               <w:rPr>
@@ -980,7 +980,7 @@
                 <w:noProof/>
                 <w:webHidden/>
               </w:rPr>
-              <w:t>4</w:t>
+              <w:t>5</w:t>
             </w:r>
             <w:r>
               <w:rPr>
@@ -1010,7 +1010,7 @@
               <w14:ligatures w14:val="standardContextual"/>
             </w:rPr>
           </w:pPr>
-          <w:hyperlink w:anchor="_Toc242447782" w:history="1">
+          <w:hyperlink w:anchor="_Toc242819406" w:history="1">
             <w:r>
               <w:rPr>
                 <w:rStyle w:val="Hipervnculo"/>
@@ -1060,7 +1060,7 @@
                 <w:noProof/>
                 <w:webHidden/>
               </w:rPr>
-              <w:instrText xml:space="preserve"> PAGEREF _Toc242447782 \h </w:instrText>
+              <w:instrText xml:space="preserve"> PAGEREF _Toc242819406 \h </w:instrText>
             </w:r>
             <w:r>
               <w:rPr>
@@ -1080,7 +1080,7 @@
                 <w:noProof/>
                 <w:webHidden/>
               </w:rPr>
-              <w:t>4</w:t>
+              <w:t>5</w:t>
             </w:r>
             <w:r>
               <w:rPr>
@@ -1110,7 +1110,7 @@
               <w14:ligatures w14:val="standardContextual"/>
             </w:rPr>
           </w:pPr>
-          <w:hyperlink w:anchor="_Toc242447783" w:history="1">
+          <w:hyperlink w:anchor="_Toc242819407" w:history="1">
             <w:r>
               <w:rPr>
                 <w:rStyle w:val="Hipervnculo"/>
@@ -1184,7 +1184,7 @@
                 <w:noProof/>
                 <w:webHidden/>
               </w:rPr>
-              <w:instrText xml:space="preserve"> PAGEREF _Toc242447783 \h </w:instrText>
+              <w:instrText xml:space="preserve"> PAGEREF _Toc242819407 \h </w:instrText>
             </w:r>
             <w:r>
               <w:rPr>
@@ -1204,7 +1204,7 @@
                 <w:noProof/>
                 <w:webHidden/>
               </w:rPr>
-              <w:t>4</w:t>
+              <w:t>5</w:t>
             </w:r>
             <w:r>
               <w:rPr>
@@ -1234,7 +1234,7 @@
               <w14:ligatures w14:val="standardContextual"/>
             </w:rPr>
           </w:pPr>
-          <w:hyperlink w:anchor="_Toc242447784" w:history="1">
+          <w:hyperlink w:anchor="_Toc242819408" w:history="1">
             <w:r>
               <w:rPr>
                 <w:rStyle w:val="Hipervnculo"/>
@@ -1314,7 +1314,7 @@
                 <w:noProof/>
                 <w:webHidden/>
               </w:rPr>
-              <w:instrText xml:space="preserve"> PAGEREF _Toc242447784 \h </w:instrText>
+              <w:instrText xml:space="preserve"> PAGEREF _Toc242819408 \h </w:instrText>
             </w:r>
             <w:r>
               <w:rPr>
@@ -1334,7 +1334,7 @@
                 <w:noProof/>
                 <w:webHidden/>
               </w:rPr>
-              <w:t>4</w:t>
+              <w:t>5</w:t>
             </w:r>
             <w:r>
               <w:rPr>
@@ -1364,7 +1364,7 @@
               <w14:ligatures w14:val="standardContextual"/>
             </w:rPr>
           </w:pPr>
-          <w:hyperlink w:anchor="_Toc242447785" w:history="1">
+          <w:hyperlink w:anchor="_Toc242819409" w:history="1">
             <w:r>
               <w:rPr>
                 <w:rStyle w:val="Hipervnculo"/>
@@ -1504,7 +1504,7 @@
                 <w:noProof/>
                 <w:webHidden/>
               </w:rPr>
-              <w:instrText xml:space="preserve"> PAGEREF _Toc242447785 \h </w:instrText>
+              <w:instrText xml:space="preserve"> PAGEREF _Toc242819409 \h </w:instrText>
             </w:r>
             <w:r>
               <w:rPr>
@@ -1524,7 +1524,7 @@
                 <w:noProof/>
                 <w:webHidden/>
               </w:rPr>
-              <w:t>5</w:t>
+              <w:t>6</w:t>
             </w:r>
             <w:r>
               <w:rPr>
@@ -1554,7 +1554,7 @@
               <w14:ligatures w14:val="standardContextual"/>
             </w:rPr>
           </w:pPr>
-          <w:hyperlink w:anchor="_Toc242447786" w:history="1">
+          <w:hyperlink w:anchor="_Toc242819410" w:history="1">
             <w:r>
               <w:rPr>
                 <w:rStyle w:val="Hipervnculo"/>
@@ -1604,7 +1604,7 @@
                 <w:noProof/>
                 <w:webHidden/>
               </w:rPr>
-              <w:instrText xml:space="preserve"> PAGEREF _Toc242447786 \h </w:instrText>
+              <w:instrText xml:space="preserve"> PAGEREF _Toc242819410 \h </w:instrText>
             </w:r>
             <w:r>
               <w:rPr>
@@ -1624,7 +1624,7 @@
                 <w:noProof/>
                 <w:webHidden/>
               </w:rPr>
-              <w:t>6</w:t>
+              <w:t>7</w:t>
             </w:r>
             <w:r>
               <w:rPr>
@@ -1654,7 +1654,7 @@
               <w14:ligatures w14:val="standardContextual"/>
             </w:rPr>
           </w:pPr>
-          <w:hyperlink w:anchor="_Toc242447787" w:history="1">
+          <w:hyperlink w:anchor="_Toc242819411" w:history="1">
             <w:r>
               <w:rPr>
                 <w:rStyle w:val="Hipervnculo"/>
@@ -1682,53 +1682,7 @@
                 <w:rStyle w:val="Hipervnculo"/>
                 <w:noProof/>
               </w:rPr>
-              <w:t>Diseño</w:t>
-            </w:r>
-            <w:r>
-              <w:rPr>
-                <w:rStyle w:val="Hipervnculo"/>
-                <w:noProof/>
-                <w:spacing w:val="-10"/>
-              </w:rPr>
-              <w:t xml:space="preserve"> </w:t>
-            </w:r>
-            <w:r>
-              <w:rPr>
-                <w:rStyle w:val="Hipervnculo"/>
-                <w:noProof/>
-              </w:rPr>
-              <w:t>Mecánico</w:t>
-            </w:r>
-            <w:r>
-              <w:rPr>
-                <w:rStyle w:val="Hipervnculo"/>
-                <w:noProof/>
-                <w:spacing w:val="-4"/>
-              </w:rPr>
-              <w:t xml:space="preserve"> </w:t>
-            </w:r>
-            <w:r>
-              <w:rPr>
-                <w:rStyle w:val="Hipervnculo"/>
-                <w:noProof/>
-              </w:rPr>
-              <w:t>CAD</w:t>
-            </w:r>
-            <w:r>
-              <w:rPr>
-                <w:rStyle w:val="Hipervnculo"/>
-                <w:noProof/>
-                <w:spacing w:val="-8"/>
-              </w:rPr>
-              <w:t xml:space="preserve"> </w:t>
-            </w:r>
-            <w:r>
-              <w:rPr>
-                <w:rStyle w:val="Hipervnculo"/>
-                <w:noProof/>
-                <w:spacing w:val="-5"/>
-              </w:rPr>
-              <w:t>3D</w:t>
+              <w:t>Simulación de balancín con sus pesos</w:t>
             </w:r>
             <w:r>
               <w:rPr>
@@ -1749,7 +1703,7 @@
                 <w:noProof/>
                 <w:webHidden/>
               </w:rPr>
-              <w:instrText xml:space="preserve"> PAGEREF _Toc242447787 \h </w:instrText>
+              <w:instrText xml:space="preserve"> PAGEREF _Toc242819411 \h </w:instrText>
             </w:r>
             <w:r>
               <w:rPr>
@@ -1769,7 +1723,7 @@
                 <w:noProof/>
                 <w:webHidden/>
               </w:rPr>
-              <w:t>6</w:t>
+              <w:t>7</w:t>
             </w:r>
             <w:r>
               <w:rPr>
@@ -1799,7 +1753,7 @@
               <w14:ligatures w14:val="standardContextual"/>
             </w:rPr>
           </w:pPr>
-          <w:hyperlink w:anchor="_Toc242447788" w:history="1">
+          <w:hyperlink w:anchor="_Toc242819415" w:history="1">
             <w:r>
               <w:rPr>
                 <w:rStyle w:val="Hipervnculo"/>
@@ -1827,7 +1781,45 @@
                 <w:rStyle w:val="Hipervnculo"/>
                 <w:noProof/>
               </w:rPr>
-              <w:t>Selección</w:t>
+              <w:t>Diseño</w:t>
+            </w:r>
+            <w:r>
+              <w:rPr>
+                <w:rStyle w:val="Hipervnculo"/>
+                <w:noProof/>
+                <w:spacing w:val="-10"/>
+              </w:rPr>
+              <w:t xml:space="preserve"> </w:t>
+            </w:r>
+            <w:r>
+              <w:rPr>
+                <w:rStyle w:val="Hipervnculo"/>
+                <w:noProof/>
+              </w:rPr>
+              <w:t>Mecánico</w:t>
+            </w:r>
+            <w:r>
+              <w:rPr>
+                <w:rStyle w:val="Hipervnculo"/>
+                <w:noProof/>
+                <w:spacing w:val="-4"/>
+              </w:rPr>
+              <w:t xml:space="preserve"> </w:t>
+            </w:r>
+            <w:r>
+              <w:rPr>
+                <w:rStyle w:val="Hipervnculo"/>
+                <w:noProof/>
+              </w:rPr>
+              <w:t>CAD</w:t>
+            </w:r>
+            <w:r>
+              <w:rPr>
+                <w:rStyle w:val="Hipervnculo"/>
+                <w:noProof/>
+                <w:spacing w:val="-8"/>
+              </w:rPr>
+              <w:t xml:space="preserve"> </w:t>
             </w:r>
             <w:r>
               <w:rPr>
@@ -1835,30 +1827,7 @@
                 <w:noProof/>
                 <w:spacing w:val="-5"/>
               </w:rPr>
-              <w:t xml:space="preserve"> </w:t>
-            </w:r>
-            <w:r>
-              <w:rPr>
-                <w:rStyle w:val="Hipervnculo"/>
-                <w:noProof/>
-              </w:rPr>
-              <w:t>de</w:t>
-            </w:r>
-            <w:r>
-              <w:rPr>
-                <w:rStyle w:val="Hipervnculo"/>
-                <w:noProof/>
-                <w:spacing w:val="-7"/>
-              </w:rPr>
-              <w:t xml:space="preserve"> </w:t>
-            </w:r>
-            <w:r>
-              <w:rPr>
-                <w:rStyle w:val="Hipervnculo"/>
-                <w:noProof/>
-                <w:spacing w:val="-2"/>
-              </w:rPr>
-              <w:t>Materiales</w:t>
+              <w:t>3D</w:t>
             </w:r>
             <w:r>
               <w:rPr>
@@ -1879,7 +1848,7 @@
                 <w:noProof/>
                 <w:webHidden/>
               </w:rPr>
-              <w:instrText xml:space="preserve"> PAGEREF _Toc242447788 \h </w:instrText>
+              <w:instrText xml:space="preserve"> PAGEREF _Toc242819415 \h </w:instrText>
             </w:r>
             <w:r>
               <w:rPr>
@@ -1899,7 +1868,7 @@
                 <w:noProof/>
                 <w:webHidden/>
               </w:rPr>
-              <w:t>8</w:t>
+              <w:t>9</w:t>
             </w:r>
             <w:r>
               <w:rPr>
@@ -1929,7 +1898,7 @@
               <w14:ligatures w14:val="standardContextual"/>
             </w:rPr>
           </w:pPr>
-          <w:hyperlink w:anchor="_Toc242447789" w:history="1">
+          <w:hyperlink w:anchor="_Toc242819416" w:history="1">
             <w:r>
               <w:rPr>
                 <w:rStyle w:val="Hipervnculo"/>
@@ -1957,22 +1926,7 @@
                 <w:rStyle w:val="Hipervnculo"/>
                 <w:noProof/>
               </w:rPr>
-              <w:t>Esquema</w:t>
-            </w:r>
-            <w:r>
-              <w:rPr>
-                <w:rStyle w:val="Hipervnculo"/>
-                <w:noProof/>
-                <w:spacing w:val="-11"/>
-              </w:rPr>
-              <w:t xml:space="preserve"> </w:t>
-            </w:r>
-            <w:r>
-              <w:rPr>
-                <w:rStyle w:val="Hipervnculo"/>
-                <w:noProof/>
-              </w:rPr>
-              <w:t>de</w:t>
+              <w:t>Selección</w:t>
             </w:r>
             <w:r>
               <w:rPr>
@@ -1987,13 +1941,13 @@
                 <w:rStyle w:val="Hipervnculo"/>
                 <w:noProof/>
               </w:rPr>
-              <w:t>Circuito</w:t>
+              <w:t>de</w:t>
             </w:r>
             <w:r>
               <w:rPr>
                 <w:rStyle w:val="Hipervnculo"/>
                 <w:noProof/>
-                <w:spacing w:val="-1"/>
+                <w:spacing w:val="-7"/>
               </w:rPr>
               <w:t xml:space="preserve"> </w:t>
             </w:r>
@@ -2003,7 +1957,7 @@
                 <w:noProof/>
                 <w:spacing w:val="-2"/>
               </w:rPr>
-              <w:t>Electrónico</w:t>
+              <w:t>Materiales</w:t>
             </w:r>
             <w:r>
               <w:rPr>
@@ -2024,76 +1978,7 @@
                 <w:noProof/>
                 <w:webHidden/>
               </w:rPr>
-              <w:instrText xml:space="preserve"> PAGEREF _Toc242447789 \h </w:instrText>
-            </w:r>
-            <w:r>
-              <w:rPr>
-                <w:noProof/>
-                <w:webHidden/>
-              </w:rPr>
-            </w:r>
-            <w:r>
-              <w:rPr>
-                <w:noProof/>
-                <w:webHidden/>
-              </w:rPr>
-              <w:fldChar w:fldCharType="separate"/>
-            </w:r>
-            <w:r>
-              <w:rPr>
-                <w:noProof/>
-                <w:webHidden/>
-              </w:rPr>
-              <w:t>11</w:t>
-            </w:r>
-            <w:r>
-              <w:rPr>
-                <w:noProof/>
-                <w:webHidden/>
-              </w:rPr>
-              <w:fldChar w:fldCharType="end"/>
-            </w:r>
-          </w:hyperlink>
-        </w:p>
-        <w:p>
-          <w:pPr>
-            <w:pStyle w:val="TDC2"/>
-            <w:tabs>
-              <w:tab w:val="right" w:leader="dot" w:pos="10070"/>
-            </w:tabs>
-            <w:rPr>
-              <w:rFonts w:asciiTheme="minorHAnsi" w:eastAsiaTheme="minorEastAsia" w:hAnsiTheme="minorHAnsi" w:cstheme="minorBidi"/>
-              <w:b w:val="0"/>
-              <w:bCs w:val="0"/>
-              <w:noProof/>
-              <w:kern w:val="2"/>
-              <w:sz w:val="24"/>
-              <w:szCs w:val="24"/>
-              <w:lang w:val="es-CO" w:eastAsia="es-CO"/>
-              <w14:ligatures w14:val="standardContextual"/>
-            </w:rPr>
-          </w:pPr>
-          <w:hyperlink w:anchor="_Toc242447790" w:history="1">
-            <w:r>
-              <w:rPr>
-                <w:noProof/>
-                <w:webHidden/>
-              </w:rPr>
-              <w:tab/>
-            </w:r>
-            <w:r>
-              <w:rPr>
-                <w:noProof/>
-                <w:webHidden/>
-              </w:rPr>
-              <w:fldChar w:fldCharType="begin"/>
-            </w:r>
-            <w:r>
-              <w:rPr>
-                <w:noProof/>
-                <w:webHidden/>
-              </w:rPr>
-              <w:instrText xml:space="preserve"> PAGEREF _Toc242447790 \h </w:instrText>
+              <w:instrText xml:space="preserve"> PAGEREF _Toc242819416 \h </w:instrText>
             </w:r>
             <w:r>
               <w:rPr>
@@ -2143,7 +2028,7 @@
               <w14:ligatures w14:val="standardContextual"/>
             </w:rPr>
           </w:pPr>
-          <w:hyperlink w:anchor="_Toc242447791" w:history="1">
+          <w:hyperlink w:anchor="_Toc242819417" w:history="1">
             <w:r>
               <w:rPr>
                 <w:rStyle w:val="Hipervnculo"/>
@@ -2171,6 +2056,151 @@
                 <w:rStyle w:val="Hipervnculo"/>
                 <w:noProof/>
               </w:rPr>
+              <w:t>Esquema</w:t>
+            </w:r>
+            <w:r>
+              <w:rPr>
+                <w:rStyle w:val="Hipervnculo"/>
+                <w:noProof/>
+                <w:spacing w:val="-11"/>
+              </w:rPr>
+              <w:t xml:space="preserve"> </w:t>
+            </w:r>
+            <w:r>
+              <w:rPr>
+                <w:rStyle w:val="Hipervnculo"/>
+                <w:noProof/>
+              </w:rPr>
+              <w:t>de</w:t>
+            </w:r>
+            <w:r>
+              <w:rPr>
+                <w:rStyle w:val="Hipervnculo"/>
+                <w:noProof/>
+                <w:spacing w:val="-5"/>
+              </w:rPr>
+              <w:t xml:space="preserve"> </w:t>
+            </w:r>
+            <w:r>
+              <w:rPr>
+                <w:rStyle w:val="Hipervnculo"/>
+                <w:noProof/>
+              </w:rPr>
+              <w:t>Circuito</w:t>
+            </w:r>
+            <w:r>
+              <w:rPr>
+                <w:rStyle w:val="Hipervnculo"/>
+                <w:noProof/>
+                <w:spacing w:val="-1"/>
+              </w:rPr>
+              <w:t xml:space="preserve"> </w:t>
+            </w:r>
+            <w:r>
+              <w:rPr>
+                <w:rStyle w:val="Hipervnculo"/>
+                <w:noProof/>
+                <w:spacing w:val="-2"/>
+              </w:rPr>
+              <w:t>Electrónico</w:t>
+            </w:r>
+            <w:r>
+              <w:rPr>
+                <w:noProof/>
+                <w:webHidden/>
+              </w:rPr>
+              <w:tab/>
+            </w:r>
+            <w:r>
+              <w:rPr>
+                <w:noProof/>
+                <w:webHidden/>
+              </w:rPr>
+              <w:fldChar w:fldCharType="begin"/>
+            </w:r>
+            <w:r>
+              <w:rPr>
+                <w:noProof/>
+                <w:webHidden/>
+              </w:rPr>
+              <w:instrText xml:space="preserve"> PAGEREF _Toc242819417 \h </w:instrText>
+            </w:r>
+            <w:r>
+              <w:rPr>
+                <w:noProof/>
+                <w:webHidden/>
+              </w:rPr>
+            </w:r>
+            <w:r>
+              <w:rPr>
+                <w:noProof/>
+                <w:webHidden/>
+              </w:rPr>
+              <w:fldChar w:fldCharType="separate"/>
+            </w:r>
+            <w:r>
+              <w:rPr>
+                <w:noProof/>
+                <w:webHidden/>
+              </w:rPr>
+              <w:t>14</w:t>
+            </w:r>
+            <w:r>
+              <w:rPr>
+                <w:noProof/>
+                <w:webHidden/>
+              </w:rPr>
+              <w:fldChar w:fldCharType="end"/>
+            </w:r>
+          </w:hyperlink>
+        </w:p>
+        <w:p>
+          <w:pPr>
+            <w:pStyle w:val="TDC2"/>
+            <w:tabs>
+              <w:tab w:val="left" w:pos="1320"/>
+              <w:tab w:val="right" w:leader="dot" w:pos="10070"/>
+            </w:tabs>
+            <w:rPr>
+              <w:rFonts w:asciiTheme="minorHAnsi" w:eastAsiaTheme="minorEastAsia" w:hAnsiTheme="minorHAnsi" w:cstheme="minorBidi"/>
+              <w:b w:val="0"/>
+              <w:bCs w:val="0"/>
+              <w:noProof/>
+              <w:kern w:val="2"/>
+              <w:sz w:val="24"/>
+              <w:szCs w:val="24"/>
+              <w:lang w:val="es-CO" w:eastAsia="es-CO"/>
+              <w14:ligatures w14:val="standardContextual"/>
+            </w:rPr>
+          </w:pPr>
+          <w:hyperlink w:anchor="_Toc242819419" w:history="1">
+            <w:r>
+              <w:rPr>
+                <w:rStyle w:val="Hipervnculo"/>
+                <w:noProof/>
+                <w:spacing w:val="-2"/>
+              </w:rPr>
+              <w:t>3.5.</w:t>
+            </w:r>
+            <w:r>
+              <w:rPr>
+                <w:rFonts w:asciiTheme="minorHAnsi" w:eastAsiaTheme="minorEastAsia" w:hAnsiTheme="minorHAnsi" w:cstheme="minorBidi"/>
+                <w:b w:val="0"/>
+                <w:bCs w:val="0"/>
+                <w:noProof/>
+                <w:kern w:val="2"/>
+                <w:sz w:val="24"/>
+                <w:szCs w:val="24"/>
+                <w:lang w:val="es-CO" w:eastAsia="es-CO"/>
+                <w14:ligatures w14:val="standardContextual"/>
+              </w:rPr>
+              <w:tab/>
+            </w:r>
+            <w:r>
+              <w:rPr>
+                <w:rStyle w:val="Hipervnculo"/>
+                <w:noProof/>
+              </w:rPr>
               <w:t>Estimación</w:t>
             </w:r>
             <w:r>
@@ -2223,7 +2253,7 @@
                 <w:noProof/>
                 <w:webHidden/>
               </w:rPr>
-              <w:instrText xml:space="preserve"> PAGEREF _Toc242447791 \h </w:instrText>
+              <w:instrText xml:space="preserve"> PAGEREF _Toc242819419 \h </w:instrText>
             </w:r>
             <w:r>
               <w:rPr>
@@ -2243,7 +2273,7 @@
                 <w:noProof/>
                 <w:webHidden/>
               </w:rPr>
-              <w:t>12</w:t>
+              <w:t>15</w:t>
             </w:r>
             <w:r>
               <w:rPr>
@@ -2273,7 +2303,7 @@
               <w14:ligatures w14:val="standardContextual"/>
             </w:rPr>
           </w:pPr>
-          <w:hyperlink w:anchor="_Toc242447792" w:history="1">
+          <w:hyperlink w:anchor="_Toc242819420" w:history="1">
             <w:r>
               <w:rPr>
                 <w:rStyle w:val="Hipervnculo"/>
@@ -2323,7 +2353,7 @@
                 <w:noProof/>
                 <w:webHidden/>
               </w:rPr>
-              <w:instrText xml:space="preserve"> PAGEREF _Toc242447792 \h </w:instrText>
+              <w:instrText xml:space="preserve"> PAGEREF _Toc242819420 \h </w:instrText>
             </w:r>
             <w:r>
               <w:rPr>
@@ -2343,1400 +2373,7 @@
                 <w:noProof/>
                 <w:webHidden/>
               </w:rPr>
-              <w:t>13</w:t>
-            </w:r>
-            <w:r>
-              <w:rPr>
-                <w:noProof/>
-                <w:webHidden/>
-              </w:rPr>
-              <w:fldChar w:fldCharType="end"/>
-            </w:r>
-          </w:hyperlink>
-        </w:p>
-        <w:p>
-          <w:pPr>
-            <w:pStyle w:val="TDC2"/>
-            <w:tabs>
-              <w:tab w:val="left" w:pos="1320"/>
-              <w:tab w:val="right" w:leader="dot" w:pos="10070"/>
-            </w:tabs>
-            <w:rPr>
-              <w:rFonts w:asciiTheme="minorHAnsi" w:eastAsiaTheme="minorEastAsia" w:hAnsiTheme="minorHAnsi" w:cstheme="minorBidi"/>
-              <w:b w:val="0"/>
-              <w:bCs w:val="0"/>
-              <w:noProof/>
-              <w:kern w:val="2"/>
-              <w:sz w:val="24"/>
-              <w:szCs w:val="24"/>
-              <w:lang w:val="es-CO" w:eastAsia="es-CO"/>
-              <w14:ligatures w14:val="standardContextual"/>
-            </w:rPr>
-          </w:pPr>
-          <w:hyperlink w:anchor="_Toc242447793" w:history="1">
-            <w:r>
-              <w:rPr>
-                <w:rStyle w:val="Hipervnculo"/>
-                <w:noProof/>
-                <w:spacing w:val="-2"/>
-              </w:rPr>
-              <w:t>4.2.</w:t>
-            </w:r>
-            <w:r>
-              <w:rPr>
-                <w:rFonts w:asciiTheme="minorHAnsi" w:eastAsiaTheme="minorEastAsia" w:hAnsiTheme="minorHAnsi" w:cstheme="minorBidi"/>
-                <w:b w:val="0"/>
-                <w:bCs w:val="0"/>
-                <w:noProof/>
-                <w:kern w:val="2"/>
-                <w:sz w:val="24"/>
-                <w:szCs w:val="24"/>
-                <w:lang w:val="es-CO" w:eastAsia="es-CO"/>
-                <w14:ligatures w14:val="standardContextual"/>
-              </w:rPr>
-              <w:tab/>
-            </w:r>
-            <w:r>
-              <w:rPr>
-                <w:rStyle w:val="Hipervnculo"/>
-                <w:noProof/>
-              </w:rPr>
-              <w:t>Desglose</w:t>
-            </w:r>
-            <w:r>
-              <w:rPr>
-                <w:rStyle w:val="Hipervnculo"/>
-                <w:noProof/>
-                <w:spacing w:val="-10"/>
-              </w:rPr>
-              <w:t xml:space="preserve"> </w:t>
-            </w:r>
-            <w:r>
-              <w:rPr>
-                <w:rStyle w:val="Hipervnculo"/>
-                <w:noProof/>
-              </w:rPr>
-              <w:t>del</w:t>
-            </w:r>
-            <w:r>
-              <w:rPr>
-                <w:rStyle w:val="Hipervnculo"/>
-                <w:noProof/>
-                <w:spacing w:val="-3"/>
-              </w:rPr>
-              <w:t xml:space="preserve"> </w:t>
-            </w:r>
-            <w:r>
-              <w:rPr>
-                <w:rStyle w:val="Hipervnculo"/>
-                <w:noProof/>
-              </w:rPr>
-              <w:t>Código</w:t>
-            </w:r>
-            <w:r>
-              <w:rPr>
-                <w:rStyle w:val="Hipervnculo"/>
-                <w:noProof/>
-                <w:spacing w:val="-7"/>
-              </w:rPr>
-              <w:t xml:space="preserve"> </w:t>
-            </w:r>
-            <w:r>
-              <w:rPr>
-                <w:rStyle w:val="Hipervnculo"/>
-                <w:noProof/>
-              </w:rPr>
-              <w:t>del</w:t>
-            </w:r>
-            <w:r>
-              <w:rPr>
-                <w:rStyle w:val="Hipervnculo"/>
-                <w:noProof/>
-                <w:spacing w:val="-11"/>
-              </w:rPr>
-              <w:t xml:space="preserve"> </w:t>
-            </w:r>
-            <w:r>
-              <w:rPr>
-                <w:rStyle w:val="Hipervnculo"/>
-                <w:noProof/>
-                <w:spacing w:val="-2"/>
-              </w:rPr>
-              <w:t>Algoritmo</w:t>
-            </w:r>
-            <w:r>
-              <w:rPr>
-                <w:noProof/>
-                <w:webHidden/>
-              </w:rPr>
-              <w:tab/>
-            </w:r>
-            <w:r>
-              <w:rPr>
-                <w:noProof/>
-                <w:webHidden/>
-              </w:rPr>
-              <w:fldChar w:fldCharType="begin"/>
-            </w:r>
-            <w:r>
-              <w:rPr>
-                <w:noProof/>
-                <w:webHidden/>
-              </w:rPr>
-              <w:instrText xml:space="preserve"> PAGEREF _Toc242447793 \h </w:instrText>
-            </w:r>
-            <w:r>
-              <w:rPr>
-                <w:noProof/>
-                <w:webHidden/>
-              </w:rPr>
-            </w:r>
-            <w:r>
-              <w:rPr>
-                <w:noProof/>
-                <w:webHidden/>
-              </w:rPr>
-              <w:fldChar w:fldCharType="separate"/>
-            </w:r>
-            <w:r>
-              <w:rPr>
-                <w:noProof/>
-                <w:webHidden/>
-              </w:rPr>
-              <w:t>20</w:t>
-            </w:r>
-            <w:r>
-              <w:rPr>
-                <w:noProof/>
-                <w:webHidden/>
-              </w:rPr>
-              <w:fldChar w:fldCharType="end"/>
-            </w:r>
-          </w:hyperlink>
-        </w:p>
-        <w:p>
-          <w:pPr>
-            <w:pStyle w:val="TDC3"/>
-            <w:tabs>
-              <w:tab w:val="left" w:pos="1680"/>
-              <w:tab w:val="right" w:leader="dot" w:pos="10070"/>
-            </w:tabs>
-            <w:rPr>
-              <w:rFonts w:asciiTheme="minorHAnsi" w:eastAsiaTheme="minorEastAsia" w:hAnsiTheme="minorHAnsi" w:cstheme="minorBidi"/>
-              <w:noProof/>
-              <w:kern w:val="2"/>
-              <w:sz w:val="24"/>
-              <w:szCs w:val="24"/>
-              <w:lang w:val="es-CO" w:eastAsia="es-CO"/>
-              <w14:ligatures w14:val="standardContextual"/>
-            </w:rPr>
-          </w:pPr>
-          <w:hyperlink w:anchor="_Toc242447794" w:history="1">
-            <w:r>
-              <w:rPr>
-                <w:rStyle w:val="Hipervnculo"/>
-                <w:noProof/>
-                <w:spacing w:val="-2"/>
-              </w:rPr>
-              <w:t>4.2.1.</w:t>
-            </w:r>
-            <w:r>
-              <w:rPr>
-                <w:rFonts w:asciiTheme="minorHAnsi" w:eastAsiaTheme="minorEastAsia" w:hAnsiTheme="minorHAnsi" w:cstheme="minorBidi"/>
-                <w:noProof/>
-                <w:kern w:val="2"/>
-                <w:sz w:val="24"/>
-                <w:szCs w:val="24"/>
-                <w:lang w:val="es-CO" w:eastAsia="es-CO"/>
-                <w14:ligatures w14:val="standardContextual"/>
-              </w:rPr>
-              <w:tab/>
-            </w:r>
-            <w:r>
-              <w:rPr>
-                <w:rStyle w:val="Hipervnculo"/>
-                <w:noProof/>
-              </w:rPr>
-              <w:t>1.</w:t>
-            </w:r>
-            <w:r>
-              <w:rPr>
-                <w:rStyle w:val="Hipervnculo"/>
-                <w:noProof/>
-                <w:spacing w:val="-2"/>
-              </w:rPr>
-              <w:t xml:space="preserve"> </w:t>
-            </w:r>
-            <w:r>
-              <w:rPr>
-                <w:rStyle w:val="Hipervnculo"/>
-                <w:noProof/>
-              </w:rPr>
-              <w:t>Configuración</w:t>
-            </w:r>
-            <w:r>
-              <w:rPr>
-                <w:rStyle w:val="Hipervnculo"/>
-                <w:noProof/>
-                <w:spacing w:val="-6"/>
-              </w:rPr>
-              <w:t xml:space="preserve"> </w:t>
-            </w:r>
-            <w:r>
-              <w:rPr>
-                <w:rStyle w:val="Hipervnculo"/>
-                <w:noProof/>
-              </w:rPr>
-              <w:t>de</w:t>
-            </w:r>
-            <w:r>
-              <w:rPr>
-                <w:rStyle w:val="Hipervnculo"/>
-                <w:noProof/>
-                <w:spacing w:val="-9"/>
-              </w:rPr>
-              <w:t xml:space="preserve"> </w:t>
-            </w:r>
-            <w:r>
-              <w:rPr>
-                <w:rStyle w:val="Hipervnculo"/>
-                <w:noProof/>
-              </w:rPr>
-              <w:t>pines</w:t>
-            </w:r>
-            <w:r>
-              <w:rPr>
-                <w:rStyle w:val="Hipervnculo"/>
-                <w:noProof/>
-                <w:spacing w:val="-9"/>
-              </w:rPr>
-              <w:t xml:space="preserve"> </w:t>
-            </w:r>
-            <w:r>
-              <w:rPr>
-                <w:rStyle w:val="Hipervnculo"/>
-                <w:noProof/>
-              </w:rPr>
-              <w:t>y</w:t>
-            </w:r>
-            <w:r>
-              <w:rPr>
-                <w:rStyle w:val="Hipervnculo"/>
-                <w:noProof/>
-                <w:spacing w:val="-4"/>
-              </w:rPr>
-              <w:t xml:space="preserve"> </w:t>
-            </w:r>
-            <w:r>
-              <w:rPr>
-                <w:rStyle w:val="Hipervnculo"/>
-                <w:noProof/>
-                <w:spacing w:val="-5"/>
-              </w:rPr>
-              <w:t>PWM</w:t>
-            </w:r>
-            <w:r>
-              <w:rPr>
-                <w:noProof/>
-                <w:webHidden/>
-              </w:rPr>
-              <w:tab/>
-            </w:r>
-            <w:r>
-              <w:rPr>
-                <w:noProof/>
-                <w:webHidden/>
-              </w:rPr>
-              <w:fldChar w:fldCharType="begin"/>
-            </w:r>
-            <w:r>
-              <w:rPr>
-                <w:noProof/>
-                <w:webHidden/>
-              </w:rPr>
-              <w:instrText xml:space="preserve"> PAGEREF _Toc242447794 \h </w:instrText>
-            </w:r>
-            <w:r>
-              <w:rPr>
-                <w:noProof/>
-                <w:webHidden/>
-              </w:rPr>
-            </w:r>
-            <w:r>
-              <w:rPr>
-                <w:noProof/>
-                <w:webHidden/>
-              </w:rPr>
-              <w:fldChar w:fldCharType="separate"/>
-            </w:r>
-            <w:r>
-              <w:rPr>
-                <w:noProof/>
-                <w:webHidden/>
-              </w:rPr>
-              <w:t>20</w:t>
-            </w:r>
-            <w:r>
-              <w:rPr>
-                <w:noProof/>
-                <w:webHidden/>
-              </w:rPr>
-              <w:fldChar w:fldCharType="end"/>
-            </w:r>
-          </w:hyperlink>
-        </w:p>
-        <w:p>
-          <w:pPr>
-            <w:pStyle w:val="TDC3"/>
-            <w:tabs>
-              <w:tab w:val="left" w:pos="1680"/>
-              <w:tab w:val="right" w:leader="dot" w:pos="10070"/>
-            </w:tabs>
-            <w:rPr>
-              <w:rFonts w:asciiTheme="minorHAnsi" w:eastAsiaTheme="minorEastAsia" w:hAnsiTheme="minorHAnsi" w:cstheme="minorBidi"/>
-              <w:noProof/>
-              <w:kern w:val="2"/>
-              <w:sz w:val="24"/>
-              <w:szCs w:val="24"/>
-              <w:lang w:val="es-CO" w:eastAsia="es-CO"/>
-              <w14:ligatures w14:val="standardContextual"/>
-            </w:rPr>
-          </w:pPr>
-          <w:hyperlink w:anchor="_Toc242447795" w:history="1">
-            <w:r>
-              <w:rPr>
-                <w:rStyle w:val="Hipervnculo"/>
-                <w:noProof/>
-                <w:spacing w:val="-2"/>
-              </w:rPr>
-              <w:t>4.2.2.</w:t>
-            </w:r>
-            <w:r>
-              <w:rPr>
-                <w:rFonts w:asciiTheme="minorHAnsi" w:eastAsiaTheme="minorEastAsia" w:hAnsiTheme="minorHAnsi" w:cstheme="minorBidi"/>
-                <w:noProof/>
-                <w:kern w:val="2"/>
-                <w:sz w:val="24"/>
-                <w:szCs w:val="24"/>
-                <w:lang w:val="es-CO" w:eastAsia="es-CO"/>
-                <w14:ligatures w14:val="standardContextual"/>
-              </w:rPr>
-              <w:tab/>
-            </w:r>
-            <w:r>
-              <w:rPr>
-                <w:rStyle w:val="Hipervnculo"/>
-                <w:noProof/>
-              </w:rPr>
-              <w:t>2.</w:t>
-            </w:r>
-            <w:r>
-              <w:rPr>
-                <w:rStyle w:val="Hipervnculo"/>
-                <w:noProof/>
-                <w:spacing w:val="-7"/>
-              </w:rPr>
-              <w:t xml:space="preserve"> </w:t>
-            </w:r>
-            <w:r>
-              <w:rPr>
-                <w:rStyle w:val="Hipervnculo"/>
-                <w:noProof/>
-              </w:rPr>
-              <w:t>Inicialización</w:t>
-            </w:r>
-            <w:r>
-              <w:rPr>
-                <w:rStyle w:val="Hipervnculo"/>
-                <w:noProof/>
-                <w:spacing w:val="-11"/>
-              </w:rPr>
-              <w:t xml:space="preserve"> </w:t>
-            </w:r>
-            <w:r>
-              <w:rPr>
-                <w:rStyle w:val="Hipervnculo"/>
-                <w:noProof/>
-              </w:rPr>
-              <w:t>del</w:t>
-            </w:r>
-            <w:r>
-              <w:rPr>
-                <w:rStyle w:val="Hipervnculo"/>
-                <w:noProof/>
-                <w:spacing w:val="-7"/>
-              </w:rPr>
-              <w:t xml:space="preserve"> </w:t>
-            </w:r>
-            <w:r>
-              <w:rPr>
-                <w:rStyle w:val="Hipervnculo"/>
-                <w:noProof/>
-              </w:rPr>
-              <w:t>sensor</w:t>
-            </w:r>
-            <w:r>
-              <w:rPr>
-                <w:rStyle w:val="Hipervnculo"/>
-                <w:noProof/>
-                <w:spacing w:val="-9"/>
-              </w:rPr>
-              <w:t xml:space="preserve"> </w:t>
-            </w:r>
-            <w:r>
-              <w:rPr>
-                <w:rStyle w:val="Hipervnculo"/>
-                <w:noProof/>
-                <w:spacing w:val="-2"/>
-              </w:rPr>
-              <w:t>MPU6050</w:t>
-            </w:r>
-            <w:r>
-              <w:rPr>
-                <w:noProof/>
-                <w:webHidden/>
-              </w:rPr>
-              <w:tab/>
-            </w:r>
-            <w:r>
-              <w:rPr>
-                <w:noProof/>
-                <w:webHidden/>
-              </w:rPr>
-              <w:fldChar w:fldCharType="begin"/>
-            </w:r>
-            <w:r>
-              <w:rPr>
-                <w:noProof/>
-                <w:webHidden/>
-              </w:rPr>
-              <w:instrText xml:space="preserve"> PAGEREF _Toc242447795 \h </w:instrText>
-            </w:r>
-            <w:r>
-              <w:rPr>
-                <w:noProof/>
-                <w:webHidden/>
-              </w:rPr>
-            </w:r>
-            <w:r>
-              <w:rPr>
-                <w:noProof/>
-                <w:webHidden/>
-              </w:rPr>
-              <w:fldChar w:fldCharType="separate"/>
-            </w:r>
-            <w:r>
-              <w:rPr>
-                <w:noProof/>
-                <w:webHidden/>
-              </w:rPr>
-              <w:t>20</w:t>
-            </w:r>
-            <w:r>
-              <w:rPr>
-                <w:noProof/>
-                <w:webHidden/>
-              </w:rPr>
-              <w:fldChar w:fldCharType="end"/>
-            </w:r>
-          </w:hyperlink>
-        </w:p>
-        <w:p>
-          <w:pPr>
-            <w:pStyle w:val="TDC3"/>
-            <w:tabs>
-              <w:tab w:val="left" w:pos="1680"/>
-              <w:tab w:val="right" w:leader="dot" w:pos="10070"/>
-            </w:tabs>
-            <w:rPr>
-              <w:rFonts w:asciiTheme="minorHAnsi" w:eastAsiaTheme="minorEastAsia" w:hAnsiTheme="minorHAnsi" w:cstheme="minorBidi"/>
-              <w:noProof/>
-              <w:kern w:val="2"/>
-              <w:sz w:val="24"/>
-              <w:szCs w:val="24"/>
-              <w:lang w:val="es-CO" w:eastAsia="es-CO"/>
-              <w14:ligatures w14:val="standardContextual"/>
-            </w:rPr>
-          </w:pPr>
-          <w:hyperlink w:anchor="_Toc242447796" w:history="1">
-            <w:r>
-              <w:rPr>
-                <w:rStyle w:val="Hipervnculo"/>
-                <w:noProof/>
-                <w:spacing w:val="-2"/>
-              </w:rPr>
-              <w:t>4.2.3.</w:t>
-            </w:r>
-            <w:r>
-              <w:rPr>
-                <w:rFonts w:asciiTheme="minorHAnsi" w:eastAsiaTheme="minorEastAsia" w:hAnsiTheme="minorHAnsi" w:cstheme="minorBidi"/>
-                <w:noProof/>
-                <w:kern w:val="2"/>
-                <w:sz w:val="24"/>
-                <w:szCs w:val="24"/>
-                <w:lang w:val="es-CO" w:eastAsia="es-CO"/>
-                <w14:ligatures w14:val="standardContextual"/>
-              </w:rPr>
-              <w:tab/>
-            </w:r>
-            <w:r>
-              <w:rPr>
-                <w:rStyle w:val="Hipervnculo"/>
-                <w:noProof/>
-              </w:rPr>
-              <w:t>3.</w:t>
-            </w:r>
-            <w:r>
-              <w:rPr>
-                <w:rStyle w:val="Hipervnculo"/>
-                <w:noProof/>
-                <w:spacing w:val="-4"/>
-              </w:rPr>
-              <w:t xml:space="preserve"> </w:t>
-            </w:r>
-            <w:r>
-              <w:rPr>
-                <w:rStyle w:val="Hipervnculo"/>
-                <w:noProof/>
-              </w:rPr>
-              <w:t>Cálculo</w:t>
-            </w:r>
-            <w:r>
-              <w:rPr>
-                <w:rStyle w:val="Hipervnculo"/>
-                <w:noProof/>
-                <w:spacing w:val="-8"/>
-              </w:rPr>
-              <w:t xml:space="preserve"> </w:t>
-            </w:r>
-            <w:r>
-              <w:rPr>
-                <w:rStyle w:val="Hipervnculo"/>
-                <w:noProof/>
-              </w:rPr>
-              <w:t>del</w:t>
-            </w:r>
-            <w:r>
-              <w:rPr>
-                <w:rStyle w:val="Hipervnculo"/>
-                <w:noProof/>
-                <w:spacing w:val="-7"/>
-              </w:rPr>
-              <w:t xml:space="preserve"> </w:t>
-            </w:r>
-            <w:r>
-              <w:rPr>
-                <w:rStyle w:val="Hipervnculo"/>
-                <w:noProof/>
-              </w:rPr>
-              <w:t>ángulo</w:t>
-            </w:r>
-            <w:r>
-              <w:rPr>
-                <w:rStyle w:val="Hipervnculo"/>
-                <w:noProof/>
-                <w:spacing w:val="-8"/>
-              </w:rPr>
-              <w:t xml:space="preserve"> </w:t>
-            </w:r>
-            <w:r>
-              <w:rPr>
-                <w:rStyle w:val="Hipervnculo"/>
-                <w:noProof/>
-              </w:rPr>
-              <w:t>mediante</w:t>
-            </w:r>
-            <w:r>
-              <w:rPr>
-                <w:rStyle w:val="Hipervnculo"/>
-                <w:noProof/>
-                <w:spacing w:val="-6"/>
-              </w:rPr>
-              <w:t xml:space="preserve"> </w:t>
-            </w:r>
-            <w:r>
-              <w:rPr>
-                <w:rStyle w:val="Hipervnculo"/>
-                <w:noProof/>
-              </w:rPr>
-              <w:t>filtro</w:t>
-            </w:r>
-            <w:r>
-              <w:rPr>
-                <w:rStyle w:val="Hipervnculo"/>
-                <w:noProof/>
-                <w:spacing w:val="-3"/>
-              </w:rPr>
-              <w:t xml:space="preserve"> </w:t>
-            </w:r>
-            <w:r>
-              <w:rPr>
-                <w:rStyle w:val="Hipervnculo"/>
-                <w:noProof/>
-                <w:spacing w:val="-2"/>
-              </w:rPr>
-              <w:t>complementario</w:t>
-            </w:r>
-            <w:r>
-              <w:rPr>
-                <w:noProof/>
-                <w:webHidden/>
-              </w:rPr>
-              <w:tab/>
-            </w:r>
-            <w:r>
-              <w:rPr>
-                <w:noProof/>
-                <w:webHidden/>
-              </w:rPr>
-              <w:fldChar w:fldCharType="begin"/>
-            </w:r>
-            <w:r>
-              <w:rPr>
-                <w:noProof/>
-                <w:webHidden/>
-              </w:rPr>
-              <w:instrText xml:space="preserve"> PAGEREF _Toc242447796 \h </w:instrText>
-            </w:r>
-            <w:r>
-              <w:rPr>
-                <w:noProof/>
-                <w:webHidden/>
-              </w:rPr>
-            </w:r>
-            <w:r>
-              <w:rPr>
-                <w:noProof/>
-                <w:webHidden/>
-              </w:rPr>
-              <w:fldChar w:fldCharType="separate"/>
-            </w:r>
-            <w:r>
-              <w:rPr>
-                <w:noProof/>
-                <w:webHidden/>
-              </w:rPr>
-              <w:t>20</w:t>
-            </w:r>
-            <w:r>
-              <w:rPr>
-                <w:noProof/>
-                <w:webHidden/>
-              </w:rPr>
-              <w:fldChar w:fldCharType="end"/>
-            </w:r>
-          </w:hyperlink>
-        </w:p>
-        <w:p>
-          <w:pPr>
-            <w:pStyle w:val="TDC3"/>
-            <w:tabs>
-              <w:tab w:val="left" w:pos="1680"/>
-              <w:tab w:val="right" w:leader="dot" w:pos="10070"/>
-            </w:tabs>
-            <w:rPr>
-              <w:rFonts w:asciiTheme="minorHAnsi" w:eastAsiaTheme="minorEastAsia" w:hAnsiTheme="minorHAnsi" w:cstheme="minorBidi"/>
-              <w:noProof/>
-              <w:kern w:val="2"/>
-              <w:sz w:val="24"/>
-              <w:szCs w:val="24"/>
-              <w:lang w:val="es-CO" w:eastAsia="es-CO"/>
-              <w14:ligatures w14:val="standardContextual"/>
-            </w:rPr>
-          </w:pPr>
-          <w:hyperlink w:anchor="_Toc242447797" w:history="1">
-            <w:r>
-              <w:rPr>
-                <w:rStyle w:val="Hipervnculo"/>
-                <w:noProof/>
-                <w:spacing w:val="-2"/>
-              </w:rPr>
-              <w:t>4.2.4.</w:t>
-            </w:r>
-            <w:r>
-              <w:rPr>
-                <w:rFonts w:asciiTheme="minorHAnsi" w:eastAsiaTheme="minorEastAsia" w:hAnsiTheme="minorHAnsi" w:cstheme="minorBidi"/>
-                <w:noProof/>
-                <w:kern w:val="2"/>
-                <w:sz w:val="24"/>
-                <w:szCs w:val="24"/>
-                <w:lang w:val="es-CO" w:eastAsia="es-CO"/>
-                <w14:ligatures w14:val="standardContextual"/>
-              </w:rPr>
-              <w:tab/>
-            </w:r>
-            <w:r>
-              <w:rPr>
-                <w:rStyle w:val="Hipervnculo"/>
-                <w:noProof/>
-              </w:rPr>
-              <w:t>4.</w:t>
-            </w:r>
-            <w:r>
-              <w:rPr>
-                <w:rStyle w:val="Hipervnculo"/>
-                <w:noProof/>
-                <w:spacing w:val="-4"/>
-              </w:rPr>
-              <w:t xml:space="preserve"> </w:t>
-            </w:r>
-            <w:r>
-              <w:rPr>
-                <w:rStyle w:val="Hipervnculo"/>
-                <w:noProof/>
-              </w:rPr>
-              <w:t>Control</w:t>
-            </w:r>
-            <w:r>
-              <w:rPr>
-                <w:rStyle w:val="Hipervnculo"/>
-                <w:noProof/>
-                <w:spacing w:val="-4"/>
-              </w:rPr>
-              <w:t xml:space="preserve"> </w:t>
-            </w:r>
-            <w:r>
-              <w:rPr>
-                <w:rStyle w:val="Hipervnculo"/>
-                <w:noProof/>
-                <w:spacing w:val="-5"/>
-              </w:rPr>
-              <w:t>PID</w:t>
-            </w:r>
-            <w:r>
-              <w:rPr>
-                <w:noProof/>
-                <w:webHidden/>
-              </w:rPr>
-              <w:tab/>
-            </w:r>
-            <w:r>
-              <w:rPr>
-                <w:noProof/>
-                <w:webHidden/>
-              </w:rPr>
-              <w:fldChar w:fldCharType="begin"/>
-            </w:r>
-            <w:r>
-              <w:rPr>
-                <w:noProof/>
-                <w:webHidden/>
-              </w:rPr>
-              <w:instrText xml:space="preserve"> PAGEREF _Toc242447797 \h </w:instrText>
-            </w:r>
-            <w:r>
-              <w:rPr>
-                <w:noProof/>
-                <w:webHidden/>
-              </w:rPr>
-            </w:r>
-            <w:r>
-              <w:rPr>
-                <w:noProof/>
-                <w:webHidden/>
-              </w:rPr>
-              <w:fldChar w:fldCharType="separate"/>
-            </w:r>
-            <w:r>
-              <w:rPr>
-                <w:noProof/>
-                <w:webHidden/>
-              </w:rPr>
-              <w:t>21</w:t>
-            </w:r>
-            <w:r>
-              <w:rPr>
-                <w:noProof/>
-                <w:webHidden/>
-              </w:rPr>
-              <w:fldChar w:fldCharType="end"/>
-            </w:r>
-          </w:hyperlink>
-        </w:p>
-        <w:p>
-          <w:pPr>
-            <w:pStyle w:val="TDC3"/>
-            <w:tabs>
-              <w:tab w:val="left" w:pos="1680"/>
-              <w:tab w:val="right" w:leader="dot" w:pos="10070"/>
-            </w:tabs>
-            <w:rPr>
-              <w:rFonts w:asciiTheme="minorHAnsi" w:eastAsiaTheme="minorEastAsia" w:hAnsiTheme="minorHAnsi" w:cstheme="minorBidi"/>
-              <w:noProof/>
-              <w:kern w:val="2"/>
-              <w:sz w:val="24"/>
-              <w:szCs w:val="24"/>
-              <w:lang w:val="es-CO" w:eastAsia="es-CO"/>
-              <w14:ligatures w14:val="standardContextual"/>
-            </w:rPr>
-          </w:pPr>
-          <w:hyperlink w:anchor="_Toc242447798" w:history="1">
-            <w:r>
-              <w:rPr>
-                <w:rStyle w:val="Hipervnculo"/>
-                <w:noProof/>
-                <w:spacing w:val="-2"/>
-              </w:rPr>
-              <w:t>4.2.5.</w:t>
-            </w:r>
-            <w:r>
-              <w:rPr>
-                <w:rFonts w:asciiTheme="minorHAnsi" w:eastAsiaTheme="minorEastAsia" w:hAnsiTheme="minorHAnsi" w:cstheme="minorBidi"/>
-                <w:noProof/>
-                <w:kern w:val="2"/>
-                <w:sz w:val="24"/>
-                <w:szCs w:val="24"/>
-                <w:lang w:val="es-CO" w:eastAsia="es-CO"/>
-                <w14:ligatures w14:val="standardContextual"/>
-              </w:rPr>
-              <w:tab/>
-            </w:r>
-            <w:r>
-              <w:rPr>
-                <w:rStyle w:val="Hipervnculo"/>
-                <w:noProof/>
-              </w:rPr>
-              <w:t>5.</w:t>
-            </w:r>
-            <w:r>
-              <w:rPr>
-                <w:rStyle w:val="Hipervnculo"/>
-                <w:noProof/>
-                <w:spacing w:val="-4"/>
-              </w:rPr>
-              <w:t xml:space="preserve"> </w:t>
-            </w:r>
-            <w:r>
-              <w:rPr>
-                <w:rStyle w:val="Hipervnculo"/>
-                <w:noProof/>
-              </w:rPr>
-              <w:t>Movimiento</w:t>
-            </w:r>
-            <w:r>
-              <w:rPr>
-                <w:rStyle w:val="Hipervnculo"/>
-                <w:noProof/>
-                <w:spacing w:val="-4"/>
-              </w:rPr>
-              <w:t xml:space="preserve"> </w:t>
-            </w:r>
-            <w:r>
-              <w:rPr>
-                <w:rStyle w:val="Hipervnculo"/>
-                <w:noProof/>
-              </w:rPr>
-              <w:t>de</w:t>
-            </w:r>
-            <w:r>
-              <w:rPr>
-                <w:rStyle w:val="Hipervnculo"/>
-                <w:noProof/>
-                <w:spacing w:val="-6"/>
-              </w:rPr>
-              <w:t xml:space="preserve"> </w:t>
-            </w:r>
-            <w:r>
-              <w:rPr>
-                <w:rStyle w:val="Hipervnculo"/>
-                <w:noProof/>
-              </w:rPr>
-              <w:t>los</w:t>
-            </w:r>
-            <w:r>
-              <w:rPr>
-                <w:rStyle w:val="Hipervnculo"/>
-                <w:noProof/>
-                <w:spacing w:val="-6"/>
-              </w:rPr>
-              <w:t xml:space="preserve"> </w:t>
-            </w:r>
-            <w:r>
-              <w:rPr>
-                <w:rStyle w:val="Hipervnculo"/>
-                <w:noProof/>
-                <w:spacing w:val="-2"/>
-              </w:rPr>
-              <w:t>motores</w:t>
-            </w:r>
-            <w:r>
-              <w:rPr>
-                <w:noProof/>
-                <w:webHidden/>
-              </w:rPr>
-              <w:tab/>
-            </w:r>
-            <w:r>
-              <w:rPr>
-                <w:noProof/>
-                <w:webHidden/>
-              </w:rPr>
-              <w:fldChar w:fldCharType="begin"/>
-            </w:r>
-            <w:r>
-              <w:rPr>
-                <w:noProof/>
-                <w:webHidden/>
-              </w:rPr>
-              <w:instrText xml:space="preserve"> PAGEREF _Toc242447798 \h </w:instrText>
-            </w:r>
-            <w:r>
-              <w:rPr>
-                <w:noProof/>
-                <w:webHidden/>
-              </w:rPr>
-            </w:r>
-            <w:r>
-              <w:rPr>
-                <w:noProof/>
-                <w:webHidden/>
-              </w:rPr>
-              <w:fldChar w:fldCharType="separate"/>
-            </w:r>
-            <w:r>
-              <w:rPr>
-                <w:noProof/>
-                <w:webHidden/>
-              </w:rPr>
-              <w:t>21</w:t>
-            </w:r>
-            <w:r>
-              <w:rPr>
-                <w:noProof/>
-                <w:webHidden/>
-              </w:rPr>
-              <w:fldChar w:fldCharType="end"/>
-            </w:r>
-          </w:hyperlink>
-        </w:p>
-        <w:p>
-          <w:pPr>
-            <w:pStyle w:val="TDC3"/>
-            <w:tabs>
-              <w:tab w:val="left" w:pos="1680"/>
-              <w:tab w:val="right" w:leader="dot" w:pos="10070"/>
-            </w:tabs>
-            <w:rPr>
-              <w:rFonts w:asciiTheme="minorHAnsi" w:eastAsiaTheme="minorEastAsia" w:hAnsiTheme="minorHAnsi" w:cstheme="minorBidi"/>
-              <w:noProof/>
-              <w:kern w:val="2"/>
-              <w:sz w:val="24"/>
-              <w:szCs w:val="24"/>
-              <w:lang w:val="es-CO" w:eastAsia="es-CO"/>
-              <w14:ligatures w14:val="standardContextual"/>
-            </w:rPr>
-          </w:pPr>
-          <w:hyperlink w:anchor="_Toc242447799" w:history="1">
-            <w:r>
-              <w:rPr>
-                <w:rStyle w:val="Hipervnculo"/>
-                <w:noProof/>
-                <w:spacing w:val="-2"/>
-              </w:rPr>
-              <w:t>4.2.6.</w:t>
-            </w:r>
-            <w:r>
-              <w:rPr>
-                <w:rFonts w:asciiTheme="minorHAnsi" w:eastAsiaTheme="minorEastAsia" w:hAnsiTheme="minorHAnsi" w:cstheme="minorBidi"/>
-                <w:noProof/>
-                <w:kern w:val="2"/>
-                <w:sz w:val="24"/>
-                <w:szCs w:val="24"/>
-                <w:lang w:val="es-CO" w:eastAsia="es-CO"/>
-                <w14:ligatures w14:val="standardContextual"/>
-              </w:rPr>
-              <w:tab/>
-            </w:r>
-            <w:r>
-              <w:rPr>
-                <w:rStyle w:val="Hipervnculo"/>
-                <w:noProof/>
-              </w:rPr>
-              <w:t>6.</w:t>
-            </w:r>
-            <w:r>
-              <w:rPr>
-                <w:rStyle w:val="Hipervnculo"/>
-                <w:noProof/>
-                <w:spacing w:val="-2"/>
-              </w:rPr>
-              <w:t xml:space="preserve"> </w:t>
-            </w:r>
-            <w:r>
-              <w:rPr>
-                <w:rStyle w:val="Hipervnculo"/>
-                <w:noProof/>
-              </w:rPr>
-              <w:t>Condición</w:t>
-            </w:r>
-            <w:r>
-              <w:rPr>
-                <w:rStyle w:val="Hipervnculo"/>
-                <w:noProof/>
-                <w:spacing w:val="-7"/>
-              </w:rPr>
-              <w:t xml:space="preserve"> </w:t>
-            </w:r>
-            <w:r>
-              <w:rPr>
-                <w:rStyle w:val="Hipervnculo"/>
-                <w:noProof/>
-              </w:rPr>
-              <w:t>de</w:t>
-            </w:r>
-            <w:r>
-              <w:rPr>
-                <w:rStyle w:val="Hipervnculo"/>
-                <w:noProof/>
-                <w:spacing w:val="-4"/>
-              </w:rPr>
-              <w:t xml:space="preserve"> </w:t>
-            </w:r>
-            <w:r>
-              <w:rPr>
-                <w:rStyle w:val="Hipervnculo"/>
-                <w:noProof/>
-                <w:spacing w:val="-2"/>
-              </w:rPr>
-              <w:t>seguridad</w:t>
-            </w:r>
-            <w:r>
-              <w:rPr>
-                <w:noProof/>
-                <w:webHidden/>
-              </w:rPr>
-              <w:tab/>
-            </w:r>
-            <w:r>
-              <w:rPr>
-                <w:noProof/>
-                <w:webHidden/>
-              </w:rPr>
-              <w:fldChar w:fldCharType="begin"/>
-            </w:r>
-            <w:r>
-              <w:rPr>
-                <w:noProof/>
-                <w:webHidden/>
-              </w:rPr>
-              <w:instrText xml:space="preserve"> PAGEREF _Toc242447799 \h </w:instrText>
-            </w:r>
-            <w:r>
-              <w:rPr>
-                <w:noProof/>
-                <w:webHidden/>
-              </w:rPr>
-            </w:r>
-            <w:r>
-              <w:rPr>
-                <w:noProof/>
-                <w:webHidden/>
-              </w:rPr>
-              <w:fldChar w:fldCharType="separate"/>
-            </w:r>
-            <w:r>
-              <w:rPr>
-                <w:noProof/>
-                <w:webHidden/>
-              </w:rPr>
-              <w:t>21</w:t>
-            </w:r>
-            <w:r>
-              <w:rPr>
-                <w:noProof/>
-                <w:webHidden/>
-              </w:rPr>
-              <w:fldChar w:fldCharType="end"/>
-            </w:r>
-          </w:hyperlink>
-        </w:p>
-        <w:p>
-          <w:pPr>
-            <w:pStyle w:val="TDC2"/>
-            <w:tabs>
-              <w:tab w:val="left" w:pos="1320"/>
-              <w:tab w:val="right" w:leader="dot" w:pos="10070"/>
-            </w:tabs>
-            <w:rPr>
-              <w:rFonts w:asciiTheme="minorHAnsi" w:eastAsiaTheme="minorEastAsia" w:hAnsiTheme="minorHAnsi" w:cstheme="minorBidi"/>
-              <w:b w:val="0"/>
-              <w:bCs w:val="0"/>
-              <w:noProof/>
-              <w:kern w:val="2"/>
-              <w:sz w:val="24"/>
-              <w:szCs w:val="24"/>
-              <w:lang w:val="es-CO" w:eastAsia="es-CO"/>
-              <w14:ligatures w14:val="standardContextual"/>
-            </w:rPr>
-          </w:pPr>
-          <w:hyperlink w:anchor="_Toc242447800" w:history="1">
-            <w:r>
-              <w:rPr>
-                <w:rStyle w:val="Hipervnculo"/>
-                <w:noProof/>
-                <w:spacing w:val="-2"/>
-              </w:rPr>
-              <w:t>4.3.</w:t>
-            </w:r>
-            <w:r>
-              <w:rPr>
-                <w:rFonts w:asciiTheme="minorHAnsi" w:eastAsiaTheme="minorEastAsia" w:hAnsiTheme="minorHAnsi" w:cstheme="minorBidi"/>
-                <w:b w:val="0"/>
-                <w:bCs w:val="0"/>
-                <w:noProof/>
-                <w:kern w:val="2"/>
-                <w:sz w:val="24"/>
-                <w:szCs w:val="24"/>
-                <w:lang w:val="es-CO" w:eastAsia="es-CO"/>
-                <w14:ligatures w14:val="standardContextual"/>
-              </w:rPr>
-              <w:tab/>
-            </w:r>
-            <w:r>
-              <w:rPr>
-                <w:rStyle w:val="Hipervnculo"/>
-                <w:noProof/>
-              </w:rPr>
-              <w:t>Proceso</w:t>
-            </w:r>
-            <w:r>
-              <w:rPr>
-                <w:rStyle w:val="Hipervnculo"/>
-                <w:noProof/>
-                <w:spacing w:val="-11"/>
-              </w:rPr>
-              <w:t xml:space="preserve"> </w:t>
-            </w:r>
-            <w:r>
-              <w:rPr>
-                <w:rStyle w:val="Hipervnculo"/>
-                <w:noProof/>
-              </w:rPr>
-              <w:t>de</w:t>
-            </w:r>
-            <w:r>
-              <w:rPr>
-                <w:rStyle w:val="Hipervnculo"/>
-                <w:noProof/>
-                <w:spacing w:val="-14"/>
-              </w:rPr>
-              <w:t xml:space="preserve"> </w:t>
-            </w:r>
-            <w:r>
-              <w:rPr>
-                <w:rStyle w:val="Hipervnculo"/>
-                <w:noProof/>
-              </w:rPr>
-              <w:t>Ajuste</w:t>
-            </w:r>
-            <w:r>
-              <w:rPr>
-                <w:rStyle w:val="Hipervnculo"/>
-                <w:noProof/>
-                <w:spacing w:val="-6"/>
-              </w:rPr>
-              <w:t xml:space="preserve"> </w:t>
-            </w:r>
-            <w:r>
-              <w:rPr>
-                <w:rStyle w:val="Hipervnculo"/>
-                <w:noProof/>
-              </w:rPr>
-              <w:t>del</w:t>
-            </w:r>
-            <w:r>
-              <w:rPr>
-                <w:rStyle w:val="Hipervnculo"/>
-                <w:noProof/>
-                <w:spacing w:val="-9"/>
-              </w:rPr>
-              <w:t xml:space="preserve"> </w:t>
-            </w:r>
-            <w:r>
-              <w:rPr>
-                <w:rStyle w:val="Hipervnculo"/>
-                <w:noProof/>
-              </w:rPr>
-              <w:t>Controlador</w:t>
-            </w:r>
-            <w:r>
-              <w:rPr>
-                <w:rStyle w:val="Hipervnculo"/>
-                <w:noProof/>
-                <w:spacing w:val="-6"/>
-              </w:rPr>
-              <w:t xml:space="preserve"> </w:t>
-            </w:r>
-            <w:r>
-              <w:rPr>
-                <w:rStyle w:val="Hipervnculo"/>
-                <w:noProof/>
-                <w:spacing w:val="-2"/>
-              </w:rPr>
-              <w:t>(Sintonización)</w:t>
-            </w:r>
-            <w:r>
-              <w:rPr>
-                <w:noProof/>
-                <w:webHidden/>
-              </w:rPr>
-              <w:tab/>
-            </w:r>
-            <w:r>
-              <w:rPr>
-                <w:noProof/>
-                <w:webHidden/>
-              </w:rPr>
-              <w:fldChar w:fldCharType="begin"/>
-            </w:r>
-            <w:r>
-              <w:rPr>
-                <w:noProof/>
-                <w:webHidden/>
-              </w:rPr>
-              <w:instrText xml:space="preserve"> PAGEREF _Toc242447800 \h </w:instrText>
-            </w:r>
-            <w:r>
-              <w:rPr>
-                <w:noProof/>
-                <w:webHidden/>
-              </w:rPr>
-            </w:r>
-            <w:r>
-              <w:rPr>
-                <w:noProof/>
-                <w:webHidden/>
-              </w:rPr>
-              <w:fldChar w:fldCharType="separate"/>
-            </w:r>
-            <w:r>
-              <w:rPr>
-                <w:noProof/>
-                <w:webHidden/>
-              </w:rPr>
-              <w:t>24</w:t>
-            </w:r>
-            <w:r>
-              <w:rPr>
-                <w:noProof/>
-                <w:webHidden/>
-              </w:rPr>
-              <w:fldChar w:fldCharType="end"/>
-            </w:r>
-          </w:hyperlink>
-        </w:p>
-        <w:p>
-          <w:pPr>
-            <w:pStyle w:val="TDC2"/>
-            <w:tabs>
-              <w:tab w:val="left" w:pos="1320"/>
-              <w:tab w:val="right" w:leader="dot" w:pos="10070"/>
-            </w:tabs>
-            <w:rPr>
-              <w:rFonts w:asciiTheme="minorHAnsi" w:eastAsiaTheme="minorEastAsia" w:hAnsiTheme="minorHAnsi" w:cstheme="minorBidi"/>
-              <w:b w:val="0"/>
-              <w:bCs w:val="0"/>
-              <w:noProof/>
-              <w:kern w:val="2"/>
-              <w:sz w:val="24"/>
-              <w:szCs w:val="24"/>
-              <w:lang w:val="es-CO" w:eastAsia="es-CO"/>
-              <w14:ligatures w14:val="standardContextual"/>
-            </w:rPr>
-          </w:pPr>
-          <w:hyperlink w:anchor="_Toc242447801" w:history="1">
-            <w:r>
-              <w:rPr>
-                <w:rStyle w:val="Hipervnculo"/>
-                <w:noProof/>
-                <w:spacing w:val="-2"/>
-              </w:rPr>
-              <w:t>4.4.</w:t>
-            </w:r>
-            <w:r>
-              <w:rPr>
-                <w:rFonts w:asciiTheme="minorHAnsi" w:eastAsiaTheme="minorEastAsia" w:hAnsiTheme="minorHAnsi" w:cstheme="minorBidi"/>
-                <w:b w:val="0"/>
-                <w:bCs w:val="0"/>
-                <w:noProof/>
-                <w:kern w:val="2"/>
-                <w:sz w:val="24"/>
-                <w:szCs w:val="24"/>
-                <w:lang w:val="es-CO" w:eastAsia="es-CO"/>
-                <w14:ligatures w14:val="standardContextual"/>
-              </w:rPr>
-              <w:tab/>
-            </w:r>
-            <w:r>
-              <w:rPr>
-                <w:rStyle w:val="Hipervnculo"/>
-                <w:noProof/>
-              </w:rPr>
-              <w:t>Vídeo</w:t>
-            </w:r>
-            <w:r>
-              <w:rPr>
-                <w:rStyle w:val="Hipervnculo"/>
-                <w:noProof/>
-                <w:spacing w:val="-4"/>
-              </w:rPr>
-              <w:t xml:space="preserve"> </w:t>
-            </w:r>
-            <w:r>
-              <w:rPr>
-                <w:rStyle w:val="Hipervnculo"/>
-                <w:noProof/>
-              </w:rPr>
-              <w:t>de</w:t>
-            </w:r>
-            <w:r>
-              <w:rPr>
-                <w:rStyle w:val="Hipervnculo"/>
-                <w:noProof/>
-                <w:spacing w:val="-2"/>
-              </w:rPr>
-              <w:t xml:space="preserve"> Implementación</w:t>
-            </w:r>
-            <w:r>
-              <w:rPr>
-                <w:noProof/>
-                <w:webHidden/>
-              </w:rPr>
-              <w:tab/>
-            </w:r>
-            <w:r>
-              <w:rPr>
-                <w:noProof/>
-                <w:webHidden/>
-              </w:rPr>
-              <w:fldChar w:fldCharType="begin"/>
-            </w:r>
-            <w:r>
-              <w:rPr>
-                <w:noProof/>
-                <w:webHidden/>
-              </w:rPr>
-              <w:instrText xml:space="preserve"> PAGEREF _Toc242447801 \h </w:instrText>
-            </w:r>
-            <w:r>
-              <w:rPr>
-                <w:noProof/>
-                <w:webHidden/>
-              </w:rPr>
-            </w:r>
-            <w:r>
-              <w:rPr>
-                <w:noProof/>
-                <w:webHidden/>
-              </w:rPr>
-              <w:fldChar w:fldCharType="separate"/>
-            </w:r>
-            <w:r>
-              <w:rPr>
-                <w:noProof/>
-                <w:webHidden/>
-              </w:rPr>
-              <w:t>26</w:t>
+              <w:t>16</w:t>
             </w:r>
             <w:r>
               <w:rPr>
@@ -3766,7 +2403,7 @@
               <w14:ligatures w14:val="standardContextual"/>
             </w:rPr>
           </w:pPr>
-          <w:hyperlink w:anchor="_Toc242447802" w:history="1">
+          <w:hyperlink w:anchor="_Toc242819421" w:history="1">
             <w:r>
               <w:rPr>
                 <w:rStyle w:val="Hipervnculo"/>
@@ -3793,9 +2430,8 @@
               <w:rPr>
                 <w:rStyle w:val="Hipervnculo"/>
                 <w:noProof/>
-                <w:spacing w:val="-2"/>
-              </w:rPr>
-              <w:t>REFERENCIAS</w:t>
+              </w:rPr>
+              <w:t>PRUEBAS DE PROTOTIPO PARA EL EQUILIBRIO</w:t>
             </w:r>
             <w:r>
               <w:rPr>
@@ -3816,7 +2452,7 @@
                 <w:noProof/>
                 <w:webHidden/>
               </w:rPr>
-              <w:instrText xml:space="preserve"> PAGEREF _Toc242447802 \h </w:instrText>
+              <w:instrText xml:space="preserve"> PAGEREF _Toc242819421 \h </w:instrText>
             </w:r>
             <w:r>
               <w:rPr>
@@ -3836,7 +2472,107 @@
                 <w:noProof/>
                 <w:webHidden/>
               </w:rPr>
-              <w:t>26</w:t>
+              <w:t>23</w:t>
+            </w:r>
+            <w:r>
+              <w:rPr>
+                <w:noProof/>
+                <w:webHidden/>
+              </w:rPr>
+              <w:fldChar w:fldCharType="end"/>
+            </w:r>
+          </w:hyperlink>
+        </w:p>
+        <w:p>
+          <w:pPr>
+            <w:pStyle w:val="TDC1"/>
+            <w:tabs>
+              <w:tab w:val="left" w:pos="840"/>
+              <w:tab w:val="right" w:leader="dot" w:pos="10070"/>
+            </w:tabs>
+            <w:rPr>
+              <w:rFonts w:asciiTheme="minorHAnsi" w:eastAsiaTheme="minorEastAsia" w:hAnsiTheme="minorHAnsi" w:cstheme="minorBidi"/>
+              <w:b w:val="0"/>
+              <w:bCs w:val="0"/>
+              <w:i w:val="0"/>
+              <w:iCs w:val="0"/>
+              <w:noProof/>
+              <w:kern w:val="2"/>
+              <w:lang w:val="es-CO" w:eastAsia="es-CO"/>
+              <w14:ligatures w14:val="standardContextual"/>
+            </w:rPr>
+          </w:pPr>
+          <w:hyperlink w:anchor="_Toc242819422" w:history="1">
+            <w:r>
+              <w:rPr>
+                <w:rStyle w:val="Hipervnculo"/>
+                <w:noProof/>
+                <w:spacing w:val="-2"/>
+              </w:rPr>
+              <w:t>6.</w:t>
+            </w:r>
+            <w:r>
+              <w:rPr>
+                <w:rFonts w:asciiTheme="minorHAnsi" w:eastAsiaTheme="minorEastAsia" w:hAnsiTheme="minorHAnsi" w:cstheme="minorBidi"/>
+                <w:b w:val="0"/>
+                <w:bCs w:val="0"/>
+                <w:i w:val="0"/>
+                <w:iCs w:val="0"/>
+                <w:noProof/>
+                <w:kern w:val="2"/>
+                <w:lang w:val="es-CO" w:eastAsia="es-CO"/>
+                <w14:ligatures w14:val="standardContextual"/>
+              </w:rPr>
+              <w:tab/>
+            </w:r>
+            <w:r>
+              <w:rPr>
+                <w:rStyle w:val="Hipervnculo"/>
+                <w:noProof/>
+                <w:spacing w:val="-2"/>
+              </w:rPr>
+              <w:t>REFERENCIAS</w:t>
+            </w:r>
+            <w:r>
+              <w:rPr>
+                <w:noProof/>
+                <w:webHidden/>
+              </w:rPr>
+              <w:tab/>
+            </w:r>
+            <w:r>
+              <w:rPr>
+                <w:noProof/>
+                <w:webHidden/>
+              </w:rPr>
+              <w:fldChar w:fldCharType="begin"/>
+            </w:r>
+            <w:r>
+              <w:rPr>
+                <w:noProof/>
+                <w:webHidden/>
+              </w:rPr>
+              <w:instrText xml:space="preserve"> PAGEREF _Toc242819422 \h </w:instrText>
+            </w:r>
+            <w:r>
+              <w:rPr>
+                <w:noProof/>
+                <w:webHidden/>
+              </w:rPr>
+            </w:r>
+            <w:r>
+              <w:rPr>
+                <w:noProof/>
+                <w:webHidden/>
+              </w:rPr>
+              <w:fldChar w:fldCharType="separate"/>
+            </w:r>
+            <w:r>
+              <w:rPr>
+                <w:noProof/>
+                <w:webHidden/>
+              </w:rPr>
+              <w:t>31</w:t>
             </w:r>
             <w:r>
               <w:rPr>
@@ -3888,7 +2624,7 @@
         <w:ind w:left="718" w:hanging="358"/>
       </w:pPr>
       <w:bookmarkStart w:id="0" w:name="1.__ESPECIFICACIÓN_GENERAL_DEL_PROYECTO"/>
-      <w:bookmarkStart w:id="1" w:name="_Toc242447781"/>
+      <w:bookmarkStart w:id="1" w:name="_Toc242819405"/>
       <w:bookmarkEnd w:id="0"/>
       <w:r>
         <w:rPr>
@@ -3963,7 +2699,7 @@
         <w:ind w:left="718" w:hanging="358"/>
       </w:pPr>
       <w:bookmarkStart w:id="2" w:name="1.1._Resumen"/>
-      <w:bookmarkStart w:id="3" w:name="_Toc242447782"/>
+      <w:bookmarkStart w:id="3" w:name="_Toc242819406"/>
       <w:bookmarkEnd w:id="2"/>
       <w:r>
         <w:rPr>
@@ -4133,7 +2869,7 @@
         </w:rPr>
       </w:pPr>
       <w:bookmarkStart w:id="4" w:name="1.2._Objetivos_Específicos."/>
-      <w:bookmarkStart w:id="5" w:name="_Toc242447783"/>
+      <w:bookmarkStart w:id="5" w:name="_Toc242819407"/>
       <w:bookmarkEnd w:id="4"/>
       <w:r>
         <w:t>Objetivos</w:t>
@@ -4474,7 +3210,7 @@
         <w:ind w:left="718" w:hanging="358"/>
       </w:pPr>
       <w:bookmarkStart w:id="6" w:name="1.3._Alcance_y_Limitaciones"/>
-      <w:bookmarkStart w:id="7" w:name="_Toc242447784"/>
+      <w:bookmarkStart w:id="7" w:name="_Toc242819408"/>
       <w:bookmarkEnd w:id="6"/>
       <w:r>
         <w:t>Alcance</w:t>
@@ -5254,7 +3990,7 @@
         <w:ind w:left="718" w:hanging="358"/>
       </w:pPr>
       <w:bookmarkStart w:id="8" w:name="2._ANÁLISIS_DEL_SISTEMA_DE_CONTROL_DE_EQ"/>
-      <w:bookmarkStart w:id="9" w:name="_Toc242447785"/>
+      <w:bookmarkStart w:id="9" w:name="_Toc242819409"/>
       <w:bookmarkEnd w:id="8"/>
       <w:r>
         <w:t>ANÁLISIS</w:t>
@@ -9167,7 +7903,7 @@
         <w:ind w:left="718" w:hanging="358"/>
       </w:pPr>
       <w:bookmarkStart w:id="10" w:name="3._DISEÑO"/>
-      <w:bookmarkStart w:id="11" w:name="_Toc242447786"/>
+      <w:bookmarkStart w:id="11" w:name="_Toc242819410"/>
       <w:bookmarkEnd w:id="10"/>
       <w:r>
         <w:rPr>
@@ -9200,13 +7936,17 @@
         <w:ind w:left="718" w:hanging="358"/>
       </w:pPr>
       <w:bookmarkStart w:id="12" w:name="3.1._Diseño_Mecánico_CAD_3D"/>
-      <w:bookmarkStart w:id="13" w:name="_Toc242447787"/>
       <w:bookmarkEnd w:id="12"/>
       <w:r>
         <w:t xml:space="preserve"> </w:t>
       </w:r>
-      <w:r>
-        <w:t xml:space="preserve">Simulación de balancín con sus pesos </w:t>
+      <w:bookmarkStart w:id="13" w:name="_Toc242819411"/>
+      <w:r>
+        <w:t>Simulación de balancín con sus pesos</w:t>
+      </w:r>
+      <w:bookmarkEnd w:id="13"/>
+      <w:r>
+        <w:t xml:space="preserve"> </w:t>
       </w:r>
     </w:p>
     <w:p>
@@ -9219,54 +7959,45 @@
     </w:p>
     <w:p>
       <w:pPr>
-        <w:pStyle w:val="Ttulo2"/>
-        <w:tabs>
-          <w:tab w:val="left" w:pos="718"/>
-        </w:tabs>
-        <w:ind w:left="0" w:firstLine="0"/>
-        <w:rPr>
-          <w:b w:val="0"/>
-          <w:bCs w:val="0"/>
+        <w:pStyle w:val="Prrafodelista"/>
+        <w:rPr>
+          <w:b/>
+          <w:bCs/>
         </w:rPr>
       </w:pPr>
       <w:r>
-        <w:rPr>
-          <w:b w:val="0"/>
-          <w:bCs w:val="0"/>
-        </w:rPr>
         <w:t>Primeramente asignamos los pesos y las dimensiones</w:t>
       </w:r>
       <w:r>
-        <w:rPr>
-          <w:b w:val="0"/>
-          <w:bCs w:val="0"/>
-        </w:rPr>
         <w:t xml:space="preserve"> visualizados en la </w:t>
       </w:r>
       <w:r>
         <w:rPr>
-          <w:b w:val="0"/>
-          <w:bCs w:val="0"/>
+          <w:b/>
+          <w:bCs/>
         </w:rPr>
         <w:fldChar w:fldCharType="begin"/>
       </w:r>
       <w:r>
-        <w:rPr>
-          <w:b w:val="0"/>
-          <w:bCs w:val="0"/>
-        </w:rPr>
         <w:instrText xml:space="preserve"> REF _Ref242782005 \h </w:instrText>
       </w:r>
       <w:r>
         <w:rPr>
-          <w:b w:val="0"/>
-          <w:bCs w:val="0"/>
-        </w:rPr>
-      </w:r>
-      <w:r>
-        <w:rPr>
-          <w:b w:val="0"/>
-          <w:bCs w:val="0"/>
+          <w:b/>
+          <w:bCs/>
+        </w:rPr>
+      </w:r>
+      <w:r>
+        <w:rPr>
+          <w:b/>
+          <w:bCs/>
+        </w:rPr>
+        <w:instrText xml:space="preserve"> \* MERGEFORMAT </w:instrText>
+      </w:r>
+      <w:r>
+        <w:rPr>
+          <w:b/>
+          <w:bCs/>
         </w:rPr>
         <w:fldChar w:fldCharType="separate"/>
       </w:r>
@@ -9281,42 +8012,41 @@
       </w:r>
       <w:r>
         <w:rPr>
-          <w:b w:val="0"/>
-          <w:bCs w:val="0"/>
+          <w:b/>
+          <w:bCs/>
         </w:rPr>
         <w:fldChar w:fldCharType="end"/>
       </w:r>
       <w:r>
-        <w:rPr>
-          <w:b w:val="0"/>
-          <w:bCs w:val="0"/>
-        </w:rPr>
         <w:t>,</w:t>
       </w:r>
       <w:r>
         <w:rPr>
-          <w:b w:val="0"/>
-          <w:bCs w:val="0"/>
+          <w:b/>
+          <w:bCs/>
         </w:rPr>
         <w:fldChar w:fldCharType="begin"/>
       </w:r>
       <w:r>
-        <w:rPr>
-          <w:b w:val="0"/>
-          <w:bCs w:val="0"/>
-        </w:rPr>
         <w:instrText xml:space="preserve"> REF _Ref242782011 \h </w:instrText>
       </w:r>
       <w:r>
         <w:rPr>
-          <w:b w:val="0"/>
-          <w:bCs w:val="0"/>
-        </w:rPr>
-      </w:r>
-      <w:r>
-        <w:rPr>
-          <w:b w:val="0"/>
-          <w:bCs w:val="0"/>
+          <w:b/>
+          <w:bCs/>
+        </w:rPr>
+      </w:r>
+      <w:r>
+        <w:rPr>
+          <w:b/>
+          <w:bCs/>
+        </w:rPr>
+        <w:instrText xml:space="preserve"> \* MERGEFORMAT </w:instrText>
+      </w:r>
+      <w:r>
+        <w:rPr>
+          <w:b/>
+          <w:bCs/>
         </w:rPr>
         <w:fldChar w:fldCharType="separate"/>
       </w:r>
@@ -9331,42 +8061,41 @@
       </w:r>
       <w:r>
         <w:rPr>
-          <w:b w:val="0"/>
-          <w:bCs w:val="0"/>
+          <w:b/>
+          <w:bCs/>
         </w:rPr>
         <w:fldChar w:fldCharType="end"/>
       </w:r>
       <w:r>
-        <w:rPr>
-          <w:b w:val="0"/>
-          <w:bCs w:val="0"/>
-        </w:rPr>
         <w:t>,</w:t>
       </w:r>
       <w:r>
         <w:rPr>
-          <w:b w:val="0"/>
-          <w:bCs w:val="0"/>
+          <w:b/>
+          <w:bCs/>
         </w:rPr>
         <w:fldChar w:fldCharType="begin"/>
       </w:r>
       <w:r>
-        <w:rPr>
-          <w:b w:val="0"/>
-          <w:bCs w:val="0"/>
-        </w:rPr>
         <w:instrText xml:space="preserve"> REF _Ref242782141 \h </w:instrText>
       </w:r>
       <w:r>
         <w:rPr>
-          <w:b w:val="0"/>
-          <w:bCs w:val="0"/>
-        </w:rPr>
-      </w:r>
-      <w:r>
-        <w:rPr>
-          <w:b w:val="0"/>
-          <w:bCs w:val="0"/>
+          <w:b/>
+          <w:bCs/>
+        </w:rPr>
+      </w:r>
+      <w:r>
+        <w:rPr>
+          <w:b/>
+          <w:bCs/>
+        </w:rPr>
+        <w:instrText xml:space="preserve"> \* MERGEFORMAT </w:instrText>
+      </w:r>
+      <w:r>
+        <w:rPr>
+          <w:b/>
+          <w:bCs/>
         </w:rPr>
         <w:fldChar w:fldCharType="separate"/>
       </w:r>
@@ -9381,49 +8110,44 @@
       </w:r>
       <w:r>
         <w:rPr>
-          <w:b w:val="0"/>
-          <w:bCs w:val="0"/>
+          <w:b/>
+          <w:bCs/>
         </w:rPr>
         <w:fldChar w:fldCharType="end"/>
       </w:r>
       <w:r>
-        <w:rPr>
-          <w:b w:val="0"/>
-          <w:bCs w:val="0"/>
-        </w:rPr>
         <w:t xml:space="preserve"> que nuestro Balancín tendrá para seguir con su respectiva simulación y visualizar que ubicación tiene mejores resultados</w:t>
       </w:r>
       <w:r>
-        <w:rPr>
-          <w:b w:val="0"/>
-          <w:bCs w:val="0"/>
-        </w:rPr>
         <w:t xml:space="preserve"> el cual se vera reflejado en la </w:t>
       </w:r>
       <w:r>
         <w:rPr>
-          <w:b w:val="0"/>
-          <w:bCs w:val="0"/>
+          <w:b/>
+          <w:bCs/>
         </w:rPr>
         <w:fldChar w:fldCharType="begin"/>
       </w:r>
       <w:r>
-        <w:rPr>
-          <w:b w:val="0"/>
-          <w:bCs w:val="0"/>
-        </w:rPr>
         <w:instrText xml:space="preserve"> REF _Ref242782148 \h </w:instrText>
       </w:r>
       <w:r>
         <w:rPr>
-          <w:b w:val="0"/>
-          <w:bCs w:val="0"/>
-        </w:rPr>
-      </w:r>
-      <w:r>
-        <w:rPr>
-          <w:b w:val="0"/>
-          <w:bCs w:val="0"/>
+          <w:b/>
+          <w:bCs/>
+        </w:rPr>
+      </w:r>
+      <w:r>
+        <w:rPr>
+          <w:b/>
+          <w:bCs/>
+        </w:rPr>
+        <w:instrText xml:space="preserve"> \* MERGEFORMAT </w:instrText>
+      </w:r>
+      <w:r>
+        <w:rPr>
+          <w:b/>
+          <w:bCs/>
         </w:rPr>
         <w:fldChar w:fldCharType="separate"/>
       </w:r>
@@ -9438,8 +8162,8 @@
       </w:r>
       <w:r>
         <w:rPr>
-          <w:b w:val="0"/>
-          <w:bCs w:val="0"/>
+          <w:b/>
+          <w:bCs/>
         </w:rPr>
         <w:fldChar w:fldCharType="end"/>
       </w:r>
@@ -9479,12 +8203,15 @@
         <w:ind w:left="0" w:firstLine="0"/>
         <w:jc w:val="center"/>
       </w:pPr>
+      <w:bookmarkStart w:id="14" w:name="_Toc242819302"/>
+      <w:bookmarkStart w:id="15" w:name="_Toc242819368"/>
+      <w:bookmarkStart w:id="16" w:name="_Toc242819412"/>
       <w:r>
         <w:rPr>
           <w:noProof/>
         </w:rPr>
         <w:drawing>
-          <wp:inline distT="0" distB="0" distL="0" distR="0" wp14:anchorId="4B62D6FD" wp14:editId="75649DDE">
+          <wp:inline distT="0" distB="0" distL="0" distR="0" wp14:anchorId="4B62D6FD" wp14:editId="698588D0">
             <wp:extent cx="2351314" cy="2964137"/>
             <wp:effectExtent l="0" t="0" r="0" b="8255"/>
             <wp:docPr id="1338337059" name="Imagen 1"/>
@@ -9525,6 +8252,9 @@
           </wp:inline>
         </w:drawing>
       </w:r>
+      <w:bookmarkEnd w:id="14"/>
+      <w:bookmarkEnd w:id="15"/>
+      <w:bookmarkEnd w:id="16"/>
     </w:p>
     <w:p>
       <w:pPr>
@@ -9541,7 +8271,7 @@
       <w:pPr>
         <w:pStyle w:val="Descripcin"/>
       </w:pPr>
-      <w:bookmarkStart w:id="14" w:name="_Ref242782005"/>
+      <w:bookmarkStart w:id="17" w:name="_Ref242782005"/>
       <w:r>
         <w:t xml:space="preserve">Ilustración </w:t>
       </w:r>
@@ -9563,7 +8293,7 @@
       <w:r>
         <w:fldChar w:fldCharType="end"/>
       </w:r>
-      <w:bookmarkEnd w:id="14"/>
+      <w:bookmarkEnd w:id="17"/>
       <w:r>
         <w:t xml:space="preserve"> Simulación Dimensiones y peso Chasis</w:t>
       </w:r>
@@ -9578,6 +8308,9 @@
         <w:ind w:left="0" w:firstLine="0"/>
         <w:jc w:val="center"/>
       </w:pPr>
+      <w:bookmarkStart w:id="18" w:name="_Toc242819303"/>
+      <w:bookmarkStart w:id="19" w:name="_Toc242819369"/>
+      <w:bookmarkStart w:id="20" w:name="_Toc242819413"/>
       <w:r>
         <w:rPr>
           <w:noProof/>
@@ -9618,6 +8351,9 @@
           </wp:inline>
         </w:drawing>
       </w:r>
+      <w:bookmarkEnd w:id="18"/>
+      <w:bookmarkEnd w:id="19"/>
+      <w:bookmarkEnd w:id="20"/>
     </w:p>
     <w:p>
       <w:pPr>
@@ -9635,7 +8371,7 @@
         <w:pStyle w:val="Descripcin"/>
         <w:jc w:val="center"/>
       </w:pPr>
-      <w:bookmarkStart w:id="15" w:name="_Ref242782011"/>
+      <w:bookmarkStart w:id="21" w:name="_Ref242782011"/>
       <w:r>
         <w:t xml:space="preserve">Ilustración </w:t>
       </w:r>
@@ -9657,7 +8393,7 @@
       <w:r>
         <w:fldChar w:fldCharType="end"/>
       </w:r>
-      <w:bookmarkEnd w:id="15"/>
+      <w:bookmarkEnd w:id="21"/>
       <w:r>
         <w:t xml:space="preserve"> Simulación Cuerpo Balancín</w:t>
       </w:r>
@@ -9687,6 +8423,9 @@
         <w:ind w:left="0" w:firstLine="0"/>
         <w:jc w:val="center"/>
       </w:pPr>
+      <w:bookmarkStart w:id="22" w:name="_Toc242819304"/>
+      <w:bookmarkStart w:id="23" w:name="_Toc242819370"/>
+      <w:bookmarkStart w:id="24" w:name="_Toc242819414"/>
       <w:r>
         <w:rPr>
           <w:noProof/>
@@ -9733,13 +8472,16 @@
           </wp:inline>
         </w:drawing>
       </w:r>
+      <w:bookmarkEnd w:id="22"/>
+      <w:bookmarkEnd w:id="23"/>
+      <w:bookmarkEnd w:id="24"/>
     </w:p>
     <w:p>
       <w:pPr>
         <w:pStyle w:val="Descripcin"/>
         <w:jc w:val="center"/>
       </w:pPr>
-      <w:bookmarkStart w:id="16" w:name="_Ref242782141"/>
+      <w:bookmarkStart w:id="25" w:name="_Ref242782141"/>
       <w:r>
         <w:t xml:space="preserve">Ilustración </w:t>
       </w:r>
@@ -9761,7 +8503,7 @@
       <w:r>
         <w:fldChar w:fldCharType="end"/>
       </w:r>
-      <w:bookmarkEnd w:id="16"/>
+      <w:bookmarkEnd w:id="25"/>
       <w:r>
         <w:t xml:space="preserve"> Simulacion zona inferior</w:t>
       </w:r>
@@ -9831,7 +8573,7 @@
         <w:pStyle w:val="Descripcin"/>
         <w:jc w:val="center"/>
       </w:pPr>
-      <w:bookmarkStart w:id="17" w:name="_Ref242782148"/>
+      <w:bookmarkStart w:id="26" w:name="_Ref242782148"/>
       <w:r>
         <w:t xml:space="preserve">Ilustración </w:t>
       </w:r>
@@ -9853,7 +8595,7 @@
       <w:r>
         <w:fldChar w:fldCharType="end"/>
       </w:r>
-      <w:bookmarkEnd w:id="17"/>
+      <w:bookmarkEnd w:id="26"/>
       <w:r>
         <w:t xml:space="preserve"> Visualización completa Balancín</w:t>
       </w:r>
@@ -9898,6 +8640,7 @@
         </w:tabs>
         <w:ind w:left="718" w:hanging="358"/>
       </w:pPr>
+      <w:bookmarkStart w:id="27" w:name="_Toc242819415"/>
       <w:r>
         <w:t>Diseño</w:t>
       </w:r>
@@ -9931,7 +8674,7 @@
         </w:rPr>
         <w:t>3D</w:t>
       </w:r>
-      <w:bookmarkEnd w:id="13"/>
+      <w:bookmarkEnd w:id="27"/>
     </w:p>
     <w:p>
       <w:pPr>
@@ -10235,7 +8978,7 @@
           <w:i w:val="0"/>
         </w:rPr>
       </w:pPr>
-      <w:bookmarkStart w:id="18" w:name="_Ref242444901"/>
+      <w:bookmarkStart w:id="28" w:name="_Ref242444901"/>
       <w:r>
         <w:t xml:space="preserve">Ilustración </w:t>
       </w:r>
@@ -10257,7 +9000,7 @@
       <w:r>
         <w:fldChar w:fldCharType="end"/>
       </w:r>
-      <w:bookmarkEnd w:id="18"/>
+      <w:bookmarkEnd w:id="28"/>
       <w:r>
         <w:t xml:space="preserve"> D</w:t>
       </w:r>
@@ -10667,8 +9410,8 @@
       <w:r>
         <w:t xml:space="preserve"> de componentes</w:t>
       </w:r>
-      <w:bookmarkStart w:id="19" w:name="_bookmark8"/>
-      <w:bookmarkEnd w:id="19"/>
+      <w:bookmarkStart w:id="29" w:name="_bookmark8"/>
+      <w:bookmarkEnd w:id="29"/>
     </w:p>
     <w:p/>
     <w:p>
@@ -11011,7 +9754,7 @@
           <w:szCs w:val="20"/>
         </w:rPr>
       </w:pPr>
-      <w:bookmarkStart w:id="20" w:name="_Ref242444908"/>
+      <w:bookmarkStart w:id="30" w:name="_Ref242444908"/>
       <w:r>
         <w:t xml:space="preserve">Ilustración </w:t>
       </w:r>
@@ -11033,7 +9776,7 @@
       <w:r>
         <w:fldChar w:fldCharType="end"/>
       </w:r>
-      <w:bookmarkEnd w:id="20"/>
+      <w:bookmarkEnd w:id="30"/>
       <w:r>
         <w:t xml:space="preserve"> Parte superior</w:t>
       </w:r>
@@ -11047,8 +9790,8 @@
           <w:rFonts w:ascii="Arial" w:hAnsi="Arial" w:cs="Arial"/>
         </w:rPr>
       </w:pPr>
-      <w:bookmarkStart w:id="21" w:name="_bookmark9"/>
-      <w:bookmarkEnd w:id="21"/>
+      <w:bookmarkStart w:id="31" w:name="_bookmark9"/>
+      <w:bookmarkEnd w:id="31"/>
       <w:r>
         <w:rPr>
           <w:rFonts w:ascii="Arial" w:hAnsi="Arial" w:cs="Arial"/>
@@ -11275,9 +10018,9 @@
         </w:tabs>
         <w:ind w:left="718" w:hanging="358"/>
       </w:pPr>
-      <w:bookmarkStart w:id="22" w:name="3.2._Selección_de_Materiales"/>
-      <w:bookmarkStart w:id="23" w:name="_Toc242447788"/>
-      <w:bookmarkEnd w:id="22"/>
+      <w:bookmarkStart w:id="32" w:name="3.2._Selección_de_Materiales"/>
+      <w:bookmarkStart w:id="33" w:name="_Toc242819416"/>
+      <w:bookmarkEnd w:id="32"/>
       <w:r>
         <w:t>Selección</w:t>
       </w:r>
@@ -11302,7 +10045,7 @@
         </w:rPr>
         <w:t>Materiales</w:t>
       </w:r>
-      <w:bookmarkEnd w:id="23"/>
+      <w:bookmarkEnd w:id="33"/>
     </w:p>
     <w:p>
       <w:pPr>
@@ -14716,9 +13459,9 @@
         </w:tabs>
         <w:ind w:left="718" w:hanging="358"/>
       </w:pPr>
-      <w:bookmarkStart w:id="24" w:name="3.3._Esquema_de_Circuito_Electrónico"/>
-      <w:bookmarkStart w:id="25" w:name="_Toc242447789"/>
-      <w:bookmarkEnd w:id="24"/>
+      <w:bookmarkStart w:id="34" w:name="3.3._Esquema_de_Circuito_Electrónico"/>
+      <w:bookmarkStart w:id="35" w:name="_Toc242819417"/>
+      <w:bookmarkEnd w:id="34"/>
       <w:r>
         <w:t>Esquema</w:t>
       </w:r>
@@ -14752,7 +13495,7 @@
         </w:rPr>
         <w:t>Electrónico</w:t>
       </w:r>
-      <w:bookmarkEnd w:id="25"/>
+      <w:bookmarkEnd w:id="35"/>
     </w:p>
     <w:p>
       <w:pPr>
@@ -14785,7 +13528,9 @@
         <w:ind w:firstLine="0"/>
         <w:jc w:val="center"/>
       </w:pPr>
-      <w:bookmarkStart w:id="26" w:name="_Toc242447790"/>
+      <w:bookmarkStart w:id="36" w:name="_Toc242819308"/>
+      <w:bookmarkStart w:id="37" w:name="_Toc242819374"/>
+      <w:bookmarkStart w:id="38" w:name="_Toc242819418"/>
       <w:r>
         <w:rPr>
           <w:noProof/>
@@ -14836,7 +13581,9 @@
           </wp:inline>
         </w:drawing>
       </w:r>
-      <w:bookmarkEnd w:id="26"/>
+      <w:bookmarkEnd w:id="36"/>
+      <w:bookmarkEnd w:id="37"/>
+      <w:bookmarkEnd w:id="38"/>
     </w:p>
     <w:p>
       <w:pPr>
@@ -14881,8 +13628,8 @@
       <w:r>
         <w:t>Circuito del robot</w:t>
       </w:r>
-      <w:bookmarkStart w:id="27" w:name="_bookmark12"/>
-      <w:bookmarkEnd w:id="27"/>
+      <w:bookmarkStart w:id="39" w:name="_bookmark12"/>
+      <w:bookmarkEnd w:id="39"/>
     </w:p>
     <w:p/>
     <w:p>
@@ -15296,9 +14043,9 @@
         </w:tabs>
         <w:ind w:left="718" w:hanging="358"/>
       </w:pPr>
-      <w:bookmarkStart w:id="28" w:name="3.4._Estimación_de_costos"/>
-      <w:bookmarkStart w:id="29" w:name="_Toc242447791"/>
-      <w:bookmarkEnd w:id="28"/>
+      <w:bookmarkStart w:id="40" w:name="3.4._Estimación_de_costos"/>
+      <w:bookmarkStart w:id="41" w:name="_Toc242819419"/>
+      <w:bookmarkEnd w:id="40"/>
       <w:r>
         <w:t>Estimación</w:t>
       </w:r>
@@ -15323,7 +14070,7 @@
         </w:rPr>
         <w:t>costos</w:t>
       </w:r>
-      <w:bookmarkEnd w:id="29"/>
+      <w:bookmarkEnd w:id="41"/>
     </w:p>
     <w:p>
       <w:pPr>
@@ -17965,16 +16712,16 @@
         <w:spacing w:before="1"/>
         <w:ind w:left="718" w:hanging="358"/>
       </w:pPr>
-      <w:bookmarkStart w:id="30" w:name="4._CONSTRUCCIÓN"/>
-      <w:bookmarkStart w:id="31" w:name="_Toc242447792"/>
-      <w:bookmarkEnd w:id="30"/>
+      <w:bookmarkStart w:id="42" w:name="4._CONSTRUCCIÓN"/>
+      <w:bookmarkStart w:id="43" w:name="_Toc242819420"/>
+      <w:bookmarkEnd w:id="42"/>
       <w:r>
         <w:rPr>
           <w:spacing w:val="-2"/>
         </w:rPr>
         <w:t>CONSTRUCCIÓN</w:t>
       </w:r>
-      <w:bookmarkEnd w:id="31"/>
+      <w:bookmarkEnd w:id="43"/>
     </w:p>
     <w:p>
       <w:pPr>
@@ -18620,7 +17367,7 @@
         <w:pStyle w:val="Descripcin"/>
         <w:jc w:val="center"/>
       </w:pPr>
-      <w:bookmarkStart w:id="32" w:name="_Ref242445343"/>
+      <w:bookmarkStart w:id="44" w:name="_Ref242445343"/>
       <w:r>
         <w:t xml:space="preserve">Ilustración </w:t>
       </w:r>
@@ -18642,15 +17389,15 @@
       <w:r>
         <w:fldChar w:fldCharType="end"/>
       </w:r>
-      <w:bookmarkEnd w:id="32"/>
+      <w:bookmarkEnd w:id="44"/>
       <w:r>
         <w:t xml:space="preserve"> </w:t>
       </w:r>
       <w:r>
         <w:t>Robot Balancín</w:t>
       </w:r>
-      <w:bookmarkStart w:id="33" w:name="_bookmark15"/>
-      <w:bookmarkEnd w:id="33"/>
+      <w:bookmarkStart w:id="45" w:name="_bookmark15"/>
+      <w:bookmarkEnd w:id="45"/>
     </w:p>
     <w:p>
       <w:r>
@@ -18729,8 +17476,8 @@
           <w:rFonts w:ascii="Arial" w:hAnsi="Arial" w:cs="Arial"/>
         </w:rPr>
       </w:pPr>
-      <w:bookmarkStart w:id="34" w:name="_Ref242450903"/>
-      <w:bookmarkStart w:id="35" w:name="_Ref242450897"/>
+      <w:bookmarkStart w:id="46" w:name="_Ref242450903"/>
+      <w:bookmarkStart w:id="47" w:name="_Ref242450897"/>
       <w:r>
         <w:t xml:space="preserve">Ilustración </w:t>
       </w:r>
@@ -18752,11 +17499,11 @@
       <w:r>
         <w:fldChar w:fldCharType="end"/>
       </w:r>
-      <w:bookmarkEnd w:id="34"/>
+      <w:bookmarkEnd w:id="46"/>
       <w:r>
         <w:t xml:space="preserve"> Diseño 3D pieza</w:t>
       </w:r>
-      <w:bookmarkEnd w:id="35"/>
+      <w:bookmarkEnd w:id="47"/>
     </w:p>
     <w:p>
       <w:pPr>
@@ -19763,7 +18510,7 @@
           <w:noProof/>
         </w:rPr>
         <w:drawing>
-          <wp:inline distT="0" distB="0" distL="0" distR="0" wp14:anchorId="2EEB0203" wp14:editId="73E6B96E">
+          <wp:inline distT="0" distB="0" distL="0" distR="0" wp14:anchorId="2EEB0203" wp14:editId="439FEE4B">
             <wp:extent cx="3443636" cy="2280666"/>
             <wp:effectExtent l="0" t="0" r="4445" b="5715"/>
             <wp:docPr id="55" name="Image 55"/>
@@ -20650,7 +19397,7 @@
         <w:pStyle w:val="Descripcin"/>
         <w:jc w:val="center"/>
       </w:pPr>
-      <w:bookmarkStart w:id="36" w:name="_Ref242446537"/>
+      <w:bookmarkStart w:id="48" w:name="_Ref242446537"/>
       <w:r>
         <w:t xml:space="preserve">Ilustración </w:t>
       </w:r>
@@ -20672,7 +19419,7 @@
       <w:r>
         <w:fldChar w:fldCharType="end"/>
       </w:r>
-      <w:bookmarkEnd w:id="36"/>
+      <w:bookmarkEnd w:id="48"/>
       <w:r>
         <w:t xml:space="preserve"> Pruebas unitarias en motores encoders</w:t>
       </w:r>
@@ -20749,7 +19496,7 @@
         <w:pStyle w:val="Descripcin"/>
         <w:jc w:val="center"/>
       </w:pPr>
-      <w:bookmarkStart w:id="37" w:name="_Ref242446539"/>
+      <w:bookmarkStart w:id="49" w:name="_Ref242446539"/>
       <w:r>
         <w:t xml:space="preserve">Ilustración </w:t>
       </w:r>
@@ -20771,7 +19518,7 @@
       <w:r>
         <w:fldChar w:fldCharType="end"/>
       </w:r>
-      <w:bookmarkEnd w:id="37"/>
+      <w:bookmarkEnd w:id="49"/>
       <w:r>
         <w:t xml:space="preserve"> Pruebas unitarias en puente H, MPU y sensor de </w:t>
       </w:r>
@@ -22336,8 +21083,8 @@
           <w:b/>
         </w:rPr>
       </w:pPr>
-      <w:bookmarkStart w:id="38" w:name="5.2._Desglose_del_Código_del_Algoritmo"/>
-      <w:bookmarkEnd w:id="38"/>
+      <w:bookmarkStart w:id="50" w:name="5.2._Desglose_del_Código_del_Algoritmo"/>
+      <w:bookmarkEnd w:id="50"/>
       <w:r>
         <w:rPr>
           <w:rFonts w:ascii="Arial" w:hAnsi="Arial" w:cs="Arial"/>
@@ -23073,12 +21820,13 @@
         </w:tabs>
         <w:ind w:left="718" w:hanging="358"/>
       </w:pPr>
-      <w:bookmarkStart w:id="39" w:name="6._REFERENCIAS"/>
-      <w:bookmarkStart w:id="40" w:name="_Toc242447802"/>
-      <w:bookmarkEnd w:id="39"/>
+      <w:bookmarkStart w:id="51" w:name="6._REFERENCIAS"/>
+      <w:bookmarkStart w:id="52" w:name="_Toc242819421"/>
+      <w:bookmarkEnd w:id="51"/>
       <w:r>
         <w:t>PRUEBAS DE PROTOTIPO PARA EL EQUILIBRIO</w:t>
       </w:r>
+      <w:bookmarkEnd w:id="52"/>
     </w:p>
     <w:p>
       <w:pPr>
@@ -25551,12 +24299,14 @@
               <w:rPr>
                 <w:sz w:val="20"/>
                 <w:szCs w:val="20"/>
-              </w:rPr>
-            </w:pPr>
-            <w:r>
-              <w:rPr>
-                <w:sz w:val="20"/>
-                <w:szCs w:val="20"/>
+                <w:lang w:val="pt-PT"/>
+              </w:rPr>
+            </w:pPr>
+            <w:r>
+              <w:rPr>
+                <w:sz w:val="20"/>
+                <w:szCs w:val="20"/>
+                <w:lang w:val="pt-PT"/>
               </w:rPr>
               <w:t>{</w:t>
             </w:r>
@@ -25573,8 +24323,16 @@
               <w:rPr>
                 <w:sz w:val="20"/>
                 <w:szCs w:val="20"/>
-              </w:rPr>
-              <w:t xml:space="preserve">    // 1) La parada de emergencia tiene prioridad sobre todo.</w:t>
+                <w:lang w:val="pt-PT"/>
+              </w:rPr>
+              <w:t xml:space="preserve">    </w:t>
+            </w:r>
+            <w:r>
+              <w:rPr>
+                <w:sz w:val="20"/>
+                <w:szCs w:val="20"/>
+              </w:rPr>
+              <w:t>// 1) La parada de emergencia tiene prioridad sobre todo.</w:t>
             </w:r>
           </w:p>
           <w:p>
@@ -27178,34 +25936,42 @@
               <w:rPr>
                 <w:sz w:val="20"/>
                 <w:szCs w:val="20"/>
-                <w:lang w:val="en-US"/>
-              </w:rPr>
-            </w:pPr>
-            <w:r>
-              <w:rPr>
-                <w:sz w:val="20"/>
-                <w:szCs w:val="20"/>
                 <w:lang w:val="pt-PT"/>
               </w:rPr>
+            </w:pPr>
+            <w:r>
+              <w:rPr>
+                <w:sz w:val="20"/>
+                <w:szCs w:val="20"/>
+                <w:lang w:val="pt-PT"/>
+              </w:rPr>
               <w:t xml:space="preserve">            </w:t>
             </w:r>
+            <w:r>
+              <w:rPr>
+                <w:sz w:val="20"/>
+                <w:szCs w:val="20"/>
+                <w:lang w:val="pt-PT"/>
+              </w:rPr>
+              <w:t xml:space="preserve">habilitado = </w:t>
+            </w:r>
             <w:proofErr w:type="spellStart"/>
             <w:r>
               <w:rPr>
                 <w:sz w:val="20"/>
                 <w:szCs w:val="20"/>
-                <w:lang w:val="en-US"/>
-              </w:rPr>
-              <w:t>habilitado</w:t>
+                <w:lang w:val="pt-PT"/>
+              </w:rPr>
+              <w:t>true</w:t>
             </w:r>
             <w:proofErr w:type="spellEnd"/>
             <w:r>
               <w:rPr>
                 <w:sz w:val="20"/>
                 <w:szCs w:val="20"/>
-                <w:lang w:val="en-US"/>
-              </w:rPr>
-              <w:t xml:space="preserve"> = true;</w:t>
+                <w:lang w:val="pt-PT"/>
+              </w:rPr>
+              <w:t>;</w:t>
             </w:r>
           </w:p>
           <w:p>
@@ -27221,9 +25987,17 @@
               <w:rPr>
                 <w:sz w:val="20"/>
                 <w:szCs w:val="20"/>
-                <w:lang w:val="en-US"/>
-              </w:rPr>
-              <w:t xml:space="preserve">        }</w:t>
+                <w:lang w:val="pt-PT"/>
+              </w:rPr>
+              <w:t xml:space="preserve">        </w:t>
+            </w:r>
+            <w:r>
+              <w:rPr>
+                <w:sz w:val="20"/>
+                <w:szCs w:val="20"/>
+                <w:lang w:val="en-US"/>
+              </w:rPr>
+              <w:t>}</w:t>
             </w:r>
           </w:p>
           <w:p>
@@ -34825,88 +33599,76 @@
               <w:rPr>
                 <w:sz w:val="20"/>
                 <w:szCs w:val="20"/>
+                <w:lang w:val="en-US"/>
+              </w:rPr>
+            </w:pPr>
+            <w:r>
+              <w:rPr>
+                <w:sz w:val="20"/>
+                <w:szCs w:val="20"/>
                 <w:lang w:val="pt-PT"/>
               </w:rPr>
-            </w:pPr>
-            <w:r>
+              <w:t xml:space="preserve">                </w:t>
+            </w:r>
+            <w:r>
+              <w:rPr>
+                <w:sz w:val="20"/>
+                <w:szCs w:val="20"/>
+                <w:lang w:val="en-US"/>
+              </w:rPr>
+              <w:t>(int16_t)</w:t>
+            </w:r>
+            <w:proofErr w:type="spellStart"/>
+            <w:r>
+              <w:rPr>
+                <w:sz w:val="20"/>
+                <w:szCs w:val="20"/>
+                <w:lang w:val="en-US"/>
+              </w:rPr>
+              <w:t>motoresGetLeftPWM</w:t>
+            </w:r>
+            <w:proofErr w:type="spellEnd"/>
+            <w:r>
+              <w:rPr>
+                <w:sz w:val="20"/>
+                <w:szCs w:val="20"/>
+                <w:lang w:val="en-US"/>
+              </w:rPr>
+              <w:t>(), (int16_t)</w:t>
+            </w:r>
+            <w:proofErr w:type="spellStart"/>
+            <w:r>
+              <w:rPr>
+                <w:sz w:val="20"/>
+                <w:szCs w:val="20"/>
+                <w:lang w:val="en-US"/>
+              </w:rPr>
+              <w:t>motoresGetRightPWM</w:t>
+            </w:r>
+            <w:proofErr w:type="spellEnd"/>
+            <w:r>
+              <w:rPr>
+                <w:sz w:val="20"/>
+                <w:szCs w:val="20"/>
+                <w:lang w:val="en-US"/>
+              </w:rPr>
+              <w:t>(),</w:t>
+            </w:r>
+          </w:p>
+          <w:p>
+            <w:pPr>
+              <w:pStyle w:val="Prrafodelista"/>
               <w:rPr>
                 <w:sz w:val="20"/>
                 <w:szCs w:val="20"/>
                 <w:lang w:val="pt-PT"/>
               </w:rPr>
-              <w:t xml:space="preserve">                (int16_</w:t>
-            </w:r>
-            <w:proofErr w:type="gramStart"/>
-            <w:r>
-              <w:rPr>
-                <w:sz w:val="20"/>
-                <w:szCs w:val="20"/>
-                <w:lang w:val="pt-PT"/>
-              </w:rPr>
-              <w:t>t)</w:t>
-            </w:r>
-            <w:proofErr w:type="spellStart"/>
-            <w:r>
-              <w:rPr>
-                <w:sz w:val="20"/>
-                <w:szCs w:val="20"/>
-                <w:lang w:val="pt-PT"/>
-              </w:rPr>
-              <w:t>motoresGetLeftPWM</w:t>
-            </w:r>
-            <w:proofErr w:type="spellEnd"/>
-            <w:proofErr w:type="gramEnd"/>
-            <w:r>
-              <w:rPr>
-                <w:sz w:val="20"/>
-                <w:szCs w:val="20"/>
-                <w:lang w:val="pt-PT"/>
-              </w:rPr>
-              <w:t>(), (int16_</w:t>
-            </w:r>
-            <w:proofErr w:type="gramStart"/>
-            <w:r>
-              <w:rPr>
-                <w:sz w:val="20"/>
-                <w:szCs w:val="20"/>
-                <w:lang w:val="pt-PT"/>
-              </w:rPr>
-              <w:t>t)</w:t>
-            </w:r>
-            <w:proofErr w:type="spellStart"/>
-            <w:r>
-              <w:rPr>
-                <w:sz w:val="20"/>
-                <w:szCs w:val="20"/>
-                <w:lang w:val="pt-PT"/>
-              </w:rPr>
-              <w:t>motoresGetRightPWM</w:t>
-            </w:r>
-            <w:proofErr w:type="spellEnd"/>
-            <w:proofErr w:type="gramEnd"/>
-            <w:r>
-              <w:rPr>
-                <w:sz w:val="20"/>
-                <w:szCs w:val="20"/>
-                <w:lang w:val="pt-PT"/>
-              </w:rPr>
-              <w:t>(),</w:t>
-            </w:r>
-          </w:p>
-          <w:p>
-            <w:pPr>
-              <w:pStyle w:val="Prrafodelista"/>
-              <w:rPr>
-                <w:sz w:val="20"/>
-                <w:szCs w:val="20"/>
-                <w:lang w:val="pt-PT"/>
-              </w:rPr>
-            </w:pPr>
-            <w:r>
-              <w:rPr>
-                <w:sz w:val="20"/>
-                <w:szCs w:val="20"/>
-                <w:lang w:val="pt-PT"/>
+            </w:pPr>
+            <w:r>
+              <w:rPr>
+                <w:sz w:val="20"/>
+                <w:szCs w:val="20"/>
+                <w:lang w:val="en-US"/>
               </w:rPr>
               <w:t xml:space="preserve">                </w:t>
             </w:r>
@@ -35607,11 +34369,7 @@
     </w:p>
     <w:p>
       <w:pPr>
-        <w:pStyle w:val="Ttulo1"/>
-        <w:tabs>
-          <w:tab w:val="left" w:pos="718"/>
-        </w:tabs>
-        <w:ind w:firstLine="0"/>
+        <w:pStyle w:val="Prrafodelista"/>
       </w:pPr>
       <w:r>
         <w:t xml:space="preserve">Mayor información de cada función: </w:t>
@@ -35664,13 +34422,14 @@
         </w:tabs>
         <w:ind w:left="718" w:hanging="358"/>
       </w:pPr>
+      <w:bookmarkStart w:id="53" w:name="_Toc242819422"/>
       <w:r>
         <w:rPr>
           <w:spacing w:val="-2"/>
         </w:rPr>
         <w:t>REFERENCIAS</w:t>
       </w:r>
-      <w:bookmarkEnd w:id="40"/>
+      <w:bookmarkEnd w:id="53"/>
     </w:p>
     <w:p>
       <w:pPr>
